--- a/docs/Yang-gumi配置说明.docx
+++ b/docs/Yang-gumi配置说明.docx
@@ -57,7 +57,7 @@
           <w:color w:val="606975"/>
           <w:sz w:val="21"/>
         </w:rPr>
-        <w:t>2026年7月更新版|Windows 10/11</w:t>
+        <w:t>2026年8月更新版 | Windows 10/11 | 当前版本 1.2.10</w:t>
       </w:r>
     </w:p>
     <w:p>
@@ -931,15 +931,15 @@
           <w:color w:val="222222"/>
           <w:sz w:val="19"/>
         </w:rPr>
-        <w:t>py-3.13--version</w:t>
-      </w:r>
-    </w:p>
-    <w:p>
-      <w:r>
-        <w:rPr>
-          <w:rFonts w:ascii="微软雅黑" w:hAnsi="微软雅黑" w:eastAsia="微软雅黑" w:cs="微软雅黑"/>
-        </w:rPr>
-        <w:t>正常情况会显示Python 3.13.x。若系统提示找不到py，可以再输入python--version。两个命令都找不到时，重新安装Python并确认已经勾选PATH选项。</w:t>
+        <w:t>py -3.13 --version</w:t>
+      </w:r>
+    </w:p>
+    <w:p>
+      <w:r>
+        <w:rPr>
+          <w:rFonts w:ascii="微软雅黑" w:hAnsi="微软雅黑" w:eastAsia="微软雅黑" w:cs="微软雅黑"/>
+        </w:rPr>
+        <w:t>正常情况会显示Python 3.13.x。若系统提示找不到py，可以再输入python --version。两个命令都找不到时，重新安装Python并确认已经勾选PATH选项。</w:t>
       </w:r>
     </w:p>
     <w:p>
@@ -1271,7 +1271,7 @@
                 <w:rFonts w:ascii="微软雅黑" w:hAnsi="微软雅黑" w:eastAsia="微软雅黑" w:cs="微软雅黑"/>
                 <w:sz w:val="19"/>
               </w:rPr>
-              <w:t>安装并启动Yang-gumi.bat</w:t>
+              <w:t>安装并启动 Yang-gumi.bat</w:t>
             </w:r>
           </w:p>
         </w:tc>
@@ -1339,7 +1339,7 @@
                 <w:rFonts w:ascii="微软雅黑" w:hAnsi="微软雅黑" w:eastAsia="微软雅黑" w:cs="微软雅黑"/>
                 <w:sz w:val="19"/>
               </w:rPr>
-              <w:t>启动Yang-gumi.bat</w:t>
+              <w:t>启动 Yang-gumi.bat</w:t>
             </w:r>
           </w:p>
         </w:tc>
@@ -1364,7 +1364,7 @@
                 <w:rFonts w:ascii="微软雅黑" w:hAnsi="微软雅黑" w:eastAsia="微软雅黑" w:cs="微软雅黑"/>
                 <w:sz w:val="19"/>
               </w:rPr>
-              <w:t>安装完成后的日常启动入口。</w:t>
+              <w:t>安装完成后的日常启动入口；会安全替换本目录旧实例，确保8501端口只保留一个主站。</w:t>
             </w:r>
           </w:p>
         </w:tc>
@@ -1432,7 +1432,7 @@
                 <w:rFonts w:ascii="微软雅黑" w:hAnsi="微软雅黑" w:eastAsia="微软雅黑" w:cs="微软雅黑"/>
                 <w:sz w:val="19"/>
               </w:rPr>
-              <w:t>主人在项目文件夹内运行时开启分享；复制到其他电脑后也可作为访客入口。</w:t>
+              <w:t>主人在项目文件夹内开启只读分享；主站无响应时可切换独立只读上游，并自动重连临时公网入口。</w:t>
             </w:r>
           </w:p>
         </w:tc>
@@ -1475,7 +1475,7 @@
                 <w:rFonts w:ascii="微软雅黑" w:hAnsi="微软雅黑" w:eastAsia="微软雅黑" w:cs="微软雅黑"/>
                 <w:sz w:val="19"/>
               </w:rPr>
-              <w:t>给访客打开Yang-gumi.bat</w:t>
+              <w:t>给访客打开 Yang-gumi.bat</w:t>
             </w:r>
           </w:p>
         </w:tc>
@@ -1543,7 +1543,7 @@
                 <w:rFonts w:ascii="微软雅黑" w:hAnsi="微软雅黑" w:eastAsia="微软雅黑" w:cs="微软雅黑"/>
                 <w:sz w:val="19"/>
               </w:rPr>
-              <w:t>检查并更新Yang-gumi.bat</w:t>
+              <w:t>检查并更新 Yang-gumi.bat</w:t>
             </w:r>
           </w:p>
         </w:tc>
@@ -1568,7 +1568,7 @@
                 <w:rFonts w:ascii="微软雅黑" w:hAnsi="微软雅黑" w:eastAsia="微软雅黑" w:cs="微软雅黑"/>
                 <w:sz w:val="19"/>
               </w:rPr>
-              <w:t>由使用者主动检查并安装程序更新。</w:t>
+              <w:t>由使用者主动检查并安装正式增量更新；只替换程序文件，成功后安全重启本目录正在运行的网站。</w:t>
             </w:r>
           </w:p>
         </w:tc>
@@ -1679,7 +1679,7 @@
                 <w:rFonts w:ascii="微软雅黑" w:hAnsi="微软雅黑" w:eastAsia="微软雅黑" w:cs="微软雅黑"/>
                 <w:sz w:val="19"/>
               </w:rPr>
-              <w:t>卸载Yang-gumi.bat</w:t>
+              <w:t>卸载 Yang-gumi.bat</w:t>
             </w:r>
           </w:p>
         </w:tc>
@@ -1772,7 +1772,7 @@
                 <w:rFonts w:ascii="微软雅黑" w:hAnsi="微软雅黑" w:eastAsia="微软雅黑" w:cs="微软雅黑"/>
                 <w:sz w:val="19"/>
               </w:rPr>
-              <w:t>保存评分数据库、评分设置和本机使用配置。</w:t>
+              <w:t>保存评分数据库、评分设置、本机路径、今日美图设置、图片索引和其他个人配置；更新不得覆盖。</w:t>
             </w:r>
           </w:p>
         </w:tc>
@@ -1961,7 +1961,7 @@
         <w:rPr>
           <w:rFonts w:ascii="微软雅黑" w:hAnsi="微软雅黑" w:eastAsia="微软雅黑" w:cs="微软雅黑"/>
         </w:rPr>
-        <w:t>双击“安装并启动Yang-gumi.bat”。</w:t>
+        <w:t>双击“安装并启动 Yang-gumi.bat”。</w:t>
       </w:r>
     </w:p>
     <w:p>
@@ -2028,15 +2028,15 @@
         <w:pStyle w:val="5"/>
       </w:pPr>
       <w:r>
-        <w:t>4.2如果文件夹中没有“安装并启动”文件</w:t>
-      </w:r>
-    </w:p>
-    <w:p>
-      <w:r>
-        <w:rPr>
-          <w:rFonts w:ascii="微软雅黑" w:hAnsi="微软雅黑" w:eastAsia="微软雅黑" w:cs="微软雅黑"/>
-        </w:rPr>
-        <w:t>某些已经整理过的固定工作区只保留“启动Yang-gumi.bat”。如果双击启动后提示缺少Streamlit或项目依赖，请在项目文件夹中安装requirements.txt里的内容。</w:t>
+        <w:t>4.2 如果文件夹中没有“安装并启动 Yang-gumi”文件</w:t>
+      </w:r>
+    </w:p>
+    <w:p>
+      <w:r>
+        <w:rPr>
+          <w:rFonts w:ascii="微软雅黑" w:hAnsi="微软雅黑" w:eastAsia="微软雅黑" w:cs="微软雅黑"/>
+        </w:rPr>
+        <w:t>某些已经整理过的固定工作区只保留“启动 Yang-gumi.bat”。如果双击启动后提示缺少Streamlit或项目依赖，请在项目文件夹中安装requirements.txt里的内容。</w:t>
       </w:r>
     </w:p>
     <w:p>
@@ -2088,7 +2088,7 @@
           <w:color w:val="222222"/>
           <w:sz w:val="19"/>
         </w:rPr>
-        <w:t>py-3.13-m pip install-r requirements.txt</w:t>
+        <w:t>py -3.13 -m pip install -r requirements.txt</w:t>
       </w:r>
     </w:p>
     <w:p>
@@ -2105,7 +2105,7 @@
         <w:rPr>
           <w:rFonts w:ascii="微软雅黑" w:hAnsi="微软雅黑" w:eastAsia="微软雅黑" w:cs="微软雅黑"/>
         </w:rPr>
-        <w:t>等待命令完成，再双击“启动Yang-gumi.bat”。</w:t>
+        <w:t>等待命令完成，再双击“启动 Yang-gumi.bat”。</w:t>
       </w:r>
     </w:p>
     <w:p>
@@ -2155,7 +2155,7 @@
         <w:rPr>
           <w:rFonts w:ascii="微软雅黑" w:hAnsi="微软雅黑" w:eastAsia="微软雅黑" w:cs="微软雅黑"/>
         </w:rPr>
-        <w:t>双击“启动Yang-gumi.bat”。</w:t>
+        <w:t>双击“启动 Yang-gumi.bat”。</w:t>
       </w:r>
     </w:p>
     <w:p>
@@ -2197,7 +2197,7 @@
         <w:rPr>
           <w:rFonts w:ascii="微软雅黑" w:hAnsi="微软雅黑" w:eastAsia="微软雅黑" w:cs="微软雅黑"/>
         </w:rPr>
-        <w:t>如果网站已经在运行，再次双击启动文件通常只会重新打开浏览器。不要同时保留多个重复的启动窗口，以免出现8501被占用的提示。</w:t>
+        <w:t>如果本目录的网站已经在运行，再次双击“启动 Yang-gumi.bat”会先核对8501端口，只结束本安装目录的旧实例，再启动一个新实例；同一时间只保留一个主站。若公网分享正在运行，启动器会先暂停分享，主站恢复后再尝试恢复分享。</w:t>
       </w:r>
     </w:p>
     <w:p>
@@ -2827,7 +2827,7 @@
         <w:rPr>
           <w:rFonts w:ascii="微软雅黑" w:hAnsi="微软雅黑" w:eastAsia="微软雅黑" w:cs="微软雅黑"/>
         </w:rPr>
-        <w:t>方式二：直接双击项目文件夹中的“启动只读分享.bat”。如果主站没有运行，分享程序会按需要打开本地主站。</w:t>
+        <w:t>方式二：直接双击项目文件夹中的“启动只读分享.bat”。如果主站没有运行，分享程序会按需要启动只读上游；若8501端口上的旧实例无响应，也会改用独立本地端口，不会误结束其他程序。</w:t>
       </w:r>
     </w:p>
     <w:p>
@@ -2914,7 +2914,7 @@
         <w:rPr>
           <w:rFonts w:ascii="微软雅黑" w:hAnsi="微软雅黑" w:eastAsia="微软雅黑" w:cs="微软雅黑"/>
         </w:rPr>
-        <w:t>Windows访客也可以只接收“给访客打开Yang-gumi.bat”。主人必须在分享开始后再复制这个文件，因为文件中会同步当前入口。</w:t>
+        <w:t>Windows访客也可以只接收“给访客打开 Yang-gumi.bat”。主人必须在分享开始后再复制这个文件，因为文件中会同步当前入口。</w:t>
       </w:r>
     </w:p>
     <w:p>
@@ -2928,7 +2928,7 @@
         <w:rPr>
           <w:rFonts w:ascii="微软雅黑" w:hAnsi="微软雅黑" w:eastAsia="微软雅黑" w:cs="微软雅黑"/>
         </w:rPr>
-        <w:t>“启动只读分享.bat”也是双用途文件：它在完整项目文件夹中用于主人启动分享，单独放在另一台Windows电脑时会作为访客入口。普通情况下优先发送名称更清楚的“给访客打开Yang-gumi.bat”。</w:t>
+        <w:t>“启动只读分享.bat”也是双用途文件：它在完整项目文件夹中用于主人启动分享，单独放在另一台Windows电脑时会作为访客入口。普通情况下优先发送名称更清楚的“给访客打开 Yang-gumi.bat”。</w:t>
       </w:r>
     </w:p>
     <w:p>
@@ -2976,15 +2976,15 @@
         <w:rPr>
           <w:rFonts w:ascii="微软雅黑" w:hAnsi="微软雅黑" w:eastAsia="微软雅黑" w:cs="微软雅黑"/>
         </w:rPr>
-        <w:t>分享站读取主站当前数据。主人保存作品、分项评分、标签或评分设置后，访客页面会自动获得更新。若访客正停留在旧画面，可刷新浏览器或稍等片刻。</w:t>
-      </w:r>
-    </w:p>
-    <w:p>
-      <w:r>
-        <w:rPr>
-          <w:rFonts w:ascii="微软雅黑" w:hAnsi="微软雅黑" w:eastAsia="微软雅黑" w:cs="微软雅黑"/>
-        </w:rPr>
-        <w:t>分享网址只在当前分享持续期间有效。主人停止分享、关闭分享窗口、电脑断网或临时线路重新建立后，原网址可能失效。遇到这种情况，主人重新开始分享，并发送最新网址或重新复制访客BAT。</w:t>
+        <w:t>分享站以只读方式读取主人当前数据。主人保存作品、分项评分、标签或评分设置后，访客刷新页面即可看到更新；本地只读上游失效时，分享程序会自动切换到可用端口并重建安全代理。</w:t>
+      </w:r>
+    </w:p>
+    <w:p>
+      <w:r>
+        <w:rPr>
+          <w:rFonts w:ascii="微软雅黑" w:hAnsi="微软雅黑" w:eastAsia="微软雅黑" w:cs="微软雅黑"/>
+        </w:rPr>
+        <w:t>公网临时线路连续健康检查失败时会被回收并重连；访客启动文件会通过稳定定位器取得当前入口。直接发送的完整HTTPS网址仍可能在重连或停止分享后失效，此时应发送最新网址。</w:t>
       </w:r>
     </w:p>
     <w:p>
@@ -3143,7 +3143,7 @@
         <w:pStyle w:val="5"/>
       </w:pPr>
       <w:r>
-        <w:t>8.2手动更新</w:t>
+        <w:t>8.2 手动增量更新</w:t>
       </w:r>
     </w:p>
     <w:p>
@@ -3160,7 +3160,7 @@
         <w:rPr>
           <w:rFonts w:ascii="微软雅黑" w:hAnsi="微软雅黑" w:eastAsia="微软雅黑" w:cs="微软雅黑"/>
         </w:rPr>
-        <w:t>双击“检查并更新Yang-gumi.bat”。</w:t>
+        <w:t>双击“检查并更新 Yang-gumi.bat”。</w:t>
       </w:r>
     </w:p>
     <w:p>
@@ -3177,7 +3177,7 @@
         <w:rPr>
           <w:rFonts w:ascii="微软雅黑" w:hAnsi="微软雅黑" w:eastAsia="微软雅黑" w:cs="微软雅黑"/>
         </w:rPr>
-        <w:t>程序会显示当前版本和是否存在新内容。</w:t>
+        <w:t>程序会读取GitHub正式VERSION并显示当前版本、目标版本和是否存在新内容；不会根据提交数量猜测版本。</w:t>
       </w:r>
     </w:p>
     <w:p>
@@ -3211,7 +3211,7 @@
         <w:rPr>
           <w:rFonts w:ascii="微软雅黑" w:hAnsi="微软雅黑" w:eastAsia="微软雅黑" w:cs="微软雅黑"/>
         </w:rPr>
-        <w:t>选择Y后等待完成。更新程序会保留data、backups和个人配置。</w:t>
+        <w:t>选择Y后只下载发生变化的程序文件。下载筛选后和实际写入前都会检查目标路径；数据库、评分与收藏、私人笔记、今日美图设置、图片索引、本地海报与背景、令牌、日志、备份和导出都不得进入更新计划。</w:t>
       </w:r>
     </w:p>
     <w:p>
@@ -3228,15 +3228,15 @@
         <w:rPr>
           <w:rFonts w:ascii="微软雅黑" w:hAnsi="微软雅黑" w:eastAsia="微软雅黑" w:cs="微软雅黑"/>
         </w:rPr>
-        <w:t>更新完成后重新启动Yang-gumi。</w:t>
-      </w:r>
-    </w:p>
-    <w:p>
-      <w:r>
-        <w:rPr>
-          <w:rFonts w:ascii="微软雅黑" w:hAnsi="微软雅黑" w:eastAsia="微软雅黑" w:cs="微软雅黑"/>
-        </w:rPr>
-        <w:t>每次更新前都会建立返回点。更新只应通过项目提供的更新文件或完整新版本进行，不要用旧ZIP随意覆盖正在使用的项目文件夹。</w:t>
+        <w:t>若本目录主站正在运行，更新完成后会安全重启该实例并让新代码立即生效，不额外打开浏览器；网站原本未运行时不会被意外启动。</w:t>
+      </w:r>
+    </w:p>
+    <w:p>
+      <w:r>
+        <w:rPr>
+          <w:rFonts w:ascii="微软雅黑" w:hAnsi="微软雅黑" w:eastAsia="微软雅黑" w:cs="微软雅黑"/>
+        </w:rPr>
+        <w:t>每次更新前都会建立程序返回点和人工应急数据库快照。暂存目录与安装目录位于不同磁盘时也会先复制到目标同盘再原子替换；发布版BAT采用Windows CMD安全编码与CRLF换行。不要用旧ZIP覆盖正在使用的项目文件夹。</w:t>
       </w:r>
     </w:p>
     <w:p>
@@ -3303,7 +3303,7 @@
         <w:rPr>
           <w:rFonts w:ascii="微软雅黑" w:hAnsi="微软雅黑" w:eastAsia="微软雅黑" w:cs="微软雅黑"/>
         </w:rPr>
-        <w:t>这个操作针对最近一次程序更新。它不能替代平时的数据库备份，因此个人评分仍应单独备份。</w:t>
+        <w:t>这个操作只恢复最近一次更新涉及的程序文件，不会把旧数据库覆盖到后来新增的评分或收藏上。它仍不能替代平时的数据库备份。</w:t>
       </w:r>
     </w:p>
     <w:p>
@@ -3345,7 +3345,7 @@
         <w:rPr>
           <w:rFonts w:ascii="微软雅黑" w:hAnsi="微软雅黑" w:eastAsia="微软雅黑" w:cs="微软雅黑"/>
         </w:rPr>
-        <w:t>双击“卸载Yang-gumi.bat”。</w:t>
+        <w:t>双击“卸载 Yang-gumi.bat”。</w:t>
       </w:r>
     </w:p>
     <w:p>
@@ -3454,7 +3454,7 @@
         <w:rPr>
           <w:rFonts w:ascii="微软雅黑" w:hAnsi="微软雅黑" w:eastAsia="微软雅黑" w:cs="微软雅黑"/>
         </w:rPr>
-        <w:t>确认Python已安装，并重新执行py-3.13--version。</w:t>
+        <w:t>确认Python已安装，并重新执行py -3.13 --version。</w:t>
       </w:r>
     </w:p>
     <w:p>
@@ -3471,7 +3471,7 @@
         <w:rPr>
           <w:rFonts w:ascii="微软雅黑" w:hAnsi="微软雅黑" w:eastAsia="微软雅黑" w:cs="微软雅黑"/>
         </w:rPr>
-        <w:t>第一次使用应运行“安装并启动Yang-gumi.bat”。</w:t>
+        <w:t>第一次使用应运行“安装并启动 Yang-gumi.bat”。</w:t>
       </w:r>
     </w:p>
     <w:p>
@@ -3504,7 +3504,7 @@
         <w:rPr>
           <w:rFonts w:ascii="微软雅黑" w:hAnsi="微软雅黑" w:eastAsia="微软雅黑" w:cs="微软雅黑"/>
         </w:rPr>
-        <w:t>重新运行“安装并启动Yang-gumi.bat”。如果项目中没有该文件，在项目文件夹终端执行下面的命令，然后再启动。</w:t>
+        <w:t>重新运行“安装并启动 Yang-gumi.bat”。如果项目中没有该文件，在项目文件夹终端执行下面的命令，然后再启动。</w:t>
       </w:r>
     </w:p>
     <w:p>
@@ -3522,7 +3522,7 @@
           <w:color w:val="222222"/>
           <w:sz w:val="19"/>
         </w:rPr>
-        <w:t>py-3.13-m pip install-r requirements.txt</w:t>
+        <w:t>py -3.13 -m pip install -r requirements.txt</w:t>
       </w:r>
     </w:p>
     <w:p>
@@ -3530,7 +3530,7 @@
         <w:pStyle w:val="5"/>
       </w:pPr>
       <w:r>
-        <w:t>10.3提示8501被占用</w:t>
+        <w:t>10.3 提示8501被占用或重复启动</w:t>
       </w:r>
     </w:p>
     <w:p>
@@ -3547,7 +3547,7 @@
         <w:rPr>
           <w:rFonts w:ascii="微软雅黑" w:hAnsi="微软雅黑" w:eastAsia="微软雅黑" w:cs="微软雅黑"/>
         </w:rPr>
-        <w:t>关闭以前打开的Yang-gumi黑色窗口。</w:t>
+        <w:t>新版启动器会先识别8501端口上的进程；只有命令行、app.py和安装目录都属于当前Yang-gumi时，才会结束旧实例并等待端口释放。</w:t>
       </w:r>
     </w:p>
     <w:p>
@@ -3564,7 +3564,7 @@
         <w:rPr>
           <w:rFonts w:ascii="微软雅黑" w:hAnsi="微软雅黑" w:eastAsia="微软雅黑" w:cs="微软雅黑"/>
         </w:rPr>
-        <w:t>等待数秒后重新启动。</w:t>
+        <w:t>正常情况下直接再次双击“启动 Yang-gumi.bat”即可，新启动会替换旧启动，并保持只有一个主站窗口负责8501端口。</w:t>
       </w:r>
     </w:p>
     <w:p>
@@ -3581,7 +3581,7 @@
         <w:rPr>
           <w:rFonts w:ascii="微软雅黑" w:hAnsi="微软雅黑" w:eastAsia="微软雅黑" w:cs="微软雅黑"/>
         </w:rPr>
-        <w:t>仍然占用时重启电脑，再只运行一次启动文件。</w:t>
+        <w:t>如果8501由其他程序占用，Yang-gumi会拒绝误结束该程序并显示提示。请自行关闭真正占用8501的程序后再启动，不需要修改IP、网卡、防火墙或注册表。</w:t>
       </w:r>
     </w:p>
     <w:p>
@@ -3605,7 +3605,7 @@
         <w:pStyle w:val="5"/>
       </w:pPr>
       <w:r>
-        <w:t>10.5 Bangumi搜索、封面或季度内容很慢</w:t>
+        <w:t>10.5 Bangumi、YUC、封面或季度内容很慢</w:t>
       </w:r>
     </w:p>
     <w:p>
@@ -3639,7 +3639,7 @@
         <w:rPr>
           <w:rFonts w:ascii="微软雅黑" w:hAnsi="微软雅黑" w:eastAsia="微软雅黑" w:cs="微软雅黑"/>
         </w:rPr>
-        <w:t>等待当前请求完成，不要连续点击同一个按钮。</w:t>
+        <w:t>等待当前请求完成，不要连续点击同一个按钮。季度刷新需要同时核对Bangumi与YUC，网络波动时会比普通页面更慢。</w:t>
       </w:r>
     </w:p>
     <w:p>
@@ -3656,7 +3656,7 @@
         <w:rPr>
           <w:rFonts w:ascii="微软雅黑" w:hAnsi="微软雅黑" w:eastAsia="微软雅黑" w:cs="微软雅黑"/>
         </w:rPr>
-        <w:t>失败后稍后再试。本地条目和已经保存的评分不会因此丢失。</w:t>
+        <w:t>失败后稍后再点击“刷新本季新番”。异常结果会被拒绝并保留上一次可用缓存，本地条目、状态和评分不会因此丢失。</w:t>
       </w:r>
     </w:p>
     <w:p>
@@ -3774,7 +3774,7 @@
         <w:rPr>
           <w:rFonts w:ascii="微软雅黑" w:hAnsi="微软雅黑" w:eastAsia="微软雅黑" w:cs="微软雅黑"/>
         </w:rPr>
-        <w:t>主人确认分享窗口仍然打开，电脑没有休眠并且网络正常。</w:t>
+        <w:t>主人确认分享窗口仍然打开，电脑没有休眠并且网络正常；先查看数据管理中的分享状态。</w:t>
       </w:r>
     </w:p>
     <w:p>
@@ -3791,7 +3791,7 @@
         <w:rPr>
           <w:rFonts w:ascii="微软雅黑" w:hAnsi="微软雅黑" w:eastAsia="微软雅黑" w:cs="微软雅黑"/>
         </w:rPr>
-        <w:t>主人自己先打开当前分享网址。</w:t>
+        <w:t>主人先打开当前分享网址或运行访客启动文件；如果状态显示正在重连，等待自动恢复完成后再测试。</w:t>
       </w:r>
     </w:p>
     <w:p>
@@ -3808,7 +3808,7 @@
         <w:rPr>
           <w:rFonts w:ascii="微软雅黑" w:hAnsi="微软雅黑" w:eastAsia="微软雅黑" w:cs="微软雅黑"/>
         </w:rPr>
-        <w:t>重新开始分享，并发送最新网址或重新复制“给访客打开Yang-gumi.bat”。</w:t>
+        <w:t>直接HTTPS网址失效时，重新开始分享并发送最新网址；访客启动文件会通过稳定定位器寻找当前入口，通常不必重新下载整个项目。</w:t>
       </w:r>
     </w:p>
     <w:p>
@@ -3825,7 +3825,7 @@
         <w:rPr>
           <w:rFonts w:ascii="微软雅黑" w:hAnsi="微软雅黑" w:eastAsia="微软雅黑" w:cs="微软雅黑"/>
         </w:rPr>
-        <w:t>不要修改IP、网卡、代理、路由器或防火墙来尝试修复。正常分享不要求这些操作。</w:t>
+        <w:t>免费公网通道持续不可用时，页面会保留错误或重试状态，主站和个人数据仍可正常使用。不要为此修改IP、网卡、代理、DNS、路由器或防火墙。</w:t>
       </w:r>
     </w:p>
     <w:p>
@@ -3842,6 +3842,30 @@
           <w:rFonts w:ascii="微软雅黑" w:hAnsi="微软雅黑" w:eastAsia="微软雅黑" w:cs="微软雅黑"/>
         </w:rPr>
         <w:t>先点击“一键备份数据库”，再选择要加载的.db文件。恢复会替换当前评分数据库；XLSX、CSV和JSON文件不能直接代替完整数据库恢复。</w:t>
+      </w:r>
+    </w:p>
+    <w:p>
+      <w:pPr>
+        <w:pStyle w:val="5"/>
+      </w:pPr>
+      <w:r>
+        <w:t>10.9 更新后页面仍是旧版或担心个人内容被覆盖</w:t>
+      </w:r>
+    </w:p>
+    <w:p>
+      <w:r>
+        <w:rPr>
+          <w:rFonts w:ascii="微软雅黑" w:hAnsi="微软雅黑" w:eastAsia="微软雅黑" w:cs="微软雅黑"/>
+        </w:rPr>
+        <w:t>当前更新器会在成功后安全重启本目录正在运行的网站；未运行的网站不会被额外启动。若从很旧的版本升级后浏览器仍显示旧内容，先关闭旧启动窗口，再运行一次“检查并更新 Yang-gumi.bat”，完成后刷新页面。</w:t>
+      </w:r>
+    </w:p>
+    <w:p>
+      <w:r>
+        <w:rPr>
+          <w:rFonts w:ascii="微软雅黑" w:hAnsi="微软雅黑" w:eastAsia="微软雅黑" w:cs="微软雅黑"/>
+        </w:rPr>
+        <w:t>更新控制台应显示“0 个个人内容文件进入更新计划”。只要数据库、评分或收藏、今日美图设置、图片索引、本地海报或背景进入计划，更新会在写入前停止；程序回滚也不会把旧数据库覆盖到后来新增的记录上。</w:t>
       </w:r>
     </w:p>
     <w:p>
@@ -4168,7 +4192,7 @@
                 <w:rFonts w:ascii="微软雅黑" w:hAnsi="微软雅黑" w:eastAsia="微软雅黑" w:cs="微软雅黑"/>
                 <w:sz w:val="19"/>
               </w:rPr>
-              <w:t>评分设置和界面设置</w:t>
+              <w:t>评分设置、界面设置和本机路径</w:t>
             </w:r>
           </w:p>
         </w:tc>
@@ -4193,7 +4217,7 @@
                 <w:rFonts w:ascii="微软雅黑" w:hAnsi="微软雅黑" w:eastAsia="微软雅黑" w:cs="微软雅黑"/>
                 <w:sz w:val="19"/>
               </w:rPr>
-              <w:t>保存在data文件夹中的配置文件。</w:t>
+              <w:t>保存在data文件夹中的配置文件；今日美图目录、图片索引等只属于本机，不应发布。</w:t>
             </w:r>
           </w:p>
         </w:tc>
@@ -5120,7 +5144,7 @@
                 <w:rFonts w:ascii="微软雅黑" w:hAnsi="微软雅黑" w:eastAsia="微软雅黑" w:cs="微软雅黑"/>
                 <w:sz w:val="19"/>
               </w:rPr>
-              <w:t>查看个人统计、今日美图、本季新番、观看状态、最近添加和最近完成。</w:t>
+              <w:t>查看个人统计、今日美图、日本非短篇TV本季新番海报墙、全发行形式新番时光机、最近添加和最近完成。</w:t>
             </w:r>
           </w:p>
         </w:tc>
@@ -5324,7 +5348,7 @@
                 <w:rFonts w:ascii="微软雅黑" w:hAnsi="微软雅黑" w:eastAsia="微软雅黑" w:cs="微软雅黑"/>
                 <w:sz w:val="19"/>
               </w:rPr>
-              <w:t>浏览和关联公开条目，更新公开评分、排名、封面、简介和标签。</w:t>
+              <w:t>浏览和关联公开条目，更新公开评分、排名、封面、简介和标签；搜索分类可固定为默认值。</w:t>
             </w:r>
           </w:p>
         </w:tc>
@@ -5460,7 +5484,7 @@
                 <w:rFonts w:ascii="微软雅黑" w:hAnsi="微软雅黑" w:eastAsia="微软雅黑" w:cs="微软雅黑"/>
                 <w:sz w:val="19"/>
               </w:rPr>
-              <w:t>比较个人评分与Bangumi公共评分，并统一比较、调整每个评分小项目。</w:t>
+              <w:t>比较个人评分与Bangumi公共评分，用全部/偏高/偏低/接近按钮筛选，并统一比较、调整每个评分小项目。</w:t>
             </w:r>
           </w:p>
         </w:tc>
@@ -5707,7 +5731,39 @@
         <w:rPr>
           <w:rFonts w:ascii="微软雅黑" w:hAnsi="微软雅黑" w:eastAsia="微软雅黑" w:cs="微软雅黑"/>
         </w:rPr>
-        <w:t>本季新番区域显示当前季度作品、放送信息、Bangumi公共评分、人数和本地状态。可以按星期跳转、搜索标题、改变排序，并在卡片上直接标记状态。</w:t>
+        <w:t>本季新番海报墙显示当前季度的日本非短篇TV动画、放送信息、Bangumi公共评分、人数和本地状态。可以按星期跳转、搜索标题、改变排序，并在卡片上直接标记状态。</w:t>
+      </w:r>
+    </w:p>
+    <w:p>
+      <w:r>
+        <w:rPr>
+          <w:rFonts w:ascii="微软雅黑" w:hAnsi="微软雅黑" w:eastAsia="微软雅黑" w:cs="微软雅黑"/>
+        </w:rPr>
+        <w:t>程序每天按本地时间 00:00 交叉核对 https://bgm.tv/calendar 与 YUC 当季表（https://yuc.wiki/YYYYMM/）。YUC 周播表用于限定候选，Bangumi 用于逐部核验并补全标题、海报、评分和放送信息；剧场版、OVA、WEB、SP 和短篇动画不会进入主海报墙。</w:t>
+      </w:r>
+    </w:p>
+    <w:p>
+      <w:r>
+        <w:rPr>
+          <w:rFonts w:ascii="微软雅黑" w:hAnsi="微软雅黑" w:eastAsia="微软雅黑" w:cs="微软雅黑"/>
+        </w:rPr>
+        <w:t>刷新结果会与 YUC 当季主清单核对数量；差异超过 5 部时会拒绝异常刷新并保留旧缓存。2026 年 7 月例子中，海报墙 70 部、YUC 主清单 66 部，差异为 4 部，处于允许范围。</w:t>
+      </w:r>
+    </w:p>
+    <w:p>
+      <w:r>
+        <w:rPr>
+          <w:rFonts w:ascii="微软雅黑" w:hAnsi="微软雅黑" w:eastAsia="微软雅黑" w:cs="微软雅黑"/>
+        </w:rPr>
+        <w:t>季番缓存记录算法版本；即使旧算法当天已经刷新，升级后也会自动重建公开缓存。刷新只更新公开季度资料，保留作品状态、日期、评分、笔记和其他个人字段。</w:t>
+      </w:r>
+    </w:p>
+    <w:p>
+      <w:r>
+        <w:rPr>
+          <w:rFonts w:ascii="微软雅黑" w:hAnsi="微软雅黑" w:eastAsia="微软雅黑" w:cs="微软雅黑"/>
+        </w:rPr>
+        <w:t>首页下方的“新番时光机”不受主海报墙限制，继续展示TV、剧场版、OVA、WEB、SP等全部动画发行形式。</w:t>
       </w:r>
     </w:p>
     <w:p>
@@ -6504,6 +6560,14 @@
         <w:rPr>
           <w:rFonts w:ascii="微软雅黑" w:hAnsi="微软雅黑" w:eastAsia="微软雅黑" w:cs="微软雅黑"/>
         </w:rPr>
+        <w:t>搜索分类旁的“固定”按钮可以把当前分类保存为默认值；新增条目、Bangumi排行和公开搜索共用该选择，刷新页面或重新启动后仍会保留。</w:t>
+      </w:r>
+    </w:p>
+    <w:p>
+      <w:r>
+        <w:rPr>
+          <w:rFonts w:ascii="微软雅黑" w:hAnsi="微软雅黑" w:eastAsia="微软雅黑" w:cs="微软雅黑"/>
+        </w:rPr>
         <w:t>同名作品可能有不同季度、续作、剧场版或不同载体。选择前要核对封面、年份、类型和副标题，避免关联到错误条目。</w:t>
       </w:r>
     </w:p>
@@ -7288,7 +7352,15 @@
         <w:rPr>
           <w:rFonts w:ascii="微软雅黑" w:hAnsi="微软雅黑" w:eastAsia="微软雅黑" w:cs="微软雅黑"/>
         </w:rPr>
-        <w:t>评分对比先显示个人平均分、Bangumi平均分、平均差值、个人高于或低于公共评分的数量，并提供“我比Bangumi高最多”“我比Bangumi低最多”“最一致”等榜单。</w:t>
+        <w:t>评分对比顶部以紧凑总览显示已对比数量、我的均分、Bangumi均分、平均差值和平均评分人数；类型、状态和标签放在“筛选对比范围”中按需展开。</w:t>
+      </w:r>
+    </w:p>
+    <w:p>
+      <w:r>
+        <w:rPr>
+          <w:rFonts w:ascii="微软雅黑" w:hAnsi="微软雅黑" w:eastAsia="微软雅黑" w:cs="微软雅黑"/>
+        </w:rPr>
+        <w:t>“全部”“偏高”“偏低”“接近”是互斥按钮，并显示各组数量。偏高表示差值大于 0.5，偏低表示差值小于 -0.5，接近表示差值位于 -0.5 至 0.5 且包含边界；缺少完整个人分或 Bangumi 分的作品不会进入这三个差值组。</w:t>
       </w:r>
     </w:p>
     <w:p>
@@ -7312,7 +7384,21 @@
         <w:rPr>
           <w:rFonts w:ascii="微软雅黑" w:hAnsi="微软雅黑" w:eastAsia="微软雅黑" w:cs="微软雅黑"/>
         </w:rPr>
-        <w:t>分项评分校准台用于把所有作品的同一个小项目放到同一画面中比较。例如选择“剧情”，就可以按剧情从高到低或从低到高排列，直观看出不同作品之间的差距，减少不同时间评分时出现标准不一致。</w:t>
+        <w:t>分项评分校准台用于把所有作品的同一个小项目放到同一画面中比较。例如选择“剧情”，就可以按剧情从高到低或从低到高排列，直观看出不同作品之间的差距，减少不同时间评分时出现标准不一致。上方评分差按钮会同时筛选这一列表。</w:t>
+      </w:r>
+    </w:p>
+    <w:p>
+      <w:pPr>
+        <w:numPr>
+          <w:ilvl w:val="0"/>
+          <w:numId w:val="7"/>
+        </w:numPr>
+      </w:pPr>
+      <w:r>
+        <w:rPr>
+          <w:rFonts w:ascii="微软雅黑" w:hAnsi="微软雅黑" w:eastAsia="微软雅黑" w:cs="微软雅黑"/>
+        </w:rPr>
+        <w:t>评分差筛选：选择“全部”“偏高”“偏低”或“接近”后，分项列表立即更新并自动回到第1页。</w:t>
       </w:r>
     </w:p>
     <w:p>
@@ -8206,7 +8292,7 @@
         <w:rPr>
           <w:rFonts w:ascii="微软雅黑" w:hAnsi="微软雅黑" w:eastAsia="微软雅黑" w:cs="微软雅黑"/>
         </w:rPr>
-        <w:t>双击“启动Yang-gumi.bat”，打开主站。</w:t>
+        <w:t>双击“启动 Yang-gumi.bat”，打开主站。</w:t>
       </w:r>
     </w:p>
     <w:p>
@@ -8223,7 +8309,7 @@
         <w:rPr>
           <w:rFonts w:ascii="微软雅黑" w:hAnsi="微软雅黑" w:eastAsia="微软雅黑" w:cs="微软雅黑"/>
         </w:rPr>
-        <w:t>在首页查看本季新番和近期记录。</w:t>
+        <w:t>在首页查看只含日本非短篇TV的本季新番海报墙，并用下方新番时光机回看全部发行形式。</w:t>
       </w:r>
     </w:p>
     <w:p>
@@ -8274,7 +8360,7 @@
         <w:rPr>
           <w:rFonts w:ascii="微软雅黑" w:hAnsi="微软雅黑" w:eastAsia="微软雅黑" w:cs="微软雅黑"/>
         </w:rPr>
-        <w:t>定期打开评分对比，用同一评分小项目统一查看高低顺序。</w:t>
+        <w:t>定期打开评分对比，先用“偏高”“偏低”“接近”按钮观察口味差异，再用同一评分小项目统一查看高低顺序。</w:t>
       </w:r>
     </w:p>
     <w:p>

--- a/docs/Yang-gumi配置说明.docx
+++ b/docs/Yang-gumi配置说明.docx
@@ -28,7 +28,7 @@
           <w:color w:val="203748"/>
           <w:sz w:val="58"/>
         </w:rPr>
-        <w:t>配置、部署与使用说明</w:t>
+        <w:t>配置、部署与网站功能说明</w:t>
       </w:r>
     </w:p>
     <w:p>
@@ -42,7 +42,7 @@
           <w:color w:val="1F4D78"/>
           <w:sz w:val="28"/>
         </w:rPr>
-        <w:t>面向第一次部署和使用者的完整操作手册</w:t>
+        <w:t>面向首次部署、日常记录、评分校准、Bangumi资料关联与只读分享的完整手册</w:t>
       </w:r>
     </w:p>
     <w:p>
@@ -57,7 +57,7 @@
           <w:color w:val="606975"/>
           <w:sz w:val="21"/>
         </w:rPr>
-        <w:t>2026年7月更新版|Windows 10/11</w:t>
+        <w:t>2026年8月10日修订版|Windows 10/11|当前版本1.2.10</w:t>
       </w:r>
     </w:p>
     <w:p>
@@ -75,14 +75,7 @@
           <w:b/>
           <w:color w:val="203748"/>
         </w:rPr>
-        <w:t>阅读顺序：</w:t>
-      </w:r>
-      <w:r>
-        <w:rPr>
-          <w:rFonts w:ascii="微软雅黑" w:hAnsi="微软雅黑" w:eastAsia="微软雅黑" w:cs="微软雅黑"/>
-          <w:color w:val="111111"/>
-        </w:rPr>
-        <w:t>第一次安装请从第一部分开始，按顺序做到“日常启动”即可使用。安装完成后，再阅读第二部分了解各页面、评分方法、备份和分享功能。</w:t>
+        <w:t>阅读顺序：首次安装请从第一部分开始，按顺序完成安装和首次备份；已经能够打开网站时，可直接从第二部分了解各页面、四类评分体系、Bangumi资料、数据管理和只读分享。</w:t>
       </w:r>
     </w:p>
     <w:p>
@@ -97,7 +90,7 @@
           <w:color w:val="D94F7A"/>
           <w:sz w:val="22"/>
         </w:rPr>
-        <w:t>第一部分：部署·第二部分：介绍说明</w:t>
+        <w:t>第一部分：部署与维护·第二部分：网站功能详解</w:t>
       </w:r>
     </w:p>
     <w:p>
@@ -117,7 +110,7 @@
           <w:color w:val="2E74B5"/>
           <w:sz w:val="40"/>
         </w:rPr>
-        <w:t>第一部分：部署</w:t>
+        <w:t>第一部分：部署、维护与分享</w:t>
       </w:r>
     </w:p>
     <w:p>
@@ -133,7 +126,7 @@
           <w:color w:val="606975"/>
           <w:sz w:val="23"/>
         </w:rPr>
-        <w:t>从一台新电脑开始，完成下载、安装、首次启动、数据迁移、只读分享、更新与卸载。</w:t>
+        <w:t>从一台新电脑开始，完成下载、安装、首次启动、数据迁移、只读分享、故障处理、更新与卸载。</w:t>
       </w:r>
     </w:p>
     <w:p>
@@ -195,6 +188,7 @@
           </w:tblCellMar>
         </w:tblPrEx>
         <w:trPr>
+          <w:cantSplit/>
           <w:tblHeader/>
         </w:trPr>
         <w:tc>
@@ -271,6 +265,9 @@
             <w:right w:w="108" w:type="dxa"/>
           </w:tblCellMar>
         </w:tblPrEx>
+        <w:trPr>
+          <w:cantSplit/>
+        </w:trPr>
         <w:tc>
           <w:tcPr>
             <w:tcW w:w="2232" w:type="dxa"/>
@@ -339,6 +336,9 @@
             <w:right w:w="108" w:type="dxa"/>
           </w:tblCellMar>
         </w:tblPrEx>
+        <w:trPr>
+          <w:cantSplit/>
+        </w:trPr>
         <w:tc>
           <w:tcPr>
             <w:tcW w:w="2232" w:type="dxa"/>
@@ -407,6 +407,9 @@
             <w:right w:w="108" w:type="dxa"/>
           </w:tblCellMar>
         </w:tblPrEx>
+        <w:trPr>
+          <w:cantSplit/>
+        </w:trPr>
         <w:tc>
           <w:tcPr>
             <w:tcW w:w="2232" w:type="dxa"/>
@@ -475,6 +478,9 @@
             <w:right w:w="108" w:type="dxa"/>
           </w:tblCellMar>
         </w:tblPrEx>
+        <w:trPr>
+          <w:cantSplit/>
+        </w:trPr>
         <w:tc>
           <w:tcPr>
             <w:tcW w:w="2232" w:type="dxa"/>
@@ -543,6 +549,9 @@
             <w:right w:w="108" w:type="dxa"/>
           </w:tblCellMar>
         </w:tblPrEx>
+        <w:trPr>
+          <w:cantSplit/>
+        </w:trPr>
         <w:tc>
           <w:tcPr>
             <w:tcW w:w="2232" w:type="dxa"/>
@@ -667,7 +676,20 @@
         <w:rPr>
           <w:rFonts w:ascii="微软雅黑" w:hAnsi="微软雅黑" w:eastAsia="微软雅黑" w:cs="微软雅黑"/>
         </w:rPr>
-        <w:t>主站和分享站读取同一份数据。主人可以修改；访客只能浏览允许公开的内容。</w:t>
+        <w:t>主站和分享站读取同一份数据。</w:t>
+      </w:r>
+      <w:r>
+        <w:rPr>
+          <w:rFonts w:hint="eastAsia" w:ascii="微软雅黑" w:hAnsi="微软雅黑" w:cs="微软雅黑"/>
+          <w:lang w:eastAsia="zh-CN"/>
+        </w:rPr>
+        <w:t>用户</w:t>
+      </w:r>
+      <w:r>
+        <w:rPr>
+          <w:rFonts w:ascii="微软雅黑" w:hAnsi="微软雅黑" w:eastAsia="微软雅黑" w:cs="微软雅黑"/>
+        </w:rPr>
+        <w:t>可以修改；访客只能浏览允许公开的内容。</w:t>
       </w:r>
     </w:p>
     <w:p>
@@ -683,7 +705,7 @@
         <w:rPr>
           <w:rFonts w:ascii="微软雅黑" w:hAnsi="微软雅黑" w:eastAsia="微软雅黑" w:cs="微软雅黑"/>
         </w:rPr>
-        <w:t>把Yang-gumi放在一个不会随意删除或清理的文件夹中，例如D:\Yang-gumi或E:\我的工具\Yang-gumi。路径中可以有中文，但不要把文件夹放在临时下载目录、压缩包预览窗口或容易被清理的软件缓存目录中。</w:t>
+        <w:t>把Yang-gumi放在一个不会随意删除或清理的文件夹中，例如“文档”中的 Yang-gumi 文件夹。</w:t>
       </w:r>
     </w:p>
     <w:p>
@@ -1174,6 +1196,7 @@
           </w:tblCellMar>
         </w:tblPrEx>
         <w:trPr>
+          <w:cantSplit/>
           <w:tblHeader/>
         </w:trPr>
         <w:tc>
@@ -1250,6 +1273,9 @@
             <w:right w:w="108" w:type="dxa"/>
           </w:tblCellMar>
         </w:tblPrEx>
+        <w:trPr>
+          <w:cantSplit/>
+        </w:trPr>
         <w:tc>
           <w:tcPr>
             <w:tcW w:w="3240" w:type="dxa"/>
@@ -1318,6 +1344,9 @@
             <w:right w:w="108" w:type="dxa"/>
           </w:tblCellMar>
         </w:tblPrEx>
+        <w:trPr>
+          <w:cantSplit/>
+        </w:trPr>
         <w:tc>
           <w:tcPr>
             <w:tcW w:w="3240" w:type="dxa"/>
@@ -1364,7 +1393,7 @@
                 <w:rFonts w:ascii="微软雅黑" w:hAnsi="微软雅黑" w:eastAsia="微软雅黑" w:cs="微软雅黑"/>
                 <w:sz w:val="19"/>
               </w:rPr>
-              <w:t>安装完成后的日常启动入口。</w:t>
+              <w:t>安装完成后的日常启动入口；会安全替换本目录旧实例，确保8501端口只保留一个主站。</w:t>
             </w:r>
           </w:p>
         </w:tc>
@@ -1386,6 +1415,9 @@
             <w:right w:w="108" w:type="dxa"/>
           </w:tblCellMar>
         </w:tblPrEx>
+        <w:trPr>
+          <w:cantSplit/>
+        </w:trPr>
         <w:tc>
           <w:tcPr>
             <w:tcW w:w="3240" w:type="dxa"/>
@@ -1398,14 +1430,9 @@
             <w:vAlign w:val="center"/>
           </w:tcPr>
           <w:p>
-            <w:pPr>
-              <w:spacing w:after="0" w:line="276" w:lineRule="auto"/>
-              <w:jc w:val="left"/>
-            </w:pPr>
             <w:r>
               <w:rPr>
-                <w:rFonts w:ascii="微软雅黑" w:hAnsi="微软雅黑" w:eastAsia="微软雅黑" w:cs="微软雅黑"/>
-                <w:sz w:val="19"/>
+                <w:b w:val="0"/>
               </w:rPr>
               <w:t>启动只读分享.bat</w:t>
             </w:r>
@@ -1423,16 +1450,11 @@
             <w:vAlign w:val="center"/>
           </w:tcPr>
           <w:p>
-            <w:pPr>
-              <w:spacing w:after="0" w:line="276" w:lineRule="auto"/>
-              <w:jc w:val="left"/>
-            </w:pPr>
             <w:r>
               <w:rPr>
-                <w:rFonts w:ascii="微软雅黑" w:hAnsi="微软雅黑" w:eastAsia="微软雅黑" w:cs="微软雅黑"/>
-                <w:sz w:val="19"/>
+                <w:b w:val="0"/>
               </w:rPr>
-              <w:t>主人在项目文件夹内运行时开启分享；复制到其他电脑后也可作为访客入口。</w:t>
+              <w:t>用户在项目文件夹内开启只读分享；公网客户端断开后由外层程序自动重连或切换备用线路，当前入口显示在数据管理。</w:t>
             </w:r>
           </w:p>
         </w:tc>
@@ -1454,6 +1476,9 @@
             <w:right w:w="108" w:type="dxa"/>
           </w:tblCellMar>
         </w:tblPrEx>
+        <w:trPr>
+          <w:cantSplit/>
+        </w:trPr>
         <w:tc>
           <w:tcPr>
             <w:tcW w:w="3240" w:type="dxa"/>
@@ -1466,14 +1491,9 @@
             <w:vAlign w:val="center"/>
           </w:tcPr>
           <w:p>
-            <w:pPr>
-              <w:spacing w:after="0" w:line="276" w:lineRule="auto"/>
-              <w:jc w:val="left"/>
-            </w:pPr>
             <w:r>
               <w:rPr>
-                <w:rFonts w:ascii="微软雅黑" w:hAnsi="微软雅黑" w:eastAsia="微软雅黑" w:cs="微软雅黑"/>
-                <w:sz w:val="19"/>
+                <w:b w:val="0"/>
               </w:rPr>
               <w:t>给访客打开Yang-gumi.bat</w:t>
             </w:r>
@@ -1491,16 +1511,11 @@
             <w:vAlign w:val="center"/>
           </w:tcPr>
           <w:p>
-            <w:pPr>
-              <w:spacing w:after="0" w:line="276" w:lineRule="auto"/>
-              <w:jc w:val="left"/>
-            </w:pPr>
             <w:r>
               <w:rPr>
-                <w:rFonts w:ascii="微软雅黑" w:hAnsi="微软雅黑" w:eastAsia="微软雅黑" w:cs="微软雅黑"/>
-                <w:sz w:val="19"/>
+                <w:b w:val="0"/>
               </w:rPr>
-              <w:t>分享开始后，把这个单独文件发给访客，访客双击即可打开最新分享站。</w:t>
+              <w:t>分享开始后把这个单独文件发给Windows访客；它通过固定定位信息寻找当前入口，无需项目文件或Python。</w:t>
             </w:r>
           </w:p>
         </w:tc>
@@ -1522,6 +1537,9 @@
             <w:right w:w="108" w:type="dxa"/>
           </w:tblCellMar>
         </w:tblPrEx>
+        <w:trPr>
+          <w:cantSplit/>
+        </w:trPr>
         <w:tc>
           <w:tcPr>
             <w:tcW w:w="3240" w:type="dxa"/>
@@ -1568,7 +1586,7 @@
                 <w:rFonts w:ascii="微软雅黑" w:hAnsi="微软雅黑" w:eastAsia="微软雅黑" w:cs="微软雅黑"/>
                 <w:sz w:val="19"/>
               </w:rPr>
-              <w:t>由使用者主动检查并安装程序更新。</w:t>
+              <w:t>由使用者主动检查并安装正式增量更新；只替换程序文件，成功后安全重启本目录正在运行的网站。</w:t>
             </w:r>
           </w:p>
         </w:tc>
@@ -1590,6 +1608,9 @@
             <w:right w:w="108" w:type="dxa"/>
           </w:tblCellMar>
         </w:tblPrEx>
+        <w:trPr>
+          <w:cantSplit/>
+        </w:trPr>
         <w:tc>
           <w:tcPr>
             <w:tcW w:w="3240" w:type="dxa"/>
@@ -1658,6 +1679,9 @@
             <w:right w:w="108" w:type="dxa"/>
           </w:tblCellMar>
         </w:tblPrEx>
+        <w:trPr>
+          <w:cantSplit/>
+        </w:trPr>
         <w:tc>
           <w:tcPr>
             <w:tcW w:w="3240" w:type="dxa"/>
@@ -1726,6 +1750,9 @@
             <w:right w:w="108" w:type="dxa"/>
           </w:tblCellMar>
         </w:tblPrEx>
+        <w:trPr>
+          <w:cantSplit/>
+        </w:trPr>
         <w:tc>
           <w:tcPr>
             <w:tcW w:w="3240" w:type="dxa"/>
@@ -1772,7 +1799,7 @@
                 <w:rFonts w:ascii="微软雅黑" w:hAnsi="微软雅黑" w:eastAsia="微软雅黑" w:cs="微软雅黑"/>
                 <w:sz w:val="19"/>
               </w:rPr>
-              <w:t>保存评分数据库、评分设置和本机使用配置。</w:t>
+              <w:t>保存评分数据库、评分设置、本机路径、今日美图设置、图片索引和其他个人配置；更新不得覆盖。</w:t>
             </w:r>
           </w:p>
         </w:tc>
@@ -1794,6 +1821,9 @@
             <w:right w:w="108" w:type="dxa"/>
           </w:tblCellMar>
         </w:tblPrEx>
+        <w:trPr>
+          <w:cantSplit/>
+        </w:trPr>
         <w:tc>
           <w:tcPr>
             <w:tcW w:w="3240" w:type="dxa"/>
@@ -1862,6 +1892,9 @@
             <w:right w:w="108" w:type="dxa"/>
           </w:tblCellMar>
         </w:tblPrEx>
+        <w:trPr>
+          <w:cantSplit/>
+        </w:trPr>
         <w:tc>
           <w:tcPr>
             <w:tcW w:w="3240" w:type="dxa"/>
@@ -2028,7 +2061,7 @@
         <w:pStyle w:val="5"/>
       </w:pPr>
       <w:r>
-        <w:t>4.2如果文件夹中没有“安装并启动”文件</w:t>
+        <w:t>4.2如果文件夹中没有“安装并启动Yang-gumi”文件</w:t>
       </w:r>
     </w:p>
     <w:p>
@@ -2197,7 +2230,7 @@
         <w:rPr>
           <w:rFonts w:ascii="微软雅黑" w:hAnsi="微软雅黑" w:eastAsia="微软雅黑" w:cs="微软雅黑"/>
         </w:rPr>
-        <w:t>如果网站已经在运行，再次双击启动文件通常只会重新打开浏览器。不要同时保留多个重复的启动窗口，以免出现8501被占用的提示。</w:t>
+        <w:t>如果本目录的网站已经在运行，再次双击“启动Yang-gumi.bat”会先核对8501端口，只结束本安装目录的旧实例，再启动一个新实例；同一时间只保留一个主站。若公网分享正在运行，启动器会先暂停分享，主站恢复后再尝试恢复分享。</w:t>
       </w:r>
     </w:p>
     <w:p>
@@ -2783,7 +2816,20 @@
         <w:rPr>
           <w:rFonts w:ascii="微软雅黑" w:hAnsi="微软雅黑" w:eastAsia="微软雅黑" w:cs="微软雅黑"/>
         </w:rPr>
-        <w:t>只读分享适合把自己的榜单、评分差异和标签档案临时发给别人浏览。访客不需要安装Yang-gumi、Python、浏览器扩展或专用网络工具，也不要求与主人连接同一个网络。</w:t>
+        <w:t>只读分享适合把自己的榜单、评分差异和标签档案临时发给别人浏览。访客不需要安装Yang-gumi、Python、浏览器扩展或专用网络工具，也不要求与</w:t>
+      </w:r>
+      <w:r>
+        <w:rPr>
+          <w:rFonts w:hint="eastAsia" w:ascii="微软雅黑" w:hAnsi="微软雅黑" w:cs="微软雅黑"/>
+          <w:lang w:eastAsia="zh-CN"/>
+        </w:rPr>
+        <w:t>用户</w:t>
+      </w:r>
+      <w:r>
+        <w:rPr>
+          <w:rFonts w:ascii="微软雅黑" w:hAnsi="微软雅黑" w:eastAsia="微软雅黑" w:cs="微软雅黑"/>
+        </w:rPr>
+        <w:t>连接同一个网络。</w:t>
       </w:r>
     </w:p>
     <w:p>
@@ -2791,7 +2837,17 @@
         <w:pStyle w:val="5"/>
       </w:pPr>
       <w:r>
-        <w:t>7.1主人如何开始分享</w:t>
+        <w:t>7.1</w:t>
+      </w:r>
+      <w:r>
+        <w:rPr>
+          <w:rFonts w:hint="eastAsia"/>
+          <w:lang w:eastAsia="zh-CN"/>
+        </w:rPr>
+        <w:t>用户</w:t>
+      </w:r>
+      <w:r>
+        <w:t>如何开始分享</w:t>
       </w:r>
     </w:p>
     <w:p>
@@ -2827,7 +2883,7 @@
         <w:rPr>
           <w:rFonts w:ascii="微软雅黑" w:hAnsi="微软雅黑" w:eastAsia="微软雅黑" w:cs="微软雅黑"/>
         </w:rPr>
-        <w:t>方式二：直接双击项目文件夹中的“启动只读分享.bat”。如果主站没有运行，分享程序会按需要打开本地主站。</w:t>
+        <w:t>方式二：直接双击项目文件夹中的“启动只读分享.bat”。如果主站没有运行，分享程序会按需要启动只读上游；若8501端口上的旧实例无响应，也会改用独立本地端口，不会误结束其他程序。</w:t>
       </w:r>
     </w:p>
     <w:p>
@@ -2844,7 +2900,7 @@
         <w:rPr>
           <w:rFonts w:ascii="微软雅黑" w:hAnsi="微软雅黑" w:eastAsia="微软雅黑" w:cs="微软雅黑"/>
         </w:rPr>
-        <w:t>等待分享窗口显示已经生成可访问的网址。第一次建立连接可能需要一些时间。</w:t>
+        <w:t>等待“数据管理”显示本地只读站运行、公网隧道已连接并生成访问网址。第一次建立连接或自动切换备用线路可能需要一些时间。</w:t>
       </w:r>
     </w:p>
     <w:p>
@@ -2878,7 +2934,20 @@
         <w:rPr>
           <w:rFonts w:ascii="微软雅黑" w:hAnsi="微软雅黑" w:eastAsia="微软雅黑" w:cs="微软雅黑"/>
         </w:rPr>
-        <w:t>保持分享窗口打开。主人电脑需要保持开机并联网。</w:t>
+        <w:t>保持分享窗口打开。</w:t>
+      </w:r>
+      <w:r>
+        <w:rPr>
+          <w:rFonts w:hint="eastAsia" w:ascii="微软雅黑" w:hAnsi="微软雅黑" w:cs="微软雅黑"/>
+          <w:lang w:eastAsia="zh-CN"/>
+        </w:rPr>
+        <w:t>用户</w:t>
+      </w:r>
+      <w:r>
+        <w:rPr>
+          <w:rFonts w:ascii="微软雅黑" w:hAnsi="微软雅黑" w:eastAsia="微软雅黑" w:cs="微软雅黑"/>
+        </w:rPr>
+        <w:t>电脑需要保持开机并联网。</w:t>
       </w:r>
     </w:p>
     <w:p>
@@ -2914,7 +2983,20 @@
         <w:rPr>
           <w:rFonts w:ascii="微软雅黑" w:hAnsi="微软雅黑" w:eastAsia="微软雅黑" w:cs="微软雅黑"/>
         </w:rPr>
-        <w:t>Windows访客也可以只接收“给访客打开Yang-gumi.bat”。主人必须在分享开始后再复制这个文件，因为文件中会同步当前入口。</w:t>
+        <w:t>Windows访客也可以只接收“给访客打开Yang-gumi.bat”。</w:t>
+      </w:r>
+      <w:r>
+        <w:rPr>
+          <w:rFonts w:hint="eastAsia" w:ascii="微软雅黑" w:hAnsi="微软雅黑" w:cs="微软雅黑"/>
+          <w:lang w:eastAsia="zh-CN"/>
+        </w:rPr>
+        <w:t>用户</w:t>
+      </w:r>
+      <w:r>
+        <w:rPr>
+          <w:rFonts w:ascii="微软雅黑" w:hAnsi="微软雅黑" w:eastAsia="微软雅黑" w:cs="微软雅黑"/>
+        </w:rPr>
+        <w:t>必须在分享开始后再复制这个文件，因为文件中会同步当前入口。</w:t>
       </w:r>
     </w:p>
     <w:p>
@@ -2928,7 +3010,20 @@
         <w:rPr>
           <w:rFonts w:ascii="微软雅黑" w:hAnsi="微软雅黑" w:eastAsia="微软雅黑" w:cs="微软雅黑"/>
         </w:rPr>
-        <w:t>“启动只读分享.bat”也是双用途文件：它在完整项目文件夹中用于主人启动分享，单独放在另一台Windows电脑时会作为访客入口。普通情况下优先发送名称更清楚的“给访客打开Yang-gumi.bat”。</w:t>
+        <w:t>“启动只读分享.bat”也是双用途文件：它在完整项目文件夹中用于</w:t>
+      </w:r>
+      <w:r>
+        <w:rPr>
+          <w:rFonts w:hint="eastAsia" w:ascii="微软雅黑" w:hAnsi="微软雅黑" w:cs="微软雅黑"/>
+          <w:lang w:eastAsia="zh-CN"/>
+        </w:rPr>
+        <w:t>用户</w:t>
+      </w:r>
+      <w:r>
+        <w:rPr>
+          <w:rFonts w:ascii="微软雅黑" w:hAnsi="微软雅黑" w:eastAsia="微软雅黑" w:cs="微软雅黑"/>
+        </w:rPr>
+        <w:t>启动分享，单独放在另一台Windows电脑时会作为访客入口。普通情况下优先发送名称更清楚的“给访客打开Yang-gumi.bat”。</w:t>
       </w:r>
     </w:p>
     <w:p>
@@ -2952,15 +3047,15 @@
         <w:rPr>
           <w:rFonts w:ascii="微软雅黑" w:hAnsi="微软雅黑" w:eastAsia="微软雅黑" w:cs="微软雅黑"/>
         </w:rPr>
-        <w:t>分享站保留六个栏目：首页、条目库、排行榜、评分对比、标签筛选、评分设置。访客可以搜索、筛选、排序、翻页、查看作品档案和切换分项评分，但不能新增、编辑、删除、恢复数据或更改评分规则。</w:t>
-      </w:r>
-    </w:p>
-    <w:p>
-      <w:r>
-        <w:rPr>
-          <w:rFonts w:ascii="微软雅黑" w:hAnsi="微软雅黑" w:eastAsia="微软雅黑" w:cs="微软雅黑"/>
-        </w:rPr>
-        <w:t>分享站的XLSX下载按钮只放在“评分设置”。导出的文件包含总评分、当前全部评分小项目和评分规则，不包含私人备注、本地路径或维护数据。“评分对比”不再重复显示下载按钮。</w:t>
+        <w:t>分享站保留八个只读页面：首页、条目库、Bangumi、排行榜、评分对比、标签筛选、评分设置和数据管理。访客可以搜索、筛选、排序、翻页、查看作品档案和允许公开的评分明细，但不能新增、编辑、删除、恢复数据、连接账号或更改评分规则。</w:t>
+      </w:r>
+    </w:p>
+    <w:p>
+      <w:r>
+        <w:rPr>
+          <w:rFonts w:ascii="微软雅黑" w:hAnsi="微软雅黑" w:eastAsia="微软雅黑" w:cs="微软雅黑"/>
+        </w:rPr>
+        <w:t>分享站的XLSX下载按钮只放在“评分设置”。导出内容包括总评分、当前全部评分维度和评分规则，不包含私人备注、本机资源路径、Bangumi访问令牌或维护数据；“评分对比”不重复提供下载入口。</w:t>
       </w:r>
     </w:p>
     <w:p>
@@ -2976,15 +3071,15 @@
         <w:rPr>
           <w:rFonts w:ascii="微软雅黑" w:hAnsi="微软雅黑" w:eastAsia="微软雅黑" w:cs="微软雅黑"/>
         </w:rPr>
-        <w:t>分享站读取主站当前数据。主人保存作品、分项评分、标签或评分设置后，访客页面会自动获得更新。若访客正停留在旧画面，可刷新浏览器或稍等片刻。</w:t>
-      </w:r>
-    </w:p>
-    <w:p>
-      <w:r>
-        <w:rPr>
-          <w:rFonts w:ascii="微软雅黑" w:hAnsi="微软雅黑" w:eastAsia="微软雅黑" w:cs="微软雅黑"/>
-        </w:rPr>
-        <w:t>分享网址只在当前分享持续期间有效。主人停止分享、关闭分享窗口、电脑断网或临时线路重新建立后，原网址可能失效。遇到这种情况，主人重新开始分享，并发送最新网址或重新复制访客BAT。</w:t>
+        <w:t>分享站以只读方式读取用户当前数据。用户保存作品、分项评分、标签或评分设置后，访客通常会在约10秒内看到更新；本地只读上游失效时，分享程序会自动切换可用端口并重建安全代理。</w:t>
+      </w:r>
+    </w:p>
+    <w:p>
+      <w:r>
+        <w:rPr>
+          <w:rFonts w:ascii="微软雅黑" w:hAnsi="微软雅黑" w:eastAsia="微软雅黑" w:cs="微软雅黑"/>
+        </w:rPr>
+        <w:t>公网线路断开或健康检查失败时，隧道客户端会退出并交给外层程序自动重连或切换备用线路；状态栏会及时显示线路波动。直接发送的完整HTTPS网址可能在重连或停止分享后失效，应以“数据管理”当前显示的链接为准。</w:t>
       </w:r>
     </w:p>
     <w:p>
@@ -3143,7 +3238,7 @@
         <w:pStyle w:val="5"/>
       </w:pPr>
       <w:r>
-        <w:t>8.2手动更新</w:t>
+        <w:t>8.2手动增量更新</w:t>
       </w:r>
     </w:p>
     <w:p>
@@ -3177,7 +3272,7 @@
         <w:rPr>
           <w:rFonts w:ascii="微软雅黑" w:hAnsi="微软雅黑" w:eastAsia="微软雅黑" w:cs="微软雅黑"/>
         </w:rPr>
-        <w:t>程序会显示当前版本和是否存在新内容。</w:t>
+        <w:t>程序会读取GitHub正式VERSION并显示当前版本、目标版本和是否存在新内容；不会根据提交数量猜测版本。</w:t>
       </w:r>
     </w:p>
     <w:p>
@@ -3211,7 +3306,7 @@
         <w:rPr>
           <w:rFonts w:ascii="微软雅黑" w:hAnsi="微软雅黑" w:eastAsia="微软雅黑" w:cs="微软雅黑"/>
         </w:rPr>
-        <w:t>选择Y后等待完成。更新程序会保留data、backups和个人配置。</w:t>
+        <w:t>选择Y后只下载发生变化的程序文件。下载筛选后和实际写入前都会检查目标路径；数据库、评分与收藏、私人笔记、今日美图设置、图片索引、本地海报与背景、令牌、日志、备份和导出都不得进入更新计划。</w:t>
       </w:r>
     </w:p>
     <w:p>
@@ -3228,15 +3323,15 @@
         <w:rPr>
           <w:rFonts w:ascii="微软雅黑" w:hAnsi="微软雅黑" w:eastAsia="微软雅黑" w:cs="微软雅黑"/>
         </w:rPr>
-        <w:t>更新完成后重新启动Yang-gumi。</w:t>
-      </w:r>
-    </w:p>
-    <w:p>
-      <w:r>
-        <w:rPr>
-          <w:rFonts w:ascii="微软雅黑" w:hAnsi="微软雅黑" w:eastAsia="微软雅黑" w:cs="微软雅黑"/>
-        </w:rPr>
-        <w:t>每次更新前都会建立返回点。更新只应通过项目提供的更新文件或完整新版本进行，不要用旧ZIP随意覆盖正在使用的项目文件夹。</w:t>
+        <w:t>若本目录主站正在运行，更新完成后会安全重启该实例并让新代码立即生效，不额外打开浏览器；网站原本未运行时不会被意外启动。</w:t>
+      </w:r>
+    </w:p>
+    <w:p>
+      <w:r>
+        <w:rPr>
+          <w:rFonts w:ascii="微软雅黑" w:hAnsi="微软雅黑" w:eastAsia="微软雅黑" w:cs="微软雅黑"/>
+        </w:rPr>
+        <w:t>每次更新前都会建立程序返回点和人工应急数据库快照。暂存目录与安装目录位于不同磁盘时也会先复制到目标同盘再原子替换；发布版BAT采用Windows CMD安全编码与CRLF换行。不要用旧ZIP覆盖正在使用的项目文件夹。</w:t>
       </w:r>
     </w:p>
     <w:p>
@@ -3303,7 +3398,7 @@
         <w:rPr>
           <w:rFonts w:ascii="微软雅黑" w:hAnsi="微软雅黑" w:eastAsia="微软雅黑" w:cs="微软雅黑"/>
         </w:rPr>
-        <w:t>这个操作针对最近一次程序更新。它不能替代平时的数据库备份，因此个人评分仍应单独备份。</w:t>
+        <w:t>这个操作只恢复最近一次更新涉及的程序文件，不会把旧数据库覆盖到后来新增的评分或收藏上。它仍不能替代平时的数据库备份。</w:t>
       </w:r>
     </w:p>
     <w:p>
@@ -3530,7 +3625,7 @@
         <w:pStyle w:val="5"/>
       </w:pPr>
       <w:r>
-        <w:t>10.3提示8501被占用</w:t>
+        <w:t>10.3提示8501被占用或重复启动</w:t>
       </w:r>
     </w:p>
     <w:p>
@@ -3547,7 +3642,7 @@
         <w:rPr>
           <w:rFonts w:ascii="微软雅黑" w:hAnsi="微软雅黑" w:eastAsia="微软雅黑" w:cs="微软雅黑"/>
         </w:rPr>
-        <w:t>关闭以前打开的Yang-gumi黑色窗口。</w:t>
+        <w:t>新版启动器会先识别8501端口上的进程；只有命令行、app.py和安装目录都属于当前Yang-gumi时，才会结束旧实例并等待端口释放。</w:t>
       </w:r>
     </w:p>
     <w:p>
@@ -3564,7 +3659,7 @@
         <w:rPr>
           <w:rFonts w:ascii="微软雅黑" w:hAnsi="微软雅黑" w:eastAsia="微软雅黑" w:cs="微软雅黑"/>
         </w:rPr>
-        <w:t>等待数秒后重新启动。</w:t>
+        <w:t>正常情况下直接再次双击“启动Yang-gumi.bat”即可，新启动会替换旧启动，并保持只有一个主站窗口负责8501端口。</w:t>
       </w:r>
     </w:p>
     <w:p>
@@ -3581,7 +3676,7 @@
         <w:rPr>
           <w:rFonts w:ascii="微软雅黑" w:hAnsi="微软雅黑" w:eastAsia="微软雅黑" w:cs="微软雅黑"/>
         </w:rPr>
-        <w:t>仍然占用时重启电脑，再只运行一次启动文件。</w:t>
+        <w:t>如果8501由其他程序占用，Yang-gumi会拒绝误结束该程序并显示提示。请自行关闭真正占用8501的程序后再启动，不需要修改IP、网卡、防火墙或注册表。</w:t>
       </w:r>
     </w:p>
     <w:p>
@@ -3605,7 +3700,7 @@
         <w:pStyle w:val="5"/>
       </w:pPr>
       <w:r>
-        <w:t>10.5 Bangumi搜索、封面或季度内容很慢</w:t>
+        <w:t>10.5 Bangumi、YUC、封面或季度内容很慢</w:t>
       </w:r>
     </w:p>
     <w:p>
@@ -3639,7 +3734,7 @@
         <w:rPr>
           <w:rFonts w:ascii="微软雅黑" w:hAnsi="微软雅黑" w:eastAsia="微软雅黑" w:cs="微软雅黑"/>
         </w:rPr>
-        <w:t>等待当前请求完成，不要连续点击同一个按钮。</w:t>
+        <w:t>等待当前请求完成，不要连续点击同一个按钮。季度刷新需要同时核对Bangumi与YUC，网络波动时会比普通页面更慢。</w:t>
       </w:r>
     </w:p>
     <w:p>
@@ -3656,7 +3751,7 @@
         <w:rPr>
           <w:rFonts w:ascii="微软雅黑" w:hAnsi="微软雅黑" w:eastAsia="微软雅黑" w:cs="微软雅黑"/>
         </w:rPr>
-        <w:t>失败后稍后再试。本地条目和已经保存的评分不会因此丢失。</w:t>
+        <w:t>失败后稍后再点击“刷新本季新番”。异常结果会被拒绝并保留上一次可用缓存，本地条目、状态和评分不会因此丢失。</w:t>
       </w:r>
     </w:p>
     <w:p>
@@ -3772,9 +3867,10 @@
       </w:pPr>
       <w:r>
         <w:rPr>
-          <w:rFonts w:ascii="微软雅黑" w:hAnsi="微软雅黑" w:eastAsia="微软雅黑" w:cs="微软雅黑"/>
-        </w:rPr>
-        <w:t>主人确认分享窗口仍然打开，电脑没有休眠并且网络正常。</w:t>
+          <w:rFonts w:hint="eastAsia" w:ascii="微软雅黑" w:hAnsi="微软雅黑" w:cs="微软雅黑"/>
+          <w:lang w:eastAsia="zh-CN"/>
+        </w:rPr>
+        <w:t>确认分享窗口仍然打开、电脑没有休眠且网络正常；先查看“数据管理”的本地只读站、公网隧道和当前链接状态。</w:t>
       </w:r>
     </w:p>
     <w:p>
@@ -3789,9 +3885,10 @@
       </w:pPr>
       <w:r>
         <w:rPr>
-          <w:rFonts w:ascii="微软雅黑" w:hAnsi="微软雅黑" w:eastAsia="微软雅黑" w:cs="微软雅黑"/>
-        </w:rPr>
-        <w:t>主人自己先打开当前分享网址。</w:t>
+          <w:rFonts w:hint="eastAsia" w:ascii="微软雅黑" w:hAnsi="微软雅黑" w:cs="微软雅黑"/>
+          <w:lang w:eastAsia="zh-CN"/>
+        </w:rPr>
+        <w:t>优先复制“数据管理”当前显示的完整链接重新打开；如果状态显示线路波动或正在重连，等待状态恢复为已连接后再测试。</w:t>
       </w:r>
     </w:p>
     <w:p>
@@ -3808,7 +3905,7 @@
         <w:rPr>
           <w:rFonts w:ascii="微软雅黑" w:hAnsi="微软雅黑" w:eastAsia="微软雅黑" w:cs="微软雅黑"/>
         </w:rPr>
-        <w:t>重新开始分享，并发送最新网址或重新复制“给访客打开Yang-gumi.bat”。</w:t>
+        <w:t>如果浏览器显示503或“未连接客户端”，先等待自动重连；仍未恢复时停止并重新开始分享，然后发送新生成的链接。旧链接不要继续使用。</w:t>
       </w:r>
     </w:p>
     <w:p>
@@ -3825,7 +3922,7 @@
         <w:rPr>
           <w:rFonts w:ascii="微软雅黑" w:hAnsi="微软雅黑" w:eastAsia="微软雅黑" w:cs="微软雅黑"/>
         </w:rPr>
-        <w:t>不要修改IP、网卡、代理、路由器或防火墙来尝试修复。正常分享不要求这些操作。</w:t>
+        <w:t>公网通道暂时不可用不会损坏本地主站、数据库或评分。确认网络正常后可重新开始分享；不要为单次线路故障随意修改IP、网卡、DNS、路由器或防火墙。</w:t>
       </w:r>
     </w:p>
     <w:p>
@@ -3845,13 +3942,34 @@
       </w:r>
     </w:p>
     <w:p>
-      <w:r>
-        <w:br w:type="page"/>
-      </w:r>
-    </w:p>
+      <w:pPr>
+        <w:pStyle w:val="5"/>
+      </w:pPr>
+      <w:r>
+        <w:t>10.9更新后页面仍是旧版或担心个人内容被覆盖</w:t>
+      </w:r>
+    </w:p>
+    <w:p>
+      <w:r>
+        <w:rPr>
+          <w:rFonts w:ascii="微软雅黑" w:hAnsi="微软雅黑" w:eastAsia="微软雅黑" w:cs="微软雅黑"/>
+        </w:rPr>
+        <w:t>当前更新器会在成功后安全重启本目录正在运行的网站；未运行的网站不会被额外启动。若从很旧的版本升级后浏览器仍显示旧内容，先关闭旧启动窗口，再运行一次“检查并更新Yang-gumi.bat”，完成后刷新页面。</w:t>
+      </w:r>
+    </w:p>
+    <w:p>
+      <w:r>
+        <w:rPr>
+          <w:rFonts w:ascii="微软雅黑" w:hAnsi="微软雅黑" w:eastAsia="微软雅黑" w:cs="微软雅黑"/>
+        </w:rPr>
+        <w:t>更新控制台应显示“0个个人内容文件进入更新计划”。只要数据库、评分或收藏、今日美图设置、图片索引、本地海报或背景进入计划，更新会在写入前停止；程序回滚也不会把旧数据库覆盖到后来新增的记录上。</w:t>
+      </w:r>
+    </w:p>
+    <w:p/>
     <w:p>
       <w:pPr>
         <w:pStyle w:val="3"/>
+        <w:pageBreakBefore w:val="0"/>
         <w:spacing w:before="0"/>
       </w:pPr>
       <w:r>
@@ -3861,7 +3979,7 @@
           <w:color w:val="2E74B5"/>
           <w:sz w:val="40"/>
         </w:rPr>
-        <w:t>第二部分：介绍说明</w:t>
+        <w:t>第二部分：网站功能详解</w:t>
       </w:r>
     </w:p>
     <w:p>
@@ -3877,7 +3995,7 @@
           <w:color w:val="606975"/>
           <w:sz w:val="23"/>
         </w:rPr>
-        <w:t>了解Yang-gumi保存什么、各页面如何使用、评分如何计算，以及主站与分享站之间的区别。</w:t>
+        <w:t>从作品录入、个人评分、公开资料、排行榜与标签分析，到备份恢复和只读分享，完整了解Yang-gumi的使用逻辑与数据边界。</w:t>
       </w:r>
     </w:p>
     <w:p>
@@ -3893,7 +4011,7 @@
         <w:rPr>
           <w:rFonts w:ascii="微软雅黑" w:hAnsi="微软雅黑" w:eastAsia="微软雅黑" w:cs="微软雅黑"/>
         </w:rPr>
-        <w:t>Yang-gumi是一个本地运行的个人ACGN评分与记录网站。它适合记录动画、漫画、轻小说、游戏和其他作品，并用自己的分项评分、状态、标签、短评和私人笔记建立长期档案。</w:t>
+        <w:t>Yang-gumi是一个本地运行的个人ACGN评分、收藏与回顾网站。它适合长期记录动画、漫画、轻小说、游戏和其他作品，并把观看／阅读／游玩状态、完成日期、分项评分、短评、长评、标签和私人笔记整理为个人档案。</w:t>
       </w:r>
     </w:p>
     <w:p>
@@ -3907,7 +4025,7 @@
         <w:rPr>
           <w:rFonts w:ascii="微软雅黑" w:hAnsi="微软雅黑" w:eastAsia="微软雅黑" w:cs="微软雅黑"/>
         </w:rPr>
-        <w:t>“本地运行”表示个人数据主要保存在自己的电脑中，不需要注册Yang-gumi账号。</w:t>
+        <w:t>“本地运行”表示个人数据库、评分规则、备份和本机图片设置保存在自己的电脑中，不需要注册Yang-gumi账号，也不会因为公网分享而迁移到第三方数据库。</w:t>
       </w:r>
     </w:p>
     <w:p>
@@ -3921,7 +4039,33 @@
         <w:rPr>
           <w:rFonts w:ascii="微软雅黑" w:hAnsi="微软雅黑" w:eastAsia="微软雅黑" w:cs="微软雅黑"/>
         </w:rPr>
-        <w:t>Bangumi用来提供公开标题、封面、日期、评分、排名、标签和简介；Yang-gumi不会登录或修改你的Bangumi账户。</w:t>
+        <w:t>Bangumi用于补充公开标题、封面、日期、评分、排名、标签和简介。普通公开条目无需登录；需要查看NSFW/R18条目资料时，</w:t>
+      </w:r>
+      <w:r>
+        <w:rPr>
+          <w:rFonts w:hint="eastAsia" w:ascii="微软雅黑" w:hAnsi="微软雅黑" w:cs="微软雅黑"/>
+          <w:lang w:eastAsia="zh-CN"/>
+        </w:rPr>
+        <w:t>访问</w:t>
+      </w:r>
+      <w:r>
+        <w:rPr>
+          <w:rFonts w:hint="eastAsia" w:ascii="微软雅黑" w:hAnsi="微软雅黑" w:eastAsia="微软雅黑" w:cs="微软雅黑"/>
+        </w:rPr>
+        <w:t>https://next.bgm.tv/demo/access-token/create</w:t>
+      </w:r>
+      <w:r>
+        <w:rPr>
+          <w:rFonts w:hint="eastAsia" w:ascii="微软雅黑" w:hAnsi="微软雅黑" w:cs="微软雅黑"/>
+          <w:lang w:eastAsia="zh-CN"/>
+        </w:rPr>
+        <w:t>并创建令牌，</w:t>
+      </w:r>
+      <w:r>
+        <w:rPr>
+          <w:rFonts w:ascii="微软雅黑" w:hAnsi="微软雅黑" w:eastAsia="微软雅黑" w:cs="微软雅黑"/>
+        </w:rPr>
+        <w:t>连接自己的Bangumi账号，但连接只用于读取条目资料，不读取收藏，也不写入或导入账号数据。</w:t>
       </w:r>
     </w:p>
     <w:p>
@@ -3933,9 +4077,10 @@
       </w:pPr>
       <w:r>
         <w:rPr>
-          <w:rFonts w:ascii="微软雅黑" w:hAnsi="微软雅黑" w:eastAsia="微软雅黑" w:cs="微软雅黑"/>
-        </w:rPr>
-        <w:t>主人主站可以编辑全部个人内容；分享站只让访客浏览允许公开的页面。</w:t>
+          <w:rFonts w:hint="eastAsia" w:ascii="微软雅黑" w:hAnsi="微软雅黑" w:cs="微软雅黑"/>
+          <w:lang w:eastAsia="zh-CN"/>
+        </w:rPr>
+        <w:t>用户主站提供完整的新增、编辑、评分、备份和配置能力；分享站沿用相同界面与当前数据，但所有写入入口都会被移除或禁用。</w:t>
       </w:r>
     </w:p>
     <w:p>
@@ -3949,7 +4094,7 @@
         <w:rPr>
           <w:rFonts w:ascii="微软雅黑" w:hAnsi="微软雅黑" w:eastAsia="微软雅黑" w:cs="微软雅黑"/>
         </w:rPr>
-        <w:t>网站不会自动把私人数据库上传到GitHub。数据库、备份、日志、本机图片路径和访问凭证都应留在自己的电脑中。</w:t>
+        <w:t>网站不会自动把私人数据库上传到GitHub。数据库、备份、日志、本机图片路径和访问凭证都保留在本机；公开分享只暴露经过筛选的可浏览内容。</w:t>
       </w:r>
     </w:p>
     <w:p>
@@ -3957,7 +4102,47 @@
         <w:pStyle w:val="5"/>
       </w:pPr>
       <w:r>
-        <w:t>1.1数据分别保存在哪里</w:t>
+        <w:t>1.1核心使用流程</w:t>
+      </w:r>
+    </w:p>
+    <w:p>
+      <w:pPr>
+        <w:pStyle w:val="14"/>
+      </w:pPr>
+      <w:r>
+        <w:t>通过Bangumi搜索或手工建立作品，先核对标题、载体、年份和封面。</w:t>
+      </w:r>
+    </w:p>
+    <w:p>
+      <w:pPr>
+        <w:pStyle w:val="14"/>
+      </w:pPr>
+      <w:r>
+        <w:t>记录想看／在看／已看等状态、日期、标签、短评与私人笔记。</w:t>
+      </w:r>
+    </w:p>
+    <w:p>
+      <w:pPr>
+        <w:pStyle w:val="14"/>
+      </w:pPr>
+      <w:r>
+        <w:t>选择自动综合评分或手动总评分，并按动画、漫画、轻小说或游戏的独立维度完成评分。</w:t>
+      </w:r>
+    </w:p>
+    <w:p>
+      <w:pPr>
+        <w:pStyle w:val="14"/>
+      </w:pPr>
+      <w:r>
+        <w:t>使用条目库、排行榜、评分对比和标签筛选回顾自己的偏好；大量修改后建立数据库备份，需要时再临时开启只读分享。</w:t>
+      </w:r>
+    </w:p>
+    <w:p>
+      <w:pPr>
+        <w:pStyle w:val="5"/>
+      </w:pPr>
+      <w:r>
+        <w:t>1.2数据分别保存在哪里</w:t>
       </w:r>
     </w:p>
     <w:tbl>
@@ -4003,6 +4188,7 @@
           </w:tblCellMar>
         </w:tblPrEx>
         <w:trPr>
+          <w:cantSplit/>
           <w:tblHeader/>
         </w:trPr>
         <w:tc>
@@ -4019,15 +4205,11 @@
           </w:tcPr>
           <w:p>
             <w:pPr>
-              <w:spacing w:after="0"/>
               <w:jc w:val="center"/>
             </w:pPr>
             <w:r>
               <w:rPr>
-                <w:rFonts w:ascii="微软雅黑" w:hAnsi="微软雅黑" w:eastAsia="微软雅黑" w:cs="微软雅黑"/>
                 <w:b/>
-                <w:color w:val="203748"/>
-                <w:sz w:val="20"/>
               </w:rPr>
               <w:t>内容</w:t>
             </w:r>
@@ -4047,15 +4229,11 @@
           </w:tcPr>
           <w:p>
             <w:pPr>
-              <w:spacing w:after="0"/>
               <w:jc w:val="center"/>
             </w:pPr>
             <w:r>
               <w:rPr>
-                <w:rFonts w:ascii="微软雅黑" w:hAnsi="微软雅黑" w:eastAsia="微软雅黑" w:cs="微软雅黑"/>
                 <w:b/>
-                <w:color w:val="203748"/>
-                <w:sz w:val="20"/>
               </w:rPr>
               <w:t>保存位置与作用</w:t>
             </w:r>
@@ -4079,6 +4257,9 @@
             <w:right w:w="108" w:type="dxa"/>
           </w:tblCellMar>
         </w:tblPrEx>
+        <w:trPr>
+          <w:cantSplit/>
+        </w:trPr>
         <w:tc>
           <w:tcPr>
             <w:tcW w:w="2520" w:type="dxa"/>
@@ -4091,14 +4272,9 @@
             <w:vAlign w:val="center"/>
           </w:tcPr>
           <w:p>
-            <w:pPr>
-              <w:spacing w:after="0" w:line="276" w:lineRule="auto"/>
-              <w:jc w:val="left"/>
-            </w:pPr>
             <w:r>
               <w:rPr>
-                <w:rFonts w:ascii="微软雅黑" w:hAnsi="微软雅黑" w:eastAsia="微软雅黑" w:cs="微软雅黑"/>
-                <w:sz w:val="19"/>
+                <w:b w:val="0"/>
               </w:rPr>
               <w:t>作品、评分、标签、状态</w:t>
             </w:r>
@@ -4116,14 +4292,9 @@
             <w:vAlign w:val="center"/>
           </w:tcPr>
           <w:p>
-            <w:pPr>
-              <w:spacing w:after="0" w:line="276" w:lineRule="auto"/>
-              <w:jc w:val="left"/>
-            </w:pPr>
             <w:r>
               <w:rPr>
-                <w:rFonts w:ascii="微软雅黑" w:hAnsi="微软雅黑" w:eastAsia="微软雅黑" w:cs="微软雅黑"/>
-                <w:sz w:val="19"/>
+                <w:b w:val="0"/>
               </w:rPr>
               <w:t>主要保存在data\acgn.db。迁移和恢复时最重要。</w:t>
             </w:r>
@@ -4147,6 +4318,9 @@
             <w:right w:w="108" w:type="dxa"/>
           </w:tblCellMar>
         </w:tblPrEx>
+        <w:trPr>
+          <w:cantSplit/>
+        </w:trPr>
         <w:tc>
           <w:tcPr>
             <w:tcW w:w="2520" w:type="dxa"/>
@@ -4159,16 +4333,11 @@
             <w:vAlign w:val="center"/>
           </w:tcPr>
           <w:p>
-            <w:pPr>
-              <w:spacing w:after="0" w:line="276" w:lineRule="auto"/>
-              <w:jc w:val="left"/>
-            </w:pPr>
             <w:r>
               <w:rPr>
-                <w:rFonts w:ascii="微软雅黑" w:hAnsi="微软雅黑" w:eastAsia="微软雅黑" w:cs="微软雅黑"/>
-                <w:sz w:val="19"/>
+                <w:b w:val="0"/>
               </w:rPr>
-              <w:t>评分设置和界面设置</w:t>
+              <w:t>评分设置、界面设置和本机路径</w:t>
             </w:r>
           </w:p>
         </w:tc>
@@ -4184,16 +4353,11 @@
             <w:vAlign w:val="center"/>
           </w:tcPr>
           <w:p>
-            <w:pPr>
-              <w:spacing w:after="0" w:line="276" w:lineRule="auto"/>
-              <w:jc w:val="left"/>
-            </w:pPr>
             <w:r>
               <w:rPr>
-                <w:rFonts w:ascii="微软雅黑" w:hAnsi="微软雅黑" w:eastAsia="微软雅黑" w:cs="微软雅黑"/>
-                <w:sz w:val="19"/>
+                <w:b w:val="0"/>
               </w:rPr>
-              <w:t>保存在data文件夹中的配置文件。</w:t>
+              <w:t>保存在data文件夹中的配置文件；今日美图目录、图片索引等只属于本机，不应发布。</w:t>
             </w:r>
           </w:p>
         </w:tc>
@@ -4215,6 +4379,9 @@
             <w:right w:w="108" w:type="dxa"/>
           </w:tblCellMar>
         </w:tblPrEx>
+        <w:trPr>
+          <w:cantSplit/>
+        </w:trPr>
         <w:tc>
           <w:tcPr>
             <w:tcW w:w="2520" w:type="dxa"/>
@@ -4227,14 +4394,70 @@
             <w:vAlign w:val="center"/>
           </w:tcPr>
           <w:p>
-            <w:pPr>
-              <w:spacing w:after="0" w:line="276" w:lineRule="auto"/>
-              <w:jc w:val="left"/>
-            </w:pPr>
             <w:r>
               <w:rPr>
-                <w:rFonts w:ascii="微软雅黑" w:hAnsi="微软雅黑" w:eastAsia="微软雅黑" w:cs="微软雅黑"/>
-                <w:sz w:val="19"/>
+                <w:b w:val="0"/>
+              </w:rPr>
+              <w:t>Bangumi只读连接</w:t>
+            </w:r>
+          </w:p>
+        </w:tc>
+        <w:tc>
+          <w:tcPr>
+            <w:tcW w:w="6840" w:type="dxa"/>
+            <w:tcMar>
+              <w:top w:w="90" w:type="dxa"/>
+              <w:left w:w="120" w:type="dxa"/>
+              <w:bottom w:w="90" w:type="dxa"/>
+              <w:right w:w="120" w:type="dxa"/>
+            </w:tcMar>
+            <w:vAlign w:val="center"/>
+          </w:tcPr>
+          <w:p>
+            <w:r>
+              <w:rPr>
+                <w:b w:val="0"/>
+              </w:rPr>
+              <w:t>Access Token经Windows DPAPI加密，仅当前Windows用户可解密；不进入数据库、导出、日志或分享站。</w:t>
+            </w:r>
+          </w:p>
+        </w:tc>
+      </w:tr>
+      <w:tr>
+        <w:tblPrEx>
+          <w:tblBorders>
+            <w:top w:val="single" w:color="auto" w:sz="4" w:space="0"/>
+            <w:left w:val="single" w:color="auto" w:sz="4" w:space="0"/>
+            <w:bottom w:val="single" w:color="auto" w:sz="4" w:space="0"/>
+            <w:right w:val="single" w:color="auto" w:sz="4" w:space="0"/>
+            <w:insideH w:val="single" w:color="auto" w:sz="4" w:space="0"/>
+            <w:insideV w:val="single" w:color="auto" w:sz="4" w:space="0"/>
+          </w:tblBorders>
+          <w:tblCellMar>
+            <w:top w:w="0" w:type="dxa"/>
+            <w:left w:w="108" w:type="dxa"/>
+            <w:bottom w:w="0" w:type="dxa"/>
+            <w:right w:w="108" w:type="dxa"/>
+          </w:tblCellMar>
+        </w:tblPrEx>
+        <w:trPr>
+          <w:cantSplit/>
+        </w:trPr>
+        <w:tc>
+          <w:tcPr>
+            <w:tcW w:w="2520" w:type="dxa"/>
+            <w:tcMar>
+              <w:top w:w="90" w:type="dxa"/>
+              <w:left w:w="120" w:type="dxa"/>
+              <w:bottom w:w="90" w:type="dxa"/>
+              <w:right w:w="120" w:type="dxa"/>
+            </w:tcMar>
+            <w:vAlign w:val="center"/>
+          </w:tcPr>
+          <w:p>
+            <w:r>
+              <w:rPr>
+                <w:b w:val="0"/>
               </w:rPr>
               <w:t>数据库备份</w:t>
             </w:r>
@@ -4252,14 +4475,9 @@
             <w:vAlign w:val="center"/>
           </w:tcPr>
           <w:p>
-            <w:pPr>
-              <w:spacing w:after="0" w:line="276" w:lineRule="auto"/>
-              <w:jc w:val="left"/>
-            </w:pPr>
             <w:r>
               <w:rPr>
-                <w:rFonts w:ascii="微软雅黑" w:hAnsi="微软雅黑" w:eastAsia="微软雅黑" w:cs="微软雅黑"/>
-                <w:sz w:val="19"/>
+                <w:b w:val="0"/>
               </w:rPr>
               <w:t>保存在backups，也可以手工复制到项目外。</w:t>
             </w:r>
@@ -4283,6 +4501,9 @@
             <w:right w:w="108" w:type="dxa"/>
           </w:tblCellMar>
         </w:tblPrEx>
+        <w:trPr>
+          <w:cantSplit/>
+        </w:trPr>
         <w:tc>
           <w:tcPr>
             <w:tcW w:w="2520" w:type="dxa"/>
@@ -4295,14 +4516,9 @@
             <w:vAlign w:val="center"/>
           </w:tcPr>
           <w:p>
-            <w:pPr>
-              <w:spacing w:after="0" w:line="276" w:lineRule="auto"/>
-              <w:jc w:val="left"/>
-            </w:pPr>
             <w:r>
               <w:rPr>
-                <w:rFonts w:ascii="微软雅黑" w:hAnsi="微软雅黑" w:eastAsia="微软雅黑" w:cs="微软雅黑"/>
-                <w:sz w:val="19"/>
+                <w:b w:val="0"/>
               </w:rPr>
               <w:t>XLSX、CSV、JSON</w:t>
             </w:r>
@@ -4320,16 +4536,11 @@
             <w:vAlign w:val="center"/>
           </w:tcPr>
           <w:p>
-            <w:pPr>
-              <w:spacing w:after="0" w:line="276" w:lineRule="auto"/>
-              <w:jc w:val="left"/>
-            </w:pPr>
             <w:r>
               <w:rPr>
-                <w:rFonts w:ascii="微软雅黑" w:hAnsi="微软雅黑" w:eastAsia="微软雅黑" w:cs="微软雅黑"/>
-                <w:sz w:val="19"/>
+                <w:b w:val="0"/>
               </w:rPr>
-              <w:t>由“数据管理”或分享站下载按钮生成，用于查看、分析或交换公开内容。</w:t>
+              <w:t>由“数据管理”或分享站允许的下载按钮生成，用于查看、分析或交换公开内容。</w:t>
             </w:r>
           </w:p>
         </w:tc>
@@ -4351,6 +4562,9 @@
             <w:right w:w="108" w:type="dxa"/>
           </w:tblCellMar>
         </w:tblPrEx>
+        <w:trPr>
+          <w:cantSplit/>
+        </w:trPr>
         <w:tc>
           <w:tcPr>
             <w:tcW w:w="2520" w:type="dxa"/>
@@ -4363,14 +4577,9 @@
             <w:vAlign w:val="center"/>
           </w:tcPr>
           <w:p>
-            <w:pPr>
-              <w:spacing w:after="0" w:line="276" w:lineRule="auto"/>
-              <w:jc w:val="left"/>
-            </w:pPr>
             <w:r>
               <w:rPr>
-                <w:rFonts w:ascii="微软雅黑" w:hAnsi="微软雅黑" w:eastAsia="微软雅黑" w:cs="微软雅黑"/>
-                <w:sz w:val="19"/>
+                <w:b w:val="0"/>
               </w:rPr>
               <w:t>封面、季度海报和美图</w:t>
             </w:r>
@@ -4388,14 +4597,9 @@
             <w:vAlign w:val="center"/>
           </w:tcPr>
           <w:p>
-            <w:pPr>
-              <w:spacing w:after="0" w:line="276" w:lineRule="auto"/>
-              <w:jc w:val="left"/>
-            </w:pPr>
             <w:r>
               <w:rPr>
-                <w:rFonts w:ascii="微软雅黑" w:hAnsi="微软雅黑" w:eastAsia="微软雅黑" w:cs="微软雅黑"/>
-                <w:sz w:val="19"/>
+                <w:b w:val="0"/>
               </w:rPr>
               <w:t>保存在covers、backgrounds、static等文件夹中，部分是为了加快打开速度而生成。</w:t>
             </w:r>
@@ -4419,26 +4623,18 @@
             <w:right w:w="108" w:type="dxa"/>
           </w:tblCellMar>
         </w:tblPrEx>
+        <w:trPr>
+          <w:cantSplit/>
+        </w:trPr>
         <w:tc>
           <w:tcPr>
             <w:tcW w:w="2520" w:type="dxa"/>
-            <w:tcMar>
-              <w:top w:w="90" w:type="dxa"/>
-              <w:left w:w="120" w:type="dxa"/>
-              <w:bottom w:w="90" w:type="dxa"/>
-              <w:right w:w="120" w:type="dxa"/>
-            </w:tcMar>
             <w:vAlign w:val="center"/>
           </w:tcPr>
           <w:p>
-            <w:pPr>
-              <w:spacing w:after="0" w:line="276" w:lineRule="auto"/>
-              <w:jc w:val="left"/>
-            </w:pPr>
             <w:r>
               <w:rPr>
-                <w:rFonts w:ascii="微软雅黑" w:hAnsi="微软雅黑" w:eastAsia="微软雅黑" w:cs="微软雅黑"/>
-                <w:sz w:val="19"/>
+                <w:b w:val="0"/>
               </w:rPr>
               <w:t>分享入口</w:t>
             </w:r>
@@ -4447,25 +4643,14 @@
         <w:tc>
           <w:tcPr>
             <w:tcW w:w="6840" w:type="dxa"/>
-            <w:tcMar>
-              <w:top w:w="90" w:type="dxa"/>
-              <w:left w:w="120" w:type="dxa"/>
-              <w:bottom w:w="90" w:type="dxa"/>
-              <w:right w:w="120" w:type="dxa"/>
-            </w:tcMar>
             <w:vAlign w:val="center"/>
           </w:tcPr>
           <w:p>
-            <w:pPr>
-              <w:spacing w:after="0" w:line="276" w:lineRule="auto"/>
-              <w:jc w:val="left"/>
-            </w:pPr>
             <w:r>
               <w:rPr>
-                <w:rFonts w:ascii="微软雅黑" w:hAnsi="微软雅黑" w:eastAsia="微软雅黑" w:cs="微软雅黑"/>
-                <w:sz w:val="19"/>
+                <w:b w:val="0"/>
               </w:rPr>
-              <w:t>每次开始分享时更新。停止分享后，旧入口不再有效。</w:t>
+              <w:t>每次开始分享或线路重连时可能更新；停止分享后旧入口不再有效。</w:t>
             </w:r>
           </w:p>
         </w:tc>
@@ -4474,6 +4659,7 @@
     <w:p>
       <w:pPr>
         <w:pStyle w:val="4"/>
+        <w:pageBreakBefore/>
       </w:pPr>
       <w:r>
         <w:t>2.主站与分享站的区别</w:t>
@@ -4522,6 +4708,7 @@
           </w:tblCellMar>
         </w:tblPrEx>
         <w:trPr>
+          <w:cantSplit/>
           <w:tblHeader/>
         </w:trPr>
         <w:tc>
@@ -4538,15 +4725,11 @@
           </w:tcPr>
           <w:p>
             <w:pPr>
-              <w:spacing w:after="0"/>
               <w:jc w:val="center"/>
             </w:pPr>
             <w:r>
               <w:rPr>
-                <w:rFonts w:ascii="微软雅黑" w:hAnsi="微软雅黑" w:eastAsia="微软雅黑" w:cs="微软雅黑"/>
                 <w:b/>
-                <w:color w:val="203748"/>
-                <w:sz w:val="20"/>
               </w:rPr>
               <w:t>主站</w:t>
             </w:r>
@@ -4566,15 +4749,11 @@
           </w:tcPr>
           <w:p>
             <w:pPr>
-              <w:spacing w:after="0"/>
               <w:jc w:val="center"/>
             </w:pPr>
             <w:r>
               <w:rPr>
-                <w:rFonts w:ascii="微软雅黑" w:hAnsi="微软雅黑" w:eastAsia="微软雅黑" w:cs="微软雅黑"/>
                 <w:b/>
-                <w:color w:val="203748"/>
-                <w:sz w:val="20"/>
               </w:rPr>
               <w:t>分享站</w:t>
             </w:r>
@@ -4598,6 +4777,9 @@
             <w:right w:w="108" w:type="dxa"/>
           </w:tblCellMar>
         </w:tblPrEx>
+        <w:trPr>
+          <w:cantSplit/>
+        </w:trPr>
         <w:tc>
           <w:tcPr>
             <w:tcW w:w="4680" w:type="dxa"/>
@@ -4610,16 +4792,11 @@
             <w:vAlign w:val="center"/>
           </w:tcPr>
           <w:p>
-            <w:pPr>
-              <w:spacing w:after="0" w:line="276" w:lineRule="auto"/>
-              <w:jc w:val="left"/>
-            </w:pPr>
             <w:r>
               <w:rPr>
-                <w:rFonts w:ascii="微软雅黑" w:hAnsi="微软雅黑" w:eastAsia="微软雅黑" w:cs="微软雅黑"/>
-                <w:sz w:val="19"/>
+                <w:b w:val="0"/>
               </w:rPr>
-              <w:t>只在主人电脑的127.0.0.1:8501打开。</w:t>
+              <w:t>只在用户电脑的127.0.0.1:8501打开。</w:t>
             </w:r>
           </w:p>
         </w:tc>
@@ -4635,16 +4812,11 @@
             <w:vAlign w:val="center"/>
           </w:tcPr>
           <w:p>
-            <w:pPr>
-              <w:spacing w:after="0" w:line="276" w:lineRule="auto"/>
-              <w:jc w:val="left"/>
-            </w:pPr>
             <w:r>
               <w:rPr>
-                <w:rFonts w:ascii="微软雅黑" w:hAnsi="微软雅黑" w:eastAsia="微软雅黑" w:cs="微软雅黑"/>
-                <w:sz w:val="19"/>
+                <w:b w:val="0"/>
               </w:rPr>
-              <w:t>通过主人主动生成的临时安全网址打开。</w:t>
+              <w:t>通过用户主动生成的临时安全网址打开。</w:t>
             </w:r>
           </w:p>
         </w:tc>
@@ -4666,6 +4838,9 @@
             <w:right w:w="108" w:type="dxa"/>
           </w:tblCellMar>
         </w:tblPrEx>
+        <w:trPr>
+          <w:cantSplit/>
+        </w:trPr>
         <w:tc>
           <w:tcPr>
             <w:tcW w:w="4680" w:type="dxa"/>
@@ -4678,16 +4853,11 @@
             <w:vAlign w:val="center"/>
           </w:tcPr>
           <w:p>
-            <w:pPr>
-              <w:spacing w:after="0" w:line="276" w:lineRule="auto"/>
-              <w:jc w:val="left"/>
-            </w:pPr>
             <w:r>
               <w:rPr>
-                <w:rFonts w:ascii="微软雅黑" w:hAnsi="微软雅黑" w:eastAsia="微软雅黑" w:cs="微软雅黑"/>
-                <w:sz w:val="19"/>
+                <w:b w:val="0"/>
               </w:rPr>
-              <w:t>有九个主要栏目，可以新增、编辑、删除、恢复和修改评分设置。</w:t>
+              <w:t>九个主要页面；可以新增、编辑、删除、恢复和修改评分设置。</w:t>
             </w:r>
           </w:p>
         </w:tc>
@@ -4703,16 +4873,11 @@
             <w:vAlign w:val="center"/>
           </w:tcPr>
           <w:p>
-            <w:pPr>
-              <w:spacing w:after="0" w:line="276" w:lineRule="auto"/>
-              <w:jc w:val="left"/>
-            </w:pPr>
             <w:r>
               <w:rPr>
-                <w:rFonts w:ascii="微软雅黑" w:hAnsi="微软雅黑" w:eastAsia="微软雅黑" w:cs="微软雅黑"/>
-                <w:sz w:val="19"/>
+                <w:b w:val="0"/>
               </w:rPr>
-              <w:t>只保留六个栏目，不能修改数据库或评分设置。</w:t>
+              <w:t>八个只读页面；不含“新增条目”，不能修改数据库、评分设置或账号连接。</w:t>
             </w:r>
           </w:p>
         </w:tc>
@@ -4734,6 +4899,9 @@
             <w:right w:w="108" w:type="dxa"/>
           </w:tblCellMar>
         </w:tblPrEx>
+        <w:trPr>
+          <w:cantSplit/>
+        </w:trPr>
         <w:tc>
           <w:tcPr>
             <w:tcW w:w="4680" w:type="dxa"/>
@@ -4746,16 +4914,11 @@
             <w:vAlign w:val="center"/>
           </w:tcPr>
           <w:p>
-            <w:pPr>
-              <w:spacing w:after="0" w:line="276" w:lineRule="auto"/>
-              <w:jc w:val="left"/>
-            </w:pPr>
             <w:r>
               <w:rPr>
-                <w:rFonts w:ascii="微软雅黑" w:hAnsi="微软雅黑" w:eastAsia="微软雅黑" w:cs="微软雅黑"/>
-                <w:sz w:val="19"/>
+                <w:b w:val="0"/>
               </w:rPr>
-              <w:t>可以查看私人备注和本机资源路径。</w:t>
+              <w:t>可以查看私人备注、本机资源路径和完整数据管理功能。</w:t>
             </w:r>
           </w:p>
         </w:tc>
@@ -4771,16 +4934,11 @@
             <w:vAlign w:val="center"/>
           </w:tcPr>
           <w:p>
-            <w:pPr>
-              <w:spacing w:after="0" w:line="276" w:lineRule="auto"/>
-              <w:jc w:val="left"/>
-            </w:pPr>
             <w:r>
               <w:rPr>
-                <w:rFonts w:ascii="微软雅黑" w:hAnsi="微软雅黑" w:eastAsia="微软雅黑" w:cs="微软雅黑"/>
-                <w:sz w:val="19"/>
+                <w:b w:val="0"/>
               </w:rPr>
-              <w:t>不会显示私人备注、本地路径和维护内容。</w:t>
+              <w:t>不会显示私人备注、本机路径、凭证、维护工具和维护日志。</w:t>
             </w:r>
           </w:p>
         </w:tc>
@@ -4802,6 +4960,9 @@
             <w:right w:w="108" w:type="dxa"/>
           </w:tblCellMar>
         </w:tblPrEx>
+        <w:trPr>
+          <w:cantSplit/>
+        </w:trPr>
         <w:tc>
           <w:tcPr>
             <w:tcW w:w="4680" w:type="dxa"/>
@@ -4814,16 +4975,11 @@
             <w:vAlign w:val="center"/>
           </w:tcPr>
           <w:p>
-            <w:pPr>
-              <w:spacing w:after="0" w:line="276" w:lineRule="auto"/>
-              <w:jc w:val="left"/>
-            </w:pPr>
             <w:r>
               <w:rPr>
-                <w:rFonts w:ascii="微软雅黑" w:hAnsi="微软雅黑" w:eastAsia="微软雅黑" w:cs="微软雅黑"/>
-                <w:sz w:val="19"/>
+                <w:b w:val="0"/>
               </w:rPr>
-              <w:t>可以在评分对比中直接修改某一个评分小项目。</w:t>
+              <w:t>可以在评分对比和条目档案中修改评分维度。</w:t>
             </w:r>
           </w:p>
         </w:tc>
@@ -4839,16 +4995,11 @@
             <w:vAlign w:val="center"/>
           </w:tcPr>
           <w:p>
-            <w:pPr>
-              <w:spacing w:after="0" w:line="276" w:lineRule="auto"/>
-              <w:jc w:val="left"/>
-            </w:pPr>
             <w:r>
               <w:rPr>
-                <w:rFonts w:ascii="微软雅黑" w:hAnsi="微软雅黑" w:eastAsia="微软雅黑" w:cs="微软雅黑"/>
-                <w:sz w:val="19"/>
+                <w:b w:val="0"/>
               </w:rPr>
-              <w:t>可以按同样方式比较分项，但只有查看和打开档案。</w:t>
+              <w:t>可以按同样方式查看和比较，但只能浏览和打开档案。</w:t>
             </w:r>
           </w:p>
         </w:tc>
@@ -4870,6 +5021,9 @@
             <w:right w:w="108" w:type="dxa"/>
           </w:tblCellMar>
         </w:tblPrEx>
+        <w:trPr>
+          <w:cantSplit/>
+        </w:trPr>
         <w:tc>
           <w:tcPr>
             <w:tcW w:w="4680" w:type="dxa"/>
@@ -4882,16 +5036,11 @@
             <w:vAlign w:val="center"/>
           </w:tcPr>
           <w:p>
-            <w:pPr>
-              <w:spacing w:after="0" w:line="276" w:lineRule="auto"/>
-              <w:jc w:val="left"/>
-            </w:pPr>
             <w:r>
               <w:rPr>
-                <w:rFonts w:ascii="微软雅黑" w:hAnsi="微软雅黑" w:eastAsia="微软雅黑" w:cs="微软雅黑"/>
-                <w:sz w:val="19"/>
+                <w:b w:val="0"/>
               </w:rPr>
-              <w:t>数据管理中提供完整备份、恢复和多种导出。</w:t>
+              <w:t>数据管理提供分享、备份、恢复、维护、外观设置和多种导出。</w:t>
             </w:r>
           </w:p>
         </w:tc>
@@ -4907,16 +5056,11 @@
             <w:vAlign w:val="center"/>
           </w:tcPr>
           <w:p>
-            <w:pPr>
-              <w:spacing w:after="0" w:line="276" w:lineRule="auto"/>
-              <w:jc w:val="left"/>
-            </w:pPr>
             <w:r>
               <w:rPr>
-                <w:rFonts w:ascii="微软雅黑" w:hAnsi="微软雅黑" w:eastAsia="微软雅黑" w:cs="微软雅黑"/>
-                <w:sz w:val="19"/>
+                <w:b w:val="0"/>
               </w:rPr>
-              <w:t>只在评分设置提供一次XLSX评分明细下载。</w:t>
+              <w:t>数据管理只展示公开统计与评分规则；公开XLSX从评分设置下载。</w:t>
             </w:r>
           </w:p>
         </w:tc>
@@ -4937,14 +5081,7 @@
           <w:b/>
           <w:color w:val="203748"/>
         </w:rPr>
-        <w:t>核心原则：</w:t>
-      </w:r>
-      <w:r>
-        <w:rPr>
-          <w:rFonts w:ascii="微软雅黑" w:hAnsi="微软雅黑" w:eastAsia="微软雅黑" w:cs="微软雅黑"/>
-          <w:color w:val="111111"/>
-        </w:rPr>
-        <w:t>分享站不是另一套数据库。它读取主人当前数据的只读画面，所以主人更新后，访客看到的内容也会更新。</w:t>
+        <w:t>核心原则：分享站不是另一套数据库。它从主人的当前数据库生成只读画面，因此主人更新后访客会同步看到公开内容，但无法反向修改任何个人数据。</w:t>
       </w:r>
     </w:p>
     <w:p>
@@ -4998,6 +5135,7 @@
           </w:tblCellMar>
         </w:tblPrEx>
         <w:trPr>
+          <w:cantSplit/>
           <w:tblHeader/>
         </w:trPr>
         <w:tc>
@@ -5074,6 +5212,9 @@
             <w:right w:w="108" w:type="dxa"/>
           </w:tblCellMar>
         </w:tblPrEx>
+        <w:trPr>
+          <w:cantSplit/>
+        </w:trPr>
         <w:tc>
           <w:tcPr>
             <w:tcW w:w="2088" w:type="dxa"/>
@@ -5111,16 +5252,11 @@
             <w:vAlign w:val="center"/>
           </w:tcPr>
           <w:p>
-            <w:pPr>
-              <w:spacing w:after="0" w:line="276" w:lineRule="auto"/>
-              <w:jc w:val="left"/>
-            </w:pPr>
             <w:r>
               <w:rPr>
-                <w:rFonts w:ascii="微软雅黑" w:hAnsi="微软雅黑" w:eastAsia="微软雅黑" w:cs="微软雅黑"/>
-                <w:sz w:val="19"/>
+                <w:b w:val="0"/>
               </w:rPr>
-              <w:t>查看个人统计、今日美图、本季新番、观看状态、最近添加和最近完成。</w:t>
+              <w:t>查看个人统计、今日美图、本季非短篇TV动画海报墙、全发行形式新番时光机、最近添加和最近完成。</w:t>
             </w:r>
           </w:p>
         </w:tc>
@@ -5142,6 +5278,9 @@
             <w:right w:w="108" w:type="dxa"/>
           </w:tblCellMar>
         </w:tblPrEx>
+        <w:trPr>
+          <w:cantSplit/>
+        </w:trPr>
         <w:tc>
           <w:tcPr>
             <w:tcW w:w="2088" w:type="dxa"/>
@@ -5179,16 +5318,11 @@
             <w:vAlign w:val="center"/>
           </w:tcPr>
           <w:p>
-            <w:pPr>
-              <w:spacing w:after="0" w:line="276" w:lineRule="auto"/>
-              <w:jc w:val="left"/>
-            </w:pPr>
             <w:r>
               <w:rPr>
-                <w:rFonts w:ascii="微软雅黑" w:hAnsi="微软雅黑" w:eastAsia="微软雅黑" w:cs="微软雅黑"/>
-                <w:sz w:val="19"/>
+                <w:b w:val="0"/>
               </w:rPr>
-              <w:t>搜索全部作品，按类型、状态、标签、年份、评分和差值筛选并进入档案。</w:t>
+              <w:t>使用统一搜索栏和高级筛选查找全部作品，按类型、状态、标签、年份、个人分、Bangumi分和差值进入档案。</w:t>
             </w:r>
           </w:p>
         </w:tc>
@@ -5210,6 +5344,9 @@
             <w:right w:w="108" w:type="dxa"/>
           </w:tblCellMar>
         </w:tblPrEx>
+        <w:trPr>
+          <w:cantSplit/>
+        </w:trPr>
         <w:tc>
           <w:tcPr>
             <w:tcW w:w="2088" w:type="dxa"/>
@@ -5247,16 +5384,11 @@
             <w:vAlign w:val="center"/>
           </w:tcPr>
           <w:p>
-            <w:pPr>
-              <w:spacing w:after="0" w:line="276" w:lineRule="auto"/>
-              <w:jc w:val="left"/>
-            </w:pPr>
             <w:r>
               <w:rPr>
-                <w:rFonts w:ascii="微软雅黑" w:hAnsi="微软雅黑" w:eastAsia="微软雅黑" w:cs="微软雅黑"/>
-                <w:sz w:val="19"/>
+                <w:b w:val="0"/>
               </w:rPr>
-              <w:t>搜索Bangumi后建立条目，或完全手工录入。</w:t>
+              <w:t>搜索Bangumi并核对封面、载体、年份后建档；无结果时直接提示并允许手工录入。</w:t>
             </w:r>
           </w:p>
         </w:tc>
@@ -5278,6 +5410,9 @@
             <w:right w:w="108" w:type="dxa"/>
           </w:tblCellMar>
         </w:tblPrEx>
+        <w:trPr>
+          <w:cantSplit/>
+        </w:trPr>
         <w:tc>
           <w:tcPr>
             <w:tcW w:w="2088" w:type="dxa"/>
@@ -5315,16 +5450,11 @@
             <w:vAlign w:val="center"/>
           </w:tcPr>
           <w:p>
-            <w:pPr>
-              <w:spacing w:after="0" w:line="276" w:lineRule="auto"/>
-              <w:jc w:val="left"/>
-            </w:pPr>
             <w:r>
               <w:rPr>
-                <w:rFonts w:ascii="微软雅黑" w:hAnsi="微软雅黑" w:eastAsia="微软雅黑" w:cs="微软雅黑"/>
-                <w:sz w:val="19"/>
+                <w:b w:val="0"/>
               </w:rPr>
-              <w:t>浏览和关联公开条目，更新公开评分、排名、封面、简介和标签。</w:t>
+              <w:t>浏览四类完整公共排行；搜索、分类固定、标签筛选和时间均分按需展开；可选只读账号连接补充R18资料。</w:t>
             </w:r>
           </w:p>
         </w:tc>
@@ -5346,6 +5476,9 @@
             <w:right w:w="108" w:type="dxa"/>
           </w:tblCellMar>
         </w:tblPrEx>
+        <w:trPr>
+          <w:cantSplit/>
+        </w:trPr>
         <w:tc>
           <w:tcPr>
             <w:tcW w:w="2088" w:type="dxa"/>
@@ -5383,16 +5516,11 @@
             <w:vAlign w:val="center"/>
           </w:tcPr>
           <w:p>
-            <w:pPr>
-              <w:spacing w:after="0" w:line="276" w:lineRule="auto"/>
-              <w:jc w:val="left"/>
-            </w:pPr>
             <w:r>
               <w:rPr>
-                <w:rFonts w:ascii="微软雅黑" w:hAnsi="微软雅黑" w:eastAsia="微软雅黑" w:cs="微软雅黑"/>
-                <w:sz w:val="19"/>
+                <w:b w:val="0"/>
               </w:rPr>
-              <w:t>按总评分或不同评分小项目查看个人榜单与分类榜单。</w:t>
+              <w:t>按总评分、公共评分、时间或当前分类的任一评分维度查看个人榜单。</w:t>
             </w:r>
           </w:p>
         </w:tc>
@@ -5414,6 +5542,9 @@
             <w:right w:w="108" w:type="dxa"/>
           </w:tblCellMar>
         </w:tblPrEx>
+        <w:trPr>
+          <w:cantSplit/>
+        </w:trPr>
         <w:tc>
           <w:tcPr>
             <w:tcW w:w="2088" w:type="dxa"/>
@@ -5451,16 +5582,11 @@
             <w:vAlign w:val="center"/>
           </w:tcPr>
           <w:p>
-            <w:pPr>
-              <w:spacing w:after="0" w:line="276" w:lineRule="auto"/>
-              <w:jc w:val="left"/>
-            </w:pPr>
             <w:r>
               <w:rPr>
-                <w:rFonts w:ascii="微软雅黑" w:hAnsi="微软雅黑" w:eastAsia="微软雅黑" w:cs="微软雅黑"/>
-                <w:sz w:val="19"/>
+                <w:b w:val="0"/>
               </w:rPr>
-              <w:t>比较个人评分与Bangumi公共评分，并统一比较、调整每个评分小项目。</w:t>
+              <w:t>比较个人评分与Bangumi公共评分，用全部／偏高／偏低／接近筛选，并在同一维度中统一校准作品。</w:t>
             </w:r>
           </w:p>
         </w:tc>
@@ -5482,6 +5608,9 @@
             <w:right w:w="108" w:type="dxa"/>
           </w:tblCellMar>
         </w:tblPrEx>
+        <w:trPr>
+          <w:cantSplit/>
+        </w:trPr>
         <w:tc>
           <w:tcPr>
             <w:tcW w:w="2088" w:type="dxa"/>
@@ -5519,16 +5648,11 @@
             <w:vAlign w:val="center"/>
           </w:tcPr>
           <w:p>
-            <w:pPr>
-              <w:spacing w:after="0" w:line="276" w:lineRule="auto"/>
-              <w:jc w:val="left"/>
-            </w:pPr>
             <w:r>
               <w:rPr>
-                <w:rFonts w:ascii="微软雅黑" w:hAnsi="微软雅黑" w:eastAsia="微软雅黑" w:cs="微软雅黑"/>
-                <w:sz w:val="19"/>
+                <w:b w:val="0"/>
               </w:rPr>
-              <w:t>从标签进入作品集合，观察不同题材、氛围或个人偏好的评分情况。</w:t>
+              <w:t>从自建标签和Bangumi标签进入作品集合，观察题材、氛围、角色类型或个人偏好的评分分布。</w:t>
             </w:r>
           </w:p>
         </w:tc>
@@ -5550,6 +5674,9 @@
             <w:right w:w="108" w:type="dxa"/>
           </w:tblCellMar>
         </w:tblPrEx>
+        <w:trPr>
+          <w:cantSplit/>
+        </w:trPr>
         <w:tc>
           <w:tcPr>
             <w:tcW w:w="2088" w:type="dxa"/>
@@ -5587,16 +5714,11 @@
             <w:vAlign w:val="center"/>
           </w:tcPr>
           <w:p>
-            <w:pPr>
-              <w:spacing w:after="0" w:line="276" w:lineRule="auto"/>
-              <w:jc w:val="left"/>
-            </w:pPr>
             <w:r>
               <w:rPr>
-                <w:rFonts w:ascii="微软雅黑" w:hAnsi="微软雅黑" w:eastAsia="微软雅黑" w:cs="微软雅黑"/>
-                <w:sz w:val="19"/>
+                <w:b w:val="0"/>
               </w:rPr>
-              <w:t>管理自动综合评分的分组、上限、项目名称和占比。</w:t>
+              <w:t>分别管理动画、漫画、轻小说和游戏的分组上限、评分维度、名称和占比。</w:t>
             </w:r>
           </w:p>
         </w:tc>
@@ -5618,6 +5740,9 @@
             <w:right w:w="108" w:type="dxa"/>
           </w:tblCellMar>
         </w:tblPrEx>
+        <w:trPr>
+          <w:cantSplit/>
+        </w:trPr>
         <w:tc>
           <w:tcPr>
             <w:tcW w:w="2088" w:type="dxa"/>
@@ -5655,16 +5780,11 @@
             <w:vAlign w:val="center"/>
           </w:tcPr>
           <w:p>
-            <w:pPr>
-              <w:spacing w:after="0" w:line="276" w:lineRule="auto"/>
-              <w:jc w:val="left"/>
-            </w:pPr>
             <w:r>
               <w:rPr>
-                <w:rFonts w:ascii="微软雅黑" w:hAnsi="微软雅黑" w:eastAsia="微软雅黑" w:cs="微软雅黑"/>
-                <w:sz w:val="19"/>
+                <w:b w:val="0"/>
               </w:rPr>
-              <w:t>备份、恢复、导出、分享、更新公开信息和调整部分界面设置。</w:t>
+              <w:t>管理只读分享、备份恢复、四种导出、维护工具和外观设置；高风险操作默认收起。</w:t>
             </w:r>
           </w:p>
         </w:tc>
@@ -5707,7 +5827,39 @@
         <w:rPr>
           <w:rFonts w:ascii="微软雅黑" w:hAnsi="微软雅黑" w:eastAsia="微软雅黑" w:cs="微软雅黑"/>
         </w:rPr>
-        <w:t>本季新番区域显示当前季度作品、放送信息、Bangumi公共评分、人数和本地状态。可以按星期跳转、搜索标题、改变排序，并在卡片上直接标记状态。</w:t>
+        <w:t>本季新番海报墙显示当前季度的日本非短篇TV动画、放送信息、Bangumi公共评分、人数和本地状态。可以按星期跳转、搜索标题、改变排序，并在卡片上直接标记状态。</w:t>
+      </w:r>
+    </w:p>
+    <w:p>
+      <w:r>
+        <w:rPr>
+          <w:rFonts w:ascii="微软雅黑" w:hAnsi="微软雅黑" w:eastAsia="微软雅黑" w:cs="微软雅黑"/>
+        </w:rPr>
+        <w:t>程序每天按本地时间00:00交叉核对https://bgm.tv/calendar与YUC当季表（https://yuc.wiki/YYYYMM/）。YUC周播表用于限定候选，Bangumi用于逐部核验并补全标题、海报、评分和放送信息；剧场版、OVA、WEB、SP和短篇动画不会进入主海报墙。</w:t>
+      </w:r>
+    </w:p>
+    <w:p>
+      <w:r>
+        <w:rPr>
+          <w:rFonts w:ascii="微软雅黑" w:hAnsi="微软雅黑" w:eastAsia="微软雅黑" w:cs="微软雅黑"/>
+        </w:rPr>
+        <w:t>刷新结果会与YUC当季主清单核对数量；差异超过安全范围时会拒绝异常刷新并保留上一次完整缓存，避免网络波动把海报墙替换成缺项结果。</w:t>
+      </w:r>
+    </w:p>
+    <w:p>
+      <w:r>
+        <w:rPr>
+          <w:rFonts w:ascii="微软雅黑" w:hAnsi="微软雅黑" w:eastAsia="微软雅黑" w:cs="微软雅黑"/>
+        </w:rPr>
+        <w:t>季番缓存记录算法版本；即使旧算法当天已经刷新，升级后也会自动重建公开缓存。刷新只更新公开季度资料，保留作品状态、日期、评分、笔记和其他个人字段。</w:t>
+      </w:r>
+    </w:p>
+    <w:p>
+      <w:r>
+        <w:rPr>
+          <w:rFonts w:ascii="微软雅黑" w:hAnsi="微软雅黑" w:eastAsia="微软雅黑" w:cs="微软雅黑"/>
+        </w:rPr>
+        <w:t>首页下方的“新番时光机”不受主海报墙限制，继续展示TV、剧场版、OVA、WEB、SP等全部动画发行形式。</w:t>
       </w:r>
     </w:p>
     <w:p>
@@ -5773,7 +5925,20 @@
         <w:rPr>
           <w:rFonts w:ascii="微软雅黑" w:hAnsi="微软雅黑" w:eastAsia="微软雅黑" w:cs="微软雅黑"/>
         </w:rPr>
-        <w:t>今日美图从主人明确选择的本机文件夹读取图片。竖屏图片以海报式卡片展示，横向壁纸以大图展示。“换一组”会重新选择当前组合。</w:t>
+        <w:t>今日美图从</w:t>
+      </w:r>
+      <w:r>
+        <w:rPr>
+          <w:rFonts w:hint="eastAsia" w:ascii="微软雅黑" w:hAnsi="微软雅黑" w:cs="微软雅黑"/>
+          <w:lang w:eastAsia="zh-CN"/>
+        </w:rPr>
+        <w:t>用户</w:t>
+      </w:r>
+      <w:r>
+        <w:rPr>
+          <w:rFonts w:ascii="微软雅黑" w:hAnsi="微软雅黑" w:eastAsia="微软雅黑" w:cs="微软雅黑"/>
+        </w:rPr>
+        <w:t>明确选择的本机文件夹读取图片。竖屏图片以海报式卡片展示，横向壁纸以大图展示。“换一组”会重新选择当前组合。</w:t>
       </w:r>
     </w:p>
     <w:p>
@@ -5853,7 +6018,7 @@
         <w:rPr>
           <w:rFonts w:ascii="微软雅黑" w:hAnsi="微软雅黑" w:eastAsia="微软雅黑" w:cs="微软雅黑"/>
         </w:rPr>
-        <w:t>条目库可以使用标题搜索，也可以同时组合类型、子类型、状态、年份、标签、个人评分、Bangumi评分和评分差值。排序支持总评分、Bangumi评分、年份、最近添加、最近完成以及多个个人评分小项目。</w:t>
+        <w:t>条目库顶部使用统一搜索栏，可搜索中文名、原名、标签、短评、角色或台词；还可以组合类型、子类型、状态、年份、标签、个人评分、Bangumi评分和评分差值。排序支持总评分、Bangumi评分、年份、最近添加、最近完成以及当前评分维度。</w:t>
       </w:r>
     </w:p>
     <w:p>
@@ -5915,6 +6080,7 @@
           </w:tblCellMar>
         </w:tblPrEx>
         <w:trPr>
+          <w:cantSplit/>
           <w:tblHeader/>
         </w:trPr>
         <w:tc>
@@ -5991,6 +6157,9 @@
             <w:right w:w="108" w:type="dxa"/>
           </w:tblCellMar>
         </w:tblPrEx>
+        <w:trPr>
+          <w:cantSplit/>
+        </w:trPr>
         <w:tc>
           <w:tcPr>
             <w:tcW w:w="1944" w:type="dxa"/>
@@ -6059,6 +6228,9 @@
             <w:right w:w="108" w:type="dxa"/>
           </w:tblCellMar>
         </w:tblPrEx>
+        <w:trPr>
+          <w:cantSplit/>
+        </w:trPr>
         <w:tc>
           <w:tcPr>
             <w:tcW w:w="1944" w:type="dxa"/>
@@ -6127,6 +6299,9 @@
             <w:right w:w="108" w:type="dxa"/>
           </w:tblCellMar>
         </w:tblPrEx>
+        <w:trPr>
+          <w:cantSplit/>
+        </w:trPr>
         <w:tc>
           <w:tcPr>
             <w:tcW w:w="1944" w:type="dxa"/>
@@ -6195,6 +6370,9 @@
             <w:right w:w="108" w:type="dxa"/>
           </w:tblCellMar>
         </w:tblPrEx>
+        <w:trPr>
+          <w:cantSplit/>
+        </w:trPr>
         <w:tc>
           <w:tcPr>
             <w:tcW w:w="1944" w:type="dxa"/>
@@ -6263,6 +6441,9 @@
             <w:right w:w="108" w:type="dxa"/>
           </w:tblCellMar>
         </w:tblPrEx>
+        <w:trPr>
+          <w:cantSplit/>
+        </w:trPr>
         <w:tc>
           <w:tcPr>
             <w:tcW w:w="1944" w:type="dxa"/>
@@ -6331,6 +6512,9 @@
             <w:right w:w="108" w:type="dxa"/>
           </w:tblCellMar>
         </w:tblPrEx>
+        <w:trPr>
+          <w:cantSplit/>
+        </w:trPr>
         <w:tc>
           <w:tcPr>
             <w:tcW w:w="1944" w:type="dxa"/>
@@ -6399,6 +6583,9 @@
             <w:right w:w="108" w:type="dxa"/>
           </w:tblCellMar>
         </w:tblPrEx>
+        <w:trPr>
+          <w:cantSplit/>
+        </w:trPr>
         <w:tc>
           <w:tcPr>
             <w:tcW w:w="1944" w:type="dxa"/>
@@ -6472,7 +6659,20 @@
         <w:rPr>
           <w:rFonts w:ascii="微软雅黑" w:hAnsi="微软雅黑" w:eastAsia="微软雅黑" w:cs="微软雅黑"/>
         </w:rPr>
-        <w:t>私人备注和本机资源路径只在主人主站使用，不会出现在只读分享或分享站导出的XLSX中。</w:t>
+        <w:t>私人备注和本机资源路径只在</w:t>
+      </w:r>
+      <w:r>
+        <w:rPr>
+          <w:rFonts w:hint="eastAsia" w:ascii="微软雅黑" w:hAnsi="微软雅黑" w:cs="微软雅黑"/>
+          <w:lang w:eastAsia="zh-CN"/>
+        </w:rPr>
+        <w:t>用户</w:t>
+      </w:r>
+      <w:r>
+        <w:rPr>
+          <w:rFonts w:ascii="微软雅黑" w:hAnsi="微软雅黑" w:eastAsia="微软雅黑" w:cs="微软雅黑"/>
+        </w:rPr>
+        <w:t>主站使用，不会出现在只读分享或分享站导出的XLSX中。</w:t>
       </w:r>
     </w:p>
     <w:p>
@@ -6496,7 +6696,15 @@
         <w:rPr>
           <w:rFonts w:ascii="微软雅黑" w:hAnsi="微软雅黑" w:eastAsia="微软雅黑" w:cs="微软雅黑"/>
         </w:rPr>
-        <w:t>新增条目时先搜索Bangumi，可以减少手工输入，并自动获得公开标题、封面、首播或发售日期、简介、公共评分、排名、评分人数和标签。搜索中文名没有结果时，可以尝试日文名、英文名或原名。</w:t>
+        <w:t>新增条目时优先搜索Bangumi，可以自动获得公开标题、封面、首播或发售日期、简介、公共评分、排名、评分人数和标签。搜索栏与条目库保持一致；没有匹配项时页面会直接显示“无相关作品”，修改关键词或返回即可，不会把旧结果变灰留在页面上。</w:t>
+      </w:r>
+    </w:p>
+    <w:p>
+      <w:r>
+        <w:rPr>
+          <w:rFonts w:ascii="微软雅黑" w:hAnsi="微软雅黑" w:eastAsia="微软雅黑" w:cs="微软雅黑"/>
+        </w:rPr>
+        <w:t>搜索分类旁的“固定”按钮可以把动画、漫画、轻小说或游戏保存为默认分类；新增条目、Bangumi排行和公开搜索共用该选择，刷新页面或重新启动后仍会保留。</w:t>
       </w:r>
     </w:p>
     <w:p>
@@ -6528,7 +6736,7 @@
         <w:pStyle w:val="5"/>
       </w:pPr>
       <w:r>
-        <w:t>6.3 Bangumi只提供公开资料</w:t>
+        <w:t>6.3 Bangumi只读账号连接与R18资料</w:t>
       </w:r>
     </w:p>
     <w:p>
@@ -6542,7 +6750,7 @@
         <w:rPr>
           <w:rFonts w:ascii="微软雅黑" w:hAnsi="微软雅黑" w:eastAsia="微软雅黑" w:cs="微软雅黑"/>
         </w:rPr>
-        <w:t>Yang-gumi不要求登录Bangumi，也不会写入你的Bangumi收藏。</w:t>
+        <w:t>普通公开条目不要求登录Bangumi。连接账号是可选功能，主要用于读取NSFW/R18动画、漫画、轻小说和游戏的封面、简介、标签与公共评分；不会读取收藏、个人评分、时间线或私密资料，也不会向Bangumi写入内容。</w:t>
       </w:r>
     </w:p>
     <w:p>
@@ -6556,7 +6764,15 @@
         <w:rPr>
           <w:rFonts w:ascii="微软雅黑" w:hAnsi="微软雅黑" w:eastAsia="微软雅黑" w:cs="微软雅黑"/>
         </w:rPr>
-        <w:t>刷新公开资料不会覆盖个人评分、私人笔记、观看状态和自建标签。</w:t>
+        <w:t>Access Token验证成功后会用Windows DPAPI为当前Windows用户加密保存，之后页面不再回显输入框；断开连接才会删除本地凭证。凭证不会写入评分数据库、导出文件或日志，也不会提供给分享站。刷新公开资料不会覆盖个人评分、私人笔记、状态和自建标签。</w:t>
+      </w:r>
+    </w:p>
+    <w:p>
+      <w:pPr>
+        <w:pStyle w:val="5"/>
+      </w:pPr>
+      <w:r>
+        <w:t>6.4每天00:00自动刷新公开数据</w:t>
       </w:r>
     </w:p>
     <w:p>
@@ -6567,34 +6783,7 @@
         </w:numPr>
       </w:pPr>
       <w:r>
-        <w:rPr>
-          <w:rFonts w:ascii="微软雅黑" w:hAnsi="微软雅黑" w:eastAsia="微软雅黑" w:cs="微软雅黑"/>
-        </w:rPr>
-        <w:t>公共评分、排名和封面可能随Bangumi数据变化；个人内容仍以本地数据库为准。</w:t>
-      </w:r>
-    </w:p>
-    <w:p>
-      <w:pPr>
-        <w:pStyle w:val="4"/>
-      </w:pPr>
-      <w:r>
-        <w:t>7.评分体系</w:t>
-      </w:r>
-    </w:p>
-    <w:p>
-      <w:pPr>
-        <w:pStyle w:val="5"/>
-      </w:pPr>
-      <w:r>
-        <w:t>7.1自动综合评分与手动总评分</w:t>
-      </w:r>
-    </w:p>
-    <w:p>
-      <w:r>
-        <w:rPr>
-          <w:rFonts w:ascii="微软雅黑" w:hAnsi="微软雅黑" w:eastAsia="微软雅黑" w:cs="微软雅黑"/>
-        </w:rPr>
-        <w:t>每部作品可以选择“自动综合评分”或“手动总评分”。自动模式根据各评分小项目和当前评分设置计算总分；手动模式允许直接输入0至10分的总评分。</w:t>
+        <w:t>Yang-gumi启动时会在后台检查当天刷新状态，并在本地时间每天00:00启动一次统一公开数据刷新。范围包括当季新番双来源清单、Bangumi动画／漫画／轻小说／游戏完整排行榜、已绑定条目的公开字段、缺失封面以及公共评分。任务以低并发在后台执行，不弹出窗口，也不会阻塞本地页面。</w:t>
       </w:r>
     </w:p>
     <w:p>
@@ -6605,10 +6794,7 @@
         </w:numPr>
       </w:pPr>
       <w:r>
-        <w:rPr>
-          <w:rFonts w:ascii="微软雅黑" w:hAnsi="微软雅黑" w:eastAsia="微软雅黑" w:cs="微软雅黑"/>
-        </w:rPr>
-        <w:t>自动模式：修改任一评分小项目后，总评分会重新计算。</w:t>
+        <w:t>排行榜刷新先在独立临时缓存中读取完整结果，四个分类全部完成后才替换当前缓存；任一分类或网络请求失败时继续使用上一次完整缓存，因此页面不会被清空，也不会显示半成品。Bangumi页面会显示上次完成时间与下次00:00刷新时间。条目总数没有变化不代表没有刷新，应以上次完成时间为准。</w:t>
       </w:r>
     </w:p>
     <w:p>
@@ -6619,10 +6805,7 @@
         </w:numPr>
       </w:pPr>
       <w:r>
-        <w:rPr>
-          <w:rFonts w:ascii="微软雅黑" w:hAnsi="微软雅黑" w:eastAsia="微软雅黑" w:cs="微软雅黑"/>
-        </w:rPr>
-        <w:t>手动模式：修改评分小项目仍会保存，但不会改变手工填写的总评分。</w:t>
+        <w:t>自动刷新只写入外部公开字段和公开缓存，不修改个人总分、分项评分、状态、短评、日期、手工标签、本地标题、美图选择、评分设置、备份或导出文件。若电脑在00:00没有运行Yang-gumi，下次启动会在后台补做当天未完成的公开数据刷新。</w:t>
       </w:r>
     </w:p>
     <w:p>
@@ -6636,6 +6819,95 @@
         <w:rPr>
           <w:rFonts w:ascii="微软雅黑" w:hAnsi="微软雅黑" w:eastAsia="微软雅黑" w:cs="微软雅黑"/>
         </w:rPr>
+        <w:t>公共评分、排名、简介和封面可能随Bangumi资料更新；个人内容始终以本地数据库为准。已连接账号时，程序还会在后台补齐缓存中的R18条目封面，后续新增的相关条目也会按同一规则自动处理。</w:t>
+      </w:r>
+    </w:p>
+    <w:p>
+      <w:pPr>
+        <w:pStyle w:val="5"/>
+      </w:pPr>
+      <w:r>
+        <w:t>6.5 Bangumi搜索、筛选与时间均分</w:t>
+      </w:r>
+    </w:p>
+    <w:p>
+      <w:r>
+        <w:t>Bangumi页使用与条目库一致的搜索结构，可按中文名、原名、标签或简介检索；动画、漫画、轻小说和游戏分类可以固定为默认值。连接成功后账号输入区自动隐藏，只有断开连接时才重新显示。</w:t>
+      </w:r>
+    </w:p>
+    <w:p>
+      <w:r>
+        <w:t>“时间均分”默认关闭，只有手动打开时才显示标签和时间统计，并同步筛选下方排行榜。动画支持全部时间、单季度、单年和年代范围；漫画、轻小说和游戏不提供单季度／季度均分。</w:t>
+      </w:r>
+    </w:p>
+    <w:p>
+      <w:r>
+        <w:t>Bangumi排行和搜索只读取公共资料。R18条目已经缓存的封面与简介可以在分享站显示，但账号连接本身不会传给访客。</w:t>
+      </w:r>
+    </w:p>
+    <w:p>
+      <w:pPr>
+        <w:pStyle w:val="4"/>
+      </w:pPr>
+      <w:r>
+        <w:t>7.评分体系</w:t>
+      </w:r>
+    </w:p>
+    <w:p>
+      <w:pPr>
+        <w:pStyle w:val="5"/>
+      </w:pPr>
+      <w:r>
+        <w:t>7.1自动综合评分与手动总评分</w:t>
+      </w:r>
+    </w:p>
+    <w:p>
+      <w:r>
+        <w:rPr>
+          <w:rFonts w:ascii="微软雅黑" w:hAnsi="微软雅黑" w:eastAsia="微软雅黑" w:cs="微软雅黑"/>
+        </w:rPr>
+        <w:t>每部作品可以选择“自动综合评分”或“手动总评分”。自动模式根据各评分小项目和当前评分设置计算总分；手动模式允许直接输入0至10分的总评分。</w:t>
+      </w:r>
+    </w:p>
+    <w:p>
+      <w:pPr>
+        <w:numPr>
+          <w:ilvl w:val="0"/>
+          <w:numId w:val="7"/>
+        </w:numPr>
+      </w:pPr>
+      <w:r>
+        <w:rPr>
+          <w:rFonts w:ascii="微软雅黑" w:hAnsi="微软雅黑" w:eastAsia="微软雅黑" w:cs="微软雅黑"/>
+        </w:rPr>
+        <w:t>自动模式：修改任一评分小项目后，总评分会重新计算。</w:t>
+      </w:r>
+    </w:p>
+    <w:p>
+      <w:pPr>
+        <w:numPr>
+          <w:ilvl w:val="0"/>
+          <w:numId w:val="7"/>
+        </w:numPr>
+      </w:pPr>
+      <w:r>
+        <w:rPr>
+          <w:rFonts w:ascii="微软雅黑" w:hAnsi="微软雅黑" w:eastAsia="微软雅黑" w:cs="微软雅黑"/>
+        </w:rPr>
+        <w:t>手动模式：修改评分小项目仍会保存，但不会改变手工填写的总评分。</w:t>
+      </w:r>
+    </w:p>
+    <w:p>
+      <w:pPr>
+        <w:numPr>
+          <w:ilvl w:val="0"/>
+          <w:numId w:val="7"/>
+        </w:numPr>
+      </w:pPr>
+      <w:r>
+        <w:rPr>
+          <w:rFonts w:ascii="微软雅黑" w:hAnsi="微软雅黑" w:eastAsia="微软雅黑" w:cs="微软雅黑"/>
+        </w:rPr>
         <w:t>评分设置改变后，只会重新计算自动模式条目，手动总评分保持原值。</w:t>
       </w:r>
     </w:p>
@@ -6644,7 +6916,7 @@
         <w:pStyle w:val="5"/>
       </w:pPr>
       <w:r>
-        <w:t>7.2默认分组和占比</w:t>
+        <w:t>7.2四类作品的独立默认评分</w:t>
       </w:r>
     </w:p>
     <w:tbl>
@@ -6669,10 +6941,10 @@
         </w:tblCellMar>
       </w:tblPr>
       <w:tblGrid>
-        <w:gridCol w:w="1584"/>
-        <w:gridCol w:w="1224"/>
-        <w:gridCol w:w="4608"/>
-        <w:gridCol w:w="1944"/>
+        <w:gridCol w:w="1000"/>
+        <w:gridCol w:w="3460"/>
+        <w:gridCol w:w="2700"/>
+        <w:gridCol w:w="2200"/>
       </w:tblGrid>
       <w:tr>
         <w:tblPrEx>
@@ -6692,117 +6964,110 @@
           </w:tblCellMar>
         </w:tblPrEx>
         <w:trPr>
+          <w:cantSplit/>
           <w:tblHeader/>
         </w:trPr>
         <w:tc>
           <w:tcPr>
-            <w:tcW w:w="1584" w:type="dxa"/>
+            <w:tcW w:w="1000" w:type="dxa"/>
             <w:shd w:val="clear" w:color="auto" w:fill="E8EEF5"/>
             <w:tcMar>
-              <w:top w:w="90" w:type="dxa"/>
-              <w:left w:w="120" w:type="dxa"/>
-              <w:bottom w:w="90" w:type="dxa"/>
-              <w:right w:w="120" w:type="dxa"/>
+              <w:top w:w="72" w:type="dxa"/>
+              <w:left w:w="100" w:type="dxa"/>
+              <w:bottom w:w="72" w:type="dxa"/>
+              <w:right w:w="100" w:type="dxa"/>
             </w:tcMar>
             <w:vAlign w:val="center"/>
           </w:tcPr>
           <w:p>
             <w:pPr>
-              <w:spacing w:after="0"/>
+              <w:spacing w:after="0" w:line="240" w:lineRule="auto"/>
               <w:jc w:val="center"/>
             </w:pPr>
             <w:r>
               <w:rPr>
-                <w:rFonts w:ascii="微软雅黑" w:hAnsi="微软雅黑" w:eastAsia="微软雅黑" w:cs="微软雅黑"/>
                 <w:b/>
-                <w:color w:val="203748"/>
                 <w:sz w:val="20"/>
               </w:rPr>
-              <w:t>分组</w:t>
+              <w:t>类型</w:t>
             </w:r>
           </w:p>
         </w:tc>
         <w:tc>
           <w:tcPr>
-            <w:tcW w:w="1224" w:type="dxa"/>
+            <w:tcW w:w="3460" w:type="dxa"/>
             <w:shd w:val="clear" w:color="auto" w:fill="E8EEF5"/>
             <w:tcMar>
-              <w:top w:w="90" w:type="dxa"/>
-              <w:left w:w="120" w:type="dxa"/>
-              <w:bottom w:w="90" w:type="dxa"/>
-              <w:right w:w="120" w:type="dxa"/>
+              <w:top w:w="72" w:type="dxa"/>
+              <w:left w:w="100" w:type="dxa"/>
+              <w:bottom w:w="72" w:type="dxa"/>
+              <w:right w:w="100" w:type="dxa"/>
             </w:tcMar>
             <w:vAlign w:val="center"/>
           </w:tcPr>
           <w:p>
             <w:pPr>
-              <w:spacing w:after="0"/>
+              <w:spacing w:after="0" w:line="240" w:lineRule="auto"/>
               <w:jc w:val="center"/>
             </w:pPr>
             <w:r>
               <w:rPr>
-                <w:rFonts w:ascii="微软雅黑" w:hAnsi="微软雅黑" w:eastAsia="微软雅黑" w:cs="微软雅黑"/>
                 <w:b/>
-                <w:color w:val="203748"/>
                 <w:sz w:val="20"/>
               </w:rPr>
-              <w:t>最高贡献</w:t>
+              <w:t>作品本体</w:t>
             </w:r>
           </w:p>
         </w:tc>
         <w:tc>
           <w:tcPr>
-            <w:tcW w:w="4608" w:type="dxa"/>
+            <w:tcW w:w="2700" w:type="dxa"/>
             <w:shd w:val="clear" w:color="auto" w:fill="E8EEF5"/>
             <w:tcMar>
-              <w:top w:w="90" w:type="dxa"/>
-              <w:left w:w="120" w:type="dxa"/>
-              <w:bottom w:w="90" w:type="dxa"/>
-              <w:right w:w="120" w:type="dxa"/>
+              <w:top w:w="72" w:type="dxa"/>
+              <w:left w:w="100" w:type="dxa"/>
+              <w:bottom w:w="72" w:type="dxa"/>
+              <w:right w:w="100" w:type="dxa"/>
             </w:tcMar>
             <w:vAlign w:val="center"/>
           </w:tcPr>
           <w:p>
             <w:pPr>
-              <w:spacing w:after="0"/>
+              <w:spacing w:after="0" w:line="240" w:lineRule="auto"/>
               <w:jc w:val="center"/>
             </w:pPr>
             <w:r>
               <w:rPr>
-                <w:rFonts w:ascii="微软雅黑" w:hAnsi="微软雅黑" w:eastAsia="微软雅黑" w:cs="微软雅黑"/>
                 <w:b/>
-                <w:color w:val="203748"/>
                 <w:sz w:val="20"/>
               </w:rPr>
-              <w:t>默认项目与组内占比</w:t>
+              <w:t>个人感受</w:t>
             </w:r>
           </w:p>
         </w:tc>
         <w:tc>
           <w:tcPr>
-            <w:tcW w:w="1944" w:type="dxa"/>
+            <w:tcW w:w="2200" w:type="dxa"/>
             <w:shd w:val="clear" w:color="auto" w:fill="E8EEF5"/>
             <w:tcMar>
-              <w:top w:w="90" w:type="dxa"/>
-              <w:left w:w="120" w:type="dxa"/>
-              <w:bottom w:w="90" w:type="dxa"/>
-              <w:right w:w="120" w:type="dxa"/>
+              <w:top w:w="72" w:type="dxa"/>
+              <w:left w:w="100" w:type="dxa"/>
+              <w:bottom w:w="72" w:type="dxa"/>
+              <w:right w:w="100" w:type="dxa"/>
             </w:tcMar>
             <w:vAlign w:val="center"/>
           </w:tcPr>
           <w:p>
             <w:pPr>
-              <w:spacing w:after="0"/>
+              <w:spacing w:after="0" w:line="240" w:lineRule="auto"/>
               <w:jc w:val="center"/>
             </w:pPr>
             <w:r>
               <w:rPr>
-                <w:rFonts w:ascii="微软雅黑" w:hAnsi="微软雅黑" w:eastAsia="微软雅黑" w:cs="微软雅黑"/>
                 <w:b/>
-                <w:color w:val="203748"/>
                 <w:sz w:val="20"/>
               </w:rPr>
-              <w:t>用途</w:t>
+              <w:t>时代加权</w:t>
             </w:r>
           </w:p>
         </w:tc>
@@ -6824,103 +7089,158 @@
             <w:right w:w="108" w:type="dxa"/>
           </w:tblCellMar>
         </w:tblPrEx>
+        <w:trPr>
+          <w:cantSplit/>
+        </w:trPr>
         <w:tc>
           <w:tcPr>
-            <w:tcW w:w="1584" w:type="dxa"/>
+            <w:tcW w:w="1000" w:type="dxa"/>
             <w:tcMar>
-              <w:top w:w="90" w:type="dxa"/>
-              <w:left w:w="120" w:type="dxa"/>
-              <w:bottom w:w="90" w:type="dxa"/>
-              <w:right w:w="120" w:type="dxa"/>
+              <w:top w:w="72" w:type="dxa"/>
+              <w:left w:w="100" w:type="dxa"/>
+              <w:bottom w:w="72" w:type="dxa"/>
+              <w:right w:w="100" w:type="dxa"/>
             </w:tcMar>
             <w:vAlign w:val="center"/>
           </w:tcPr>
           <w:p>
             <w:pPr>
-              <w:spacing w:after="0" w:line="276" w:lineRule="auto"/>
-              <w:jc w:val="center"/>
+              <w:spacing w:after="0" w:line="240" w:lineRule="auto"/>
             </w:pPr>
             <w:r>
               <w:rPr>
-                <w:rFonts w:ascii="微软雅黑" w:hAnsi="微软雅黑" w:eastAsia="微软雅黑" w:cs="微软雅黑"/>
+                <w:b w:val="0"/>
                 <w:sz w:val="19"/>
               </w:rPr>
-              <w:t>作品本体</w:t>
+              <w:t>动画</w:t>
             </w:r>
           </w:p>
         </w:tc>
         <w:tc>
           <w:tcPr>
-            <w:tcW w:w="1224" w:type="dxa"/>
+            <w:tcW w:w="3460" w:type="dxa"/>
             <w:tcMar>
-              <w:top w:w="90" w:type="dxa"/>
-              <w:left w:w="120" w:type="dxa"/>
-              <w:bottom w:w="90" w:type="dxa"/>
-              <w:right w:w="120" w:type="dxa"/>
+              <w:top w:w="72" w:type="dxa"/>
+              <w:left w:w="100" w:type="dxa"/>
+              <w:bottom w:w="72" w:type="dxa"/>
+              <w:right w:w="100" w:type="dxa"/>
             </w:tcMar>
             <w:vAlign w:val="center"/>
           </w:tcPr>
           <w:p>
             <w:pPr>
-              <w:spacing w:after="0" w:line="276" w:lineRule="auto"/>
-              <w:jc w:val="center"/>
+              <w:spacing w:after="0" w:line="240" w:lineRule="auto"/>
             </w:pPr>
             <w:r>
               <w:rPr>
-                <w:rFonts w:ascii="微软雅黑" w:hAnsi="微软雅黑" w:eastAsia="微软雅黑" w:cs="微软雅黑"/>
+                <w:b w:val="0"/>
                 <w:sz w:val="19"/>
               </w:rPr>
-              <w:t>9.0</w:t>
+              <w:t>最高9.0</w:t>
+            </w:r>
+            <w:r>
+              <w:rPr>
+                <w:b w:val="0"/>
+                <w:sz w:val="19"/>
+              </w:rPr>
+              <w:br w:type="textWrapping"/>
+            </w:r>
+            <w:r>
+              <w:rPr>
+                <w:b w:val="0"/>
+                <w:sz w:val="19"/>
+              </w:rPr>
+              <w:t>剧情40%｜角色15%｜作画20%｜演出10%｜音乐10%｜节奏5%</w:t>
             </w:r>
           </w:p>
         </w:tc>
         <w:tc>
           <w:tcPr>
-            <w:tcW w:w="4608" w:type="dxa"/>
+            <w:tcW w:w="2700" w:type="dxa"/>
             <w:tcMar>
-              <w:top w:w="90" w:type="dxa"/>
-              <w:left w:w="120" w:type="dxa"/>
-              <w:bottom w:w="90" w:type="dxa"/>
-              <w:right w:w="120" w:type="dxa"/>
+              <w:top w:w="72" w:type="dxa"/>
+              <w:left w:w="100" w:type="dxa"/>
+              <w:bottom w:w="72" w:type="dxa"/>
+              <w:right w:w="100" w:type="dxa"/>
             </w:tcMar>
             <w:vAlign w:val="center"/>
           </w:tcPr>
           <w:p>
             <w:pPr>
-              <w:spacing w:after="0" w:line="276" w:lineRule="auto"/>
-              <w:jc w:val="left"/>
+              <w:spacing w:after="0" w:line="240" w:lineRule="auto"/>
             </w:pPr>
             <w:r>
               <w:rPr>
-                <w:rFonts w:ascii="微软雅黑" w:hAnsi="微软雅黑" w:eastAsia="微软雅黑" w:cs="微软雅黑"/>
+                <w:b w:val="0"/>
                 <w:sz w:val="19"/>
               </w:rPr>
-              <w:t>剧情40%；角色塑造15%；作画/摄影20%；演出10%；音乐/配音10%；节奏5%</w:t>
+              <w:t>最高0.7</w:t>
+            </w:r>
+            <w:r>
+              <w:rPr>
+                <w:b w:val="0"/>
+                <w:sz w:val="19"/>
+              </w:rPr>
+              <w:br w:type="textWrapping"/>
+            </w:r>
+            <w:r>
+              <w:rPr>
+                <w:b w:val="0"/>
+                <w:sz w:val="19"/>
+              </w:rPr>
+              <w:t>偏爱40%｜重看20%｜后劲20%｜独特10%｜氛围10%</w:t>
             </w:r>
           </w:p>
         </w:tc>
         <w:tc>
           <w:tcPr>
-            <w:tcW w:w="1944" w:type="dxa"/>
+            <w:tcW w:w="2200" w:type="dxa"/>
             <w:tcMar>
-              <w:top w:w="90" w:type="dxa"/>
-              <w:left w:w="120" w:type="dxa"/>
-              <w:bottom w:w="90" w:type="dxa"/>
-              <w:right w:w="120" w:type="dxa"/>
+              <w:top w:w="72" w:type="dxa"/>
+              <w:left w:w="100" w:type="dxa"/>
+              <w:bottom w:w="72" w:type="dxa"/>
+              <w:right w:w="100" w:type="dxa"/>
             </w:tcMar>
             <w:vAlign w:val="center"/>
           </w:tcPr>
           <w:p>
             <w:pPr>
-              <w:spacing w:after="0" w:line="276" w:lineRule="auto"/>
-              <w:jc w:val="center"/>
+              <w:spacing w:after="0" w:line="240" w:lineRule="auto"/>
             </w:pPr>
             <w:r>
               <w:rPr>
-                <w:rFonts w:ascii="微软雅黑" w:hAnsi="微软雅黑" w:eastAsia="微软雅黑" w:cs="微软雅黑"/>
+                <w:b w:val="0"/>
                 <w:sz w:val="19"/>
               </w:rPr>
-              <w:t>构成主要分数</w:t>
+              <w:t>最高0.3</w:t>
+            </w:r>
+            <w:r>
+              <w:rPr>
+                <w:b w:val="0"/>
+                <w:sz w:val="19"/>
+              </w:rPr>
+              <w:br w:type="textWrapping"/>
+            </w:r>
+            <w:r>
+              <w:rPr>
+                <w:b w:val="0"/>
+                <w:sz w:val="19"/>
+              </w:rPr>
+              <w:t>影响力60%｜开创性40%</w:t>
+            </w:r>
+            <w:r>
+              <w:rPr>
+                <w:b w:val="0"/>
+                <w:sz w:val="19"/>
+              </w:rPr>
+              <w:br w:type="textWrapping"/>
+            </w:r>
+            <w:r>
+              <w:rPr>
+                <w:b w:val="0"/>
+                <w:sz w:val="19"/>
+              </w:rPr>
+              <w:t>评分人数超过3,000</w:t>
             </w:r>
           </w:p>
         </w:tc>
@@ -6942,103 +7262,167 @@
             <w:right w:w="108" w:type="dxa"/>
           </w:tblCellMar>
         </w:tblPrEx>
+        <w:trPr>
+          <w:cantSplit/>
+        </w:trPr>
         <w:tc>
           <w:tcPr>
-            <w:tcW w:w="1584" w:type="dxa"/>
+            <w:tcW w:w="1000" w:type="dxa"/>
             <w:tcMar>
-              <w:top w:w="90" w:type="dxa"/>
-              <w:left w:w="120" w:type="dxa"/>
-              <w:bottom w:w="90" w:type="dxa"/>
-              <w:right w:w="120" w:type="dxa"/>
+              <w:top w:w="72" w:type="dxa"/>
+              <w:left w:w="100" w:type="dxa"/>
+              <w:bottom w:w="72" w:type="dxa"/>
+              <w:right w:w="100" w:type="dxa"/>
             </w:tcMar>
             <w:vAlign w:val="center"/>
           </w:tcPr>
           <w:p>
             <w:pPr>
-              <w:spacing w:after="0" w:line="276" w:lineRule="auto"/>
-              <w:jc w:val="center"/>
+              <w:spacing w:after="0" w:line="240" w:lineRule="auto"/>
             </w:pPr>
             <w:r>
               <w:rPr>
-                <w:rFonts w:ascii="微软雅黑" w:hAnsi="微软雅黑" w:eastAsia="微软雅黑" w:cs="微软雅黑"/>
+                <w:b w:val="0"/>
                 <w:sz w:val="19"/>
               </w:rPr>
-              <w:t>个人感受</w:t>
+              <w:t>漫画</w:t>
             </w:r>
           </w:p>
         </w:tc>
         <w:tc>
           <w:tcPr>
-            <w:tcW w:w="1224" w:type="dxa"/>
+            <w:tcW w:w="3460" w:type="dxa"/>
             <w:tcMar>
-              <w:top w:w="90" w:type="dxa"/>
-              <w:left w:w="120" w:type="dxa"/>
-              <w:bottom w:w="90" w:type="dxa"/>
-              <w:right w:w="120" w:type="dxa"/>
+              <w:top w:w="72" w:type="dxa"/>
+              <w:left w:w="100" w:type="dxa"/>
+              <w:bottom w:w="72" w:type="dxa"/>
+              <w:right w:w="100" w:type="dxa"/>
             </w:tcMar>
             <w:vAlign w:val="center"/>
           </w:tcPr>
           <w:p>
             <w:pPr>
-              <w:spacing w:after="0" w:line="276" w:lineRule="auto"/>
-              <w:jc w:val="center"/>
+              <w:spacing w:after="0" w:line="240" w:lineRule="auto"/>
             </w:pPr>
             <w:r>
               <w:rPr>
-                <w:rFonts w:ascii="微软雅黑" w:hAnsi="微软雅黑" w:eastAsia="微软雅黑" w:cs="微软雅黑"/>
+                <w:b w:val="0"/>
                 <w:sz w:val="19"/>
               </w:rPr>
-              <w:t>0.7</w:t>
+              <w:t>最高8.5</w:t>
+            </w:r>
+            <w:r>
+              <w:rPr>
+                <w:b w:val="0"/>
+                <w:sz w:val="19"/>
+              </w:rPr>
+              <w:br w:type="textWrapping"/>
+            </w:r>
+            <w:r>
+              <w:rPr>
+                <w:b w:val="0"/>
+                <w:sz w:val="19"/>
+              </w:rPr>
+              <w:t>剧情40%｜角色20%｜画工20%｜</w:t>
+            </w:r>
+            <w:bookmarkStart w:id="0" w:name="_GoBack"/>
+            <w:bookmarkEnd w:id="0"/>
+            <w:r>
+              <w:rPr>
+                <w:b w:val="0"/>
+                <w:sz w:val="19"/>
+              </w:rPr>
+              <w:t>分镜10%｜节奏10%</w:t>
             </w:r>
           </w:p>
         </w:tc>
         <w:tc>
           <w:tcPr>
-            <w:tcW w:w="4608" w:type="dxa"/>
+            <w:tcW w:w="2700" w:type="dxa"/>
             <w:tcMar>
-              <w:top w:w="90" w:type="dxa"/>
-              <w:left w:w="120" w:type="dxa"/>
-              <w:bottom w:w="90" w:type="dxa"/>
-              <w:right w:w="120" w:type="dxa"/>
+              <w:top w:w="72" w:type="dxa"/>
+              <w:left w:w="100" w:type="dxa"/>
+              <w:bottom w:w="72" w:type="dxa"/>
+              <w:right w:w="100" w:type="dxa"/>
             </w:tcMar>
             <w:vAlign w:val="center"/>
           </w:tcPr>
           <w:p>
             <w:pPr>
-              <w:spacing w:after="0" w:line="276" w:lineRule="auto"/>
-              <w:jc w:val="left"/>
+              <w:spacing w:after="0" w:line="240" w:lineRule="auto"/>
             </w:pPr>
             <w:r>
               <w:rPr>
-                <w:rFonts w:ascii="微软雅黑" w:hAnsi="微软雅黑" w:eastAsia="微软雅黑" w:cs="微软雅黑"/>
+                <w:b w:val="0"/>
                 <w:sz w:val="19"/>
               </w:rPr>
-              <w:t>个人偏爱40%；重看/重玩价值20%；情绪后劲20%；独特性10%；氛围感10%</w:t>
+              <w:t>最高0.75</w:t>
+            </w:r>
+            <w:r>
+              <w:rPr>
+                <w:b w:val="0"/>
+                <w:sz w:val="19"/>
+              </w:rPr>
+              <w:br w:type="textWrapping"/>
+            </w:r>
+            <w:r>
+              <w:rPr>
+                <w:b w:val="0"/>
+                <w:sz w:val="19"/>
+              </w:rPr>
+              <w:t>偏爱40%｜重看20%｜后劲20%｜独特10%｜氛围10%</w:t>
             </w:r>
           </w:p>
         </w:tc>
         <w:tc>
           <w:tcPr>
-            <w:tcW w:w="1944" w:type="dxa"/>
+            <w:tcW w:w="2200" w:type="dxa"/>
             <w:tcMar>
-              <w:top w:w="90" w:type="dxa"/>
-              <w:left w:w="120" w:type="dxa"/>
-              <w:bottom w:w="90" w:type="dxa"/>
-              <w:right w:w="120" w:type="dxa"/>
+              <w:top w:w="72" w:type="dxa"/>
+              <w:left w:w="100" w:type="dxa"/>
+              <w:bottom w:w="72" w:type="dxa"/>
+              <w:right w:w="100" w:type="dxa"/>
             </w:tcMar>
             <w:vAlign w:val="center"/>
           </w:tcPr>
           <w:p>
             <w:pPr>
-              <w:spacing w:after="0" w:line="276" w:lineRule="auto"/>
-              <w:jc w:val="center"/>
+              <w:spacing w:after="0" w:line="240" w:lineRule="auto"/>
             </w:pPr>
             <w:r>
               <w:rPr>
-                <w:rFonts w:ascii="微软雅黑" w:hAnsi="微软雅黑" w:eastAsia="微软雅黑" w:cs="微软雅黑"/>
+                <w:b w:val="0"/>
                 <w:sz w:val="19"/>
               </w:rPr>
-              <w:t>补充个人体验</w:t>
+              <w:t>最高0.75</w:t>
+            </w:r>
+            <w:r>
+              <w:rPr>
+                <w:b w:val="0"/>
+                <w:sz w:val="19"/>
+              </w:rPr>
+              <w:br w:type="textWrapping"/>
+            </w:r>
+            <w:r>
+              <w:rPr>
+                <w:b w:val="0"/>
+                <w:sz w:val="19"/>
+              </w:rPr>
+              <w:t>影响力60%｜开创性40%</w:t>
+            </w:r>
+            <w:r>
+              <w:rPr>
+                <w:b w:val="0"/>
+                <w:sz w:val="19"/>
+              </w:rPr>
+              <w:br w:type="textWrapping"/>
+            </w:r>
+            <w:r>
+              <w:rPr>
+                <w:b w:val="0"/>
+                <w:sz w:val="19"/>
+              </w:rPr>
+              <w:t>评分人数达到300</w:t>
             </w:r>
           </w:p>
         </w:tc>
@@ -7060,103 +7444,331 @@
             <w:right w:w="108" w:type="dxa"/>
           </w:tblCellMar>
         </w:tblPrEx>
+        <w:trPr>
+          <w:cantSplit/>
+        </w:trPr>
         <w:tc>
           <w:tcPr>
-            <w:tcW w:w="1584" w:type="dxa"/>
+            <w:tcW w:w="1000" w:type="dxa"/>
             <w:tcMar>
-              <w:top w:w="90" w:type="dxa"/>
-              <w:left w:w="120" w:type="dxa"/>
-              <w:bottom w:w="90" w:type="dxa"/>
-              <w:right w:w="120" w:type="dxa"/>
+              <w:top w:w="72" w:type="dxa"/>
+              <w:left w:w="100" w:type="dxa"/>
+              <w:bottom w:w="72" w:type="dxa"/>
+              <w:right w:w="100" w:type="dxa"/>
             </w:tcMar>
             <w:vAlign w:val="center"/>
           </w:tcPr>
           <w:p>
             <w:pPr>
-              <w:spacing w:after="0" w:line="276" w:lineRule="auto"/>
-              <w:jc w:val="center"/>
+              <w:spacing w:after="0" w:line="240" w:lineRule="auto"/>
             </w:pPr>
             <w:r>
               <w:rPr>
-                <w:rFonts w:ascii="微软雅黑" w:hAnsi="微软雅黑" w:eastAsia="微软雅黑" w:cs="微软雅黑"/>
+                <w:b w:val="0"/>
                 <w:sz w:val="19"/>
               </w:rPr>
-              <w:t>时代加权</w:t>
+              <w:t>轻小说</w:t>
             </w:r>
           </w:p>
         </w:tc>
         <w:tc>
           <w:tcPr>
-            <w:tcW w:w="1224" w:type="dxa"/>
+            <w:tcW w:w="3460" w:type="dxa"/>
             <w:tcMar>
-              <w:top w:w="90" w:type="dxa"/>
-              <w:left w:w="120" w:type="dxa"/>
-              <w:bottom w:w="90" w:type="dxa"/>
-              <w:right w:w="120" w:type="dxa"/>
+              <w:top w:w="72" w:type="dxa"/>
+              <w:left w:w="100" w:type="dxa"/>
+              <w:bottom w:w="72" w:type="dxa"/>
+              <w:right w:w="100" w:type="dxa"/>
             </w:tcMar>
             <w:vAlign w:val="center"/>
           </w:tcPr>
           <w:p>
             <w:pPr>
-              <w:spacing w:after="0" w:line="276" w:lineRule="auto"/>
-              <w:jc w:val="center"/>
+              <w:spacing w:after="0" w:line="240" w:lineRule="auto"/>
             </w:pPr>
             <w:r>
               <w:rPr>
-                <w:rFonts w:ascii="微软雅黑" w:hAnsi="微软雅黑" w:eastAsia="微软雅黑" w:cs="微软雅黑"/>
+                <w:b w:val="0"/>
                 <w:sz w:val="19"/>
               </w:rPr>
-              <w:t>0.3</w:t>
+              <w:t>最高8.5</w:t>
+            </w:r>
+            <w:r>
+              <w:rPr>
+                <w:b w:val="0"/>
+                <w:sz w:val="19"/>
+              </w:rPr>
+              <w:br w:type="textWrapping"/>
+            </w:r>
+            <w:r>
+              <w:rPr>
+                <w:b w:val="0"/>
+                <w:sz w:val="19"/>
+              </w:rPr>
+              <w:t>剧情40%｜角色20%｜文笔30%｜节奏10%</w:t>
             </w:r>
           </w:p>
         </w:tc>
         <w:tc>
           <w:tcPr>
-            <w:tcW w:w="4608" w:type="dxa"/>
+            <w:tcW w:w="2700" w:type="dxa"/>
             <w:tcMar>
-              <w:top w:w="90" w:type="dxa"/>
-              <w:left w:w="120" w:type="dxa"/>
-              <w:bottom w:w="90" w:type="dxa"/>
-              <w:right w:w="120" w:type="dxa"/>
+              <w:top w:w="72" w:type="dxa"/>
+              <w:left w:w="100" w:type="dxa"/>
+              <w:bottom w:w="72" w:type="dxa"/>
+              <w:right w:w="100" w:type="dxa"/>
             </w:tcMar>
             <w:vAlign w:val="center"/>
           </w:tcPr>
           <w:p>
             <w:pPr>
-              <w:spacing w:after="0" w:line="276" w:lineRule="auto"/>
-              <w:jc w:val="left"/>
+              <w:spacing w:after="0" w:line="240" w:lineRule="auto"/>
             </w:pPr>
             <w:r>
               <w:rPr>
-                <w:rFonts w:ascii="微软雅黑" w:hAnsi="微软雅黑" w:eastAsia="微软雅黑" w:cs="微软雅黑"/>
+                <w:b w:val="0"/>
                 <w:sz w:val="19"/>
               </w:rPr>
-              <w:t>影响力60%；开创性40%</w:t>
+              <w:t>最高0.75</w:t>
+            </w:r>
+            <w:r>
+              <w:rPr>
+                <w:b w:val="0"/>
+                <w:sz w:val="19"/>
+              </w:rPr>
+              <w:br w:type="textWrapping"/>
+            </w:r>
+            <w:r>
+              <w:rPr>
+                <w:b w:val="0"/>
+                <w:sz w:val="19"/>
+              </w:rPr>
+              <w:t>偏爱40%｜重看20%｜后劲20%｜独特10%｜氛围10%</w:t>
             </w:r>
           </w:p>
         </w:tc>
         <w:tc>
           <w:tcPr>
-            <w:tcW w:w="1944" w:type="dxa"/>
+            <w:tcW w:w="2200" w:type="dxa"/>
             <w:tcMar>
-              <w:top w:w="90" w:type="dxa"/>
-              <w:left w:w="120" w:type="dxa"/>
-              <w:bottom w:w="90" w:type="dxa"/>
-              <w:right w:w="120" w:type="dxa"/>
+              <w:top w:w="72" w:type="dxa"/>
+              <w:left w:w="100" w:type="dxa"/>
+              <w:bottom w:w="72" w:type="dxa"/>
+              <w:right w:w="100" w:type="dxa"/>
             </w:tcMar>
             <w:vAlign w:val="center"/>
           </w:tcPr>
           <w:p>
             <w:pPr>
-              <w:spacing w:after="0" w:line="276" w:lineRule="auto"/>
-              <w:jc w:val="center"/>
+              <w:spacing w:after="0" w:line="240" w:lineRule="auto"/>
             </w:pPr>
             <w:r>
               <w:rPr>
-                <w:rFonts w:ascii="微软雅黑" w:hAnsi="微软雅黑" w:eastAsia="微软雅黑" w:cs="微软雅黑"/>
+                <w:b w:val="0"/>
                 <w:sz w:val="19"/>
               </w:rPr>
-              <w:t>补充历史地位</w:t>
+              <w:t>最高0.75</w:t>
+            </w:r>
+            <w:r>
+              <w:rPr>
+                <w:b w:val="0"/>
+                <w:sz w:val="19"/>
+              </w:rPr>
+              <w:br w:type="textWrapping"/>
+            </w:r>
+            <w:r>
+              <w:rPr>
+                <w:b w:val="0"/>
+                <w:sz w:val="19"/>
+              </w:rPr>
+              <w:t>影响力60%｜开创性40%</w:t>
+            </w:r>
+            <w:r>
+              <w:rPr>
+                <w:b w:val="0"/>
+                <w:sz w:val="19"/>
+              </w:rPr>
+              <w:br w:type="textWrapping"/>
+            </w:r>
+            <w:r>
+              <w:rPr>
+                <w:b w:val="0"/>
+                <w:sz w:val="19"/>
+              </w:rPr>
+              <w:t>评分人数达到300</w:t>
+            </w:r>
+          </w:p>
+        </w:tc>
+      </w:tr>
+      <w:tr>
+        <w:tblPrEx>
+          <w:tblBorders>
+            <w:top w:val="single" w:color="auto" w:sz="4" w:space="0"/>
+            <w:left w:val="single" w:color="auto" w:sz="4" w:space="0"/>
+            <w:bottom w:val="single" w:color="auto" w:sz="4" w:space="0"/>
+            <w:right w:val="single" w:color="auto" w:sz="4" w:space="0"/>
+            <w:insideH w:val="single" w:color="auto" w:sz="4" w:space="0"/>
+            <w:insideV w:val="single" w:color="auto" w:sz="4" w:space="0"/>
+          </w:tblBorders>
+          <w:tblCellMar>
+            <w:top w:w="0" w:type="dxa"/>
+            <w:left w:w="108" w:type="dxa"/>
+            <w:bottom w:w="0" w:type="dxa"/>
+            <w:right w:w="108" w:type="dxa"/>
+          </w:tblCellMar>
+        </w:tblPrEx>
+        <w:trPr>
+          <w:cantSplit/>
+        </w:trPr>
+        <w:tc>
+          <w:tcPr>
+            <w:tcW w:w="1000" w:type="dxa"/>
+            <w:tcMar>
+              <w:top w:w="72" w:type="dxa"/>
+              <w:left w:w="100" w:type="dxa"/>
+              <w:bottom w:w="72" w:type="dxa"/>
+              <w:right w:w="100" w:type="dxa"/>
+            </w:tcMar>
+            <w:vAlign w:val="center"/>
+          </w:tcPr>
+          <w:p>
+            <w:pPr>
+              <w:spacing w:after="0" w:line="240" w:lineRule="auto"/>
+            </w:pPr>
+            <w:r>
+              <w:rPr>
+                <w:b w:val="0"/>
+                <w:sz w:val="19"/>
+              </w:rPr>
+              <w:t>游戏</w:t>
+            </w:r>
+          </w:p>
+        </w:tc>
+        <w:tc>
+          <w:tcPr>
+            <w:tcW w:w="3460" w:type="dxa"/>
+            <w:tcMar>
+              <w:top w:w="72" w:type="dxa"/>
+              <w:left w:w="100" w:type="dxa"/>
+              <w:bottom w:w="72" w:type="dxa"/>
+              <w:right w:w="100" w:type="dxa"/>
+            </w:tcMar>
+            <w:vAlign w:val="center"/>
+          </w:tcPr>
+          <w:p>
+            <w:pPr>
+              <w:spacing w:after="0" w:line="240" w:lineRule="auto"/>
+            </w:pPr>
+            <w:r>
+              <w:rPr>
+                <w:b w:val="0"/>
+                <w:sz w:val="19"/>
+              </w:rPr>
+              <w:t>最高8.5</w:t>
+            </w:r>
+            <w:r>
+              <w:rPr>
+                <w:b w:val="0"/>
+                <w:sz w:val="19"/>
+              </w:rPr>
+              <w:br w:type="textWrapping"/>
+            </w:r>
+            <w:r>
+              <w:rPr>
+                <w:b w:val="0"/>
+                <w:sz w:val="19"/>
+              </w:rPr>
+              <w:t>剧情40%｜角色15%｜美术15%｜节奏10%｜玩法20%</w:t>
+            </w:r>
+          </w:p>
+        </w:tc>
+        <w:tc>
+          <w:tcPr>
+            <w:tcW w:w="2700" w:type="dxa"/>
+            <w:tcMar>
+              <w:top w:w="72" w:type="dxa"/>
+              <w:left w:w="100" w:type="dxa"/>
+              <w:bottom w:w="72" w:type="dxa"/>
+              <w:right w:w="100" w:type="dxa"/>
+            </w:tcMar>
+            <w:vAlign w:val="center"/>
+          </w:tcPr>
+          <w:p>
+            <w:pPr>
+              <w:spacing w:after="0" w:line="240" w:lineRule="auto"/>
+            </w:pPr>
+            <w:r>
+              <w:rPr>
+                <w:b w:val="0"/>
+                <w:sz w:val="19"/>
+              </w:rPr>
+              <w:t>最高0.75</w:t>
+            </w:r>
+            <w:r>
+              <w:rPr>
+                <w:b w:val="0"/>
+                <w:sz w:val="19"/>
+              </w:rPr>
+              <w:br w:type="textWrapping"/>
+            </w:r>
+            <w:r>
+              <w:rPr>
+                <w:b w:val="0"/>
+                <w:sz w:val="19"/>
+              </w:rPr>
+              <w:t>偏爱40%｜重玩20%｜后劲20%｜独特10%｜氛围10%</w:t>
+            </w:r>
+          </w:p>
+        </w:tc>
+        <w:tc>
+          <w:tcPr>
+            <w:tcW w:w="2200" w:type="dxa"/>
+            <w:tcMar>
+              <w:top w:w="72" w:type="dxa"/>
+              <w:left w:w="100" w:type="dxa"/>
+              <w:bottom w:w="72" w:type="dxa"/>
+              <w:right w:w="100" w:type="dxa"/>
+            </w:tcMar>
+            <w:vAlign w:val="center"/>
+          </w:tcPr>
+          <w:p>
+            <w:pPr>
+              <w:spacing w:after="0" w:line="240" w:lineRule="auto"/>
+            </w:pPr>
+            <w:r>
+              <w:rPr>
+                <w:b w:val="0"/>
+                <w:sz w:val="19"/>
+              </w:rPr>
+              <w:t>最高0.75</w:t>
+            </w:r>
+            <w:r>
+              <w:rPr>
+                <w:b w:val="0"/>
+                <w:sz w:val="19"/>
+              </w:rPr>
+              <w:br w:type="textWrapping"/>
+            </w:r>
+            <w:r>
+              <w:rPr>
+                <w:b w:val="0"/>
+                <w:sz w:val="19"/>
+              </w:rPr>
+              <w:t>影响力60%｜开创性40%</w:t>
+            </w:r>
+            <w:r>
+              <w:rPr>
+                <w:b w:val="0"/>
+                <w:sz w:val="19"/>
+              </w:rPr>
+              <w:br w:type="textWrapping"/>
+            </w:r>
+            <w:r>
+              <w:rPr>
+                <w:b w:val="0"/>
+                <w:sz w:val="19"/>
+              </w:rPr>
+              <w:t>评分人数达到1,000</w:t>
             </w:r>
           </w:p>
         </w:tc>
@@ -7167,15 +7779,15 @@
         <w:rPr>
           <w:rFonts w:ascii="微软雅黑" w:hAnsi="微软雅黑" w:eastAsia="微软雅黑" w:cs="微软雅黑"/>
         </w:rPr>
-        <w:t>每个小项目按0至10分填写。作品本体先按组内占比求平均，再换算到最高9.0分；个人感受换算到最高0.7分；时代加权换算到最高0.3分。</w:t>
-      </w:r>
-    </w:p>
-    <w:p>
-      <w:r>
-        <w:rPr>
-          <w:rFonts w:ascii="微软雅黑" w:hAnsi="微软雅黑" w:eastAsia="微软雅黑" w:cs="微软雅黑"/>
-        </w:rPr>
-        <w:t>时代加权只在作品具有足够公开评分人数时出现，默认门槛为超过3000人。没有填写时代项目时，不会强行补分。</w:t>
+        <w:t>动画、漫画、轻小说和游戏分别保存独立评分设置。每个评分维度按0至10分填写，先按组内占比汇总，再按照当前分类的作品本体、个人感受和时代加权上限换算到10分制。</w:t>
+      </w:r>
+    </w:p>
+    <w:p>
+      <w:r>
+        <w:rPr>
+          <w:rFonts w:ascii="微软雅黑" w:hAnsi="微软雅黑" w:eastAsia="微软雅黑" w:cs="微软雅黑"/>
+        </w:rPr>
+        <w:t>动画默认公式为9.0＋0.7＋0.3；漫画、轻小说和游戏默认公式为8.5＋0.75＋0.75。时代加权只有在达到该分类的Bangumi评分人数门槛时才显示；没有填写时代项目时不会强行补分。</w:t>
       </w:r>
     </w:p>
     <w:p>
@@ -7215,7 +7827,7 @@
         <w:rPr>
           <w:rFonts w:ascii="微软雅黑" w:hAnsi="微软雅黑" w:eastAsia="微软雅黑" w:cs="微软雅黑"/>
         </w:rPr>
-        <w:t>评分设置允许调整三组上限、项目占比、项目名称，也可以增加、删除或恢复评分维度。每组项目占比应共同表达这一组内部的重要程度。保存后，网站会重新计算全部自动模式条目。</w:t>
+        <w:t>评分设置允许分别为动画、漫画、轻小说和游戏调整三组上限、项目占比和名称，也可以增加、删除或恢复评分维度。保存某一分类后，只重新计算该分类的自动模式条目；其他分类和手动总评分不会被覆盖。</w:t>
       </w:r>
     </w:p>
     <w:p>
@@ -7264,7 +7876,7 @@
         <w:rPr>
           <w:rFonts w:ascii="微软雅黑" w:hAnsi="微软雅黑" w:eastAsia="微软雅黑" w:cs="微软雅黑"/>
         </w:rPr>
-        <w:t>排行榜可以按我的总评分、个人偏爱、重看或重玩价值、氛围感、情绪后劲、剧情、角色塑造、作画或摄影、演出、音乐或配音、节奏、独特性、影响力和开创性查看作品顺序。</w:t>
+        <w:t>排行榜可以按我的总评分、Bangumi公共评分、评分人数、完成或添加时间，以及当前分类启用的任一评分维度查看作品顺序。不同分类会自动使用自己的维度名称，例如漫画的画工／分镜、轻小说的文笔和游戏的玩法／关卡设计。</w:t>
       </w:r>
     </w:p>
     <w:p>
@@ -7288,7 +7900,15 @@
         <w:rPr>
           <w:rFonts w:ascii="微软雅黑" w:hAnsi="微软雅黑" w:eastAsia="微软雅黑" w:cs="微软雅黑"/>
         </w:rPr>
-        <w:t>评分对比先显示个人平均分、Bangumi平均分、平均差值、个人高于或低于公共评分的数量，并提供“我比Bangumi高最多”“我比Bangumi低最多”“最一致”等榜单。</w:t>
+        <w:t>评分对比顶部以紧凑总览显示已对比数量、我的均分、Bangumi均分、平均差值和平均评分人数；类型、状态和标签放在“筛选对比范围”中按需展开。</w:t>
+      </w:r>
+    </w:p>
+    <w:p>
+      <w:r>
+        <w:rPr>
+          <w:rFonts w:ascii="微软雅黑" w:hAnsi="微软雅黑" w:eastAsia="微软雅黑" w:cs="微软雅黑"/>
+        </w:rPr>
+        <w:t>“全部”“偏高”“偏低”“接近”是互斥按钮，并显示各组数量。偏高表示差值大于0.5，偏低表示差值小于-0.5，接近表示差值位于-0.5至0.5且包含边界；缺少完整个人分或Bangumi分的作品不会进入这三个差值组。</w:t>
       </w:r>
     </w:p>
     <w:p>
@@ -7312,7 +7932,7 @@
         <w:rPr>
           <w:rFonts w:ascii="微软雅黑" w:hAnsi="微软雅黑" w:eastAsia="微软雅黑" w:cs="微软雅黑"/>
         </w:rPr>
-        <w:t>分项评分校准台用于把所有作品的同一个小项目放到同一画面中比较。例如选择“剧情”，就可以按剧情从高到低或从低到高排列，直观看出不同作品之间的差距，减少不同时间评分时出现标准不一致。</w:t>
+        <w:t>分项评分校准台用于把所有作品的同一个小项目放到同一画面中比较。例如选择“剧情”，就可以按剧情从高到低或从低到高排列，直观看出不同作品之间的差距，减少不同时间评分时出现标准不一致。上方评分差按钮会同时筛选这一列表。</w:t>
       </w:r>
     </w:p>
     <w:p>
@@ -7326,7 +7946,7 @@
         <w:rPr>
           <w:rFonts w:ascii="微软雅黑" w:hAnsi="微软雅黑" w:eastAsia="微软雅黑" w:cs="微软雅黑"/>
         </w:rPr>
-        <w:t>评分小项目：选择剧情、角色塑造、作画或摄影等当前评分维度。</w:t>
+        <w:t>评分差筛选：选择“全部”“偏高”“偏低”或“接近”后，分项列表立即更新并自动回到第1页。</w:t>
       </w:r>
     </w:p>
     <w:p>
@@ -7340,7 +7960,7 @@
         <w:rPr>
           <w:rFonts w:ascii="微软雅黑" w:hAnsi="微软雅黑" w:eastAsia="微软雅黑" w:cs="微软雅黑"/>
         </w:rPr>
-        <w:t>分项排序：选择从高到低或从低到高。</w:t>
+        <w:t>评分小项目：选择剧情、角色塑造、作画或摄影等当前评分维度。</w:t>
       </w:r>
     </w:p>
     <w:p>
@@ -7354,7 +7974,7 @@
         <w:rPr>
           <w:rFonts w:ascii="微软雅黑" w:hAnsi="微软雅黑" w:eastAsia="微软雅黑" w:cs="微软雅黑"/>
         </w:rPr>
-        <w:t>分项每页：默认每页24部，也可以切换为6部或12部。</w:t>
+        <w:t>分项排序：选择从高到低或从低到高。</w:t>
       </w:r>
     </w:p>
     <w:p>
@@ -7368,31 +7988,7 @@
         <w:rPr>
           <w:rFonts w:ascii="微软雅黑" w:hAnsi="微软雅黑" w:eastAsia="微软雅黑" w:cs="微软雅黑"/>
         </w:rPr>
-        <w:t>页面会显示当前小项目分数、与本项平均值的差距和作品总评分。</w:t>
-      </w:r>
-    </w:p>
-    <w:p>
-      <w:r>
-        <w:rPr>
-          <w:rFonts w:ascii="微软雅黑" w:hAnsi="微软雅黑" w:eastAsia="微软雅黑" w:cs="微软雅黑"/>
-        </w:rPr>
-        <w:t>主人主站可以在每部作品右侧只修改当前选择的小项目，然后点击“应用到整部番剧”或“应用到整部作品”。自动总评分会立即重新计算；手动总评分保持不变。分享站只能查看和打开档案，不能修改。</w:t>
-      </w:r>
-    </w:p>
-    <w:p>
-      <w:pPr>
-        <w:pStyle w:val="4"/>
-      </w:pPr>
-      <w:r>
-        <w:t>9.标签筛选</w:t>
-      </w:r>
-    </w:p>
-    <w:p>
-      <w:r>
-        <w:rPr>
-          <w:rFonts w:ascii="微软雅黑" w:hAnsi="微软雅黑" w:eastAsia="微软雅黑" w:cs="微软雅黑"/>
-        </w:rPr>
-        <w:t>标签筛选把自建标签和Bangumi标签整理成可浏览的索引。可以按标签分类、作品数量、个人平均分或名称查找，再进入标签作品页查看对应作品。</w:t>
+        <w:t>分项每页：默认每页24部，也可以切换为6部或12部。</w:t>
       </w:r>
     </w:p>
     <w:p>
@@ -7406,7 +8002,32 @@
         <w:rPr>
           <w:rFonts w:ascii="微软雅黑" w:hAnsi="微软雅黑" w:eastAsia="微软雅黑" w:cs="微软雅黑"/>
         </w:rPr>
-        <w:t>自建标签适合记录自己的观感、偏好、角色类型或主题。</w:t>
+        <w:t>页面会显示当前小项目分数、与本项平均值的差距和作品总评分。</w:t>
+      </w:r>
+    </w:p>
+    <w:p>
+      <w:r>
+        <w:rPr>
+          <w:rFonts w:hint="eastAsia" w:ascii="微软雅黑" w:hAnsi="微软雅黑" w:cs="微软雅黑"/>
+          <w:lang w:eastAsia="zh-CN"/>
+        </w:rPr>
+        <w:t>用户主站可以在每部作品右侧只修改当前选择的评分维度，然后点击“应用到整部作品”。自动总评分会立即重新计算；手动总评分保持不变。分享站只能查看和打开档案，不能修改。</w:t>
+      </w:r>
+    </w:p>
+    <w:p>
+      <w:pPr>
+        <w:pStyle w:val="4"/>
+      </w:pPr>
+      <w:r>
+        <w:t>9.标签筛选</w:t>
+      </w:r>
+    </w:p>
+    <w:p>
+      <w:r>
+        <w:rPr>
+          <w:rFonts w:ascii="微软雅黑" w:hAnsi="微软雅黑" w:eastAsia="微软雅黑" w:cs="微软雅黑"/>
+        </w:rPr>
+        <w:t>标签筛选把自建标签和Bangumi标签整理成可浏览的索引。可以按标签分类、作品数量、个人平均分或名称查找，再进入标签作品页查看对应作品。</w:t>
       </w:r>
     </w:p>
     <w:p>
@@ -7420,7 +8041,7 @@
         <w:rPr>
           <w:rFonts w:ascii="微软雅黑" w:hAnsi="微软雅黑" w:eastAsia="微软雅黑" w:cs="微软雅黑"/>
         </w:rPr>
-        <w:t>Bangumi标签适合补充公开题材和作品属性。</w:t>
+        <w:t>自建标签适合记录自己的观感、偏好、角色类型或主题。</w:t>
       </w:r>
     </w:p>
     <w:p>
@@ -7434,6 +8055,20 @@
         <w:rPr>
           <w:rFonts w:ascii="微软雅黑" w:hAnsi="微软雅黑" w:eastAsia="微软雅黑" w:cs="微软雅黑"/>
         </w:rPr>
+        <w:t>Bangumi标签适合补充公开题材和作品属性。</w:t>
+      </w:r>
+    </w:p>
+    <w:p>
+      <w:pPr>
+        <w:numPr>
+          <w:ilvl w:val="0"/>
+          <w:numId w:val="7"/>
+        </w:numPr>
+      </w:pPr>
+      <w:r>
+        <w:rPr>
+          <w:rFonts w:ascii="微软雅黑" w:hAnsi="微软雅黑" w:eastAsia="微软雅黑" w:cs="微软雅黑"/>
+        </w:rPr>
         <w:t>同一作品可以有多个标签；筛选时可以匹配任意一个所选标签。</w:t>
       </w:r>
     </w:p>
@@ -7450,7 +8085,7 @@
         <w:pStyle w:val="4"/>
       </w:pPr>
       <w:r>
-        <w:t>10.数据管理与导出</w:t>
+        <w:t>10.数据管理、备份与界面设置</w:t>
       </w:r>
     </w:p>
     <w:p>
@@ -7466,7 +8101,7 @@
         <w:rPr>
           <w:rFonts w:ascii="微软雅黑" w:hAnsi="微软雅黑" w:eastAsia="微软雅黑" w:cs="微软雅黑"/>
         </w:rPr>
-        <w:t>一键备份会在backups中生成数据库副本。恢复时可以选择项目已有备份，也可以上传从其他电脑保存的.db。恢复会替换当前数据库，因此需要勾选确认项并再次输入确认文字。</w:t>
+        <w:t>数据管理按“只读分享、备份与导出、维护工具、外观设置”分区。一键备份会在backups中生成数据库副本；恢复时可以选择已有备份，也可以上传其他电脑保存的.db。恢复会替换当前数据库，因此高风险操作默认收起，并要求确认项与确认文字。</w:t>
       </w:r>
     </w:p>
     <w:p>
@@ -7521,6 +8156,7 @@
           </w:tblCellMar>
         </w:tblPrEx>
         <w:trPr>
+          <w:cantSplit/>
           <w:tblHeader/>
         </w:trPr>
         <w:tc>
@@ -7625,6 +8261,9 @@
             <w:right w:w="108" w:type="dxa"/>
           </w:tblCellMar>
         </w:tblPrEx>
+        <w:trPr>
+          <w:cantSplit/>
+        </w:trPr>
         <w:tc>
           <w:tcPr>
             <w:tcW w:w="2160" w:type="dxa"/>
@@ -7718,6 +8357,9 @@
             <w:right w:w="108" w:type="dxa"/>
           </w:tblCellMar>
         </w:tblPrEx>
+        <w:trPr>
+          <w:cantSplit/>
+        </w:trPr>
         <w:tc>
           <w:tcPr>
             <w:tcW w:w="2160" w:type="dxa"/>
@@ -7811,6 +8453,9 @@
             <w:right w:w="108" w:type="dxa"/>
           </w:tblCellMar>
         </w:tblPrEx>
+        <w:trPr>
+          <w:cantSplit/>
+        </w:trPr>
         <w:tc>
           <w:tcPr>
             <w:tcW w:w="2160" w:type="dxa"/>
@@ -7904,6 +8549,9 @@
             <w:right w:w="108" w:type="dxa"/>
           </w:tblCellMar>
         </w:tblPrEx>
+        <w:trPr>
+          <w:cantSplit/>
+        </w:trPr>
         <w:tc>
           <w:tcPr>
             <w:tcW w:w="2160" w:type="dxa"/>
@@ -7997,6 +8645,9 @@
             <w:right w:w="108" w:type="dxa"/>
           </w:tblCellMar>
         </w:tblPrEx>
+        <w:trPr>
+          <w:cantSplit/>
+        </w:trPr>
         <w:tc>
           <w:tcPr>
             <w:tcW w:w="2160" w:type="dxa"/>
@@ -8079,7 +8730,7 @@
         <w:rPr>
           <w:rFonts w:ascii="微软雅黑" w:hAnsi="微软雅黑" w:eastAsia="微软雅黑" w:cs="微软雅黑"/>
         </w:rPr>
-        <w:t>主站的XLSX下载在“数据管理”。分享站的XLSX下载只在“评分设置”。分享站导出的文件不会包含私人备注、本地资源路径、数据库位置或维护数据。</w:t>
+        <w:t>主站可从“数据管理”导出XLSX、CSV ZIP、完整JSON和公开JSON；分享站只在“评分设置”提供公开评分明细XLSX。分享导出不会包含私人备注、本机资源路径、数据库位置、访问凭证或维护数据。</w:t>
       </w:r>
     </w:p>
     <w:p>
@@ -8100,18 +8751,36 @@
     </w:p>
     <w:p>
       <w:pPr>
+        <w:pStyle w:val="5"/>
+      </w:pPr>
+      <w:r>
+        <w:t>10.4维护工具与外观设置</w:t>
+      </w:r>
+    </w:p>
+    <w:p>
+      <w:r>
+        <w:t>维护工具提供数据库健康检查、标签统计重建和自动评分重新计算；涉及删除测试数据或重新同步全部Bangumi资料的操作集中在折叠区，并要求额外确认。执行维护前程序会先建立数据库备份。</w:t>
+      </w:r>
+    </w:p>
+    <w:p>
+      <w:r>
+        <w:t>外观设置用于调整界面动画强度并立即应用。网站保持深灰背景、较高文字与控件对比度，避免加载或页面切换时整页被过暗遮罩长期覆盖。</w:t>
+      </w:r>
+    </w:p>
+    <w:p>
+      <w:pPr>
         <w:pStyle w:val="4"/>
       </w:pPr>
       <w:r>
-        <w:t>11.只读分享的使用边界</w:t>
-      </w:r>
-    </w:p>
-    <w:p>
-      <w:r>
-        <w:rPr>
-          <w:rFonts w:ascii="微软雅黑" w:hAnsi="微软雅黑" w:eastAsia="微软雅黑" w:cs="微软雅黑"/>
-        </w:rPr>
-        <w:t>分享站只公开首页、条目库、排行榜、评分对比、标签筛选和评分设置。访客可以正常切换页面、搜索、筛选、排序、翻页、查看档案和下载公开评分明细，但不能改变主人数据。</w:t>
+        <w:t>11.只读分享站的页面与使用边界</w:t>
+      </w:r>
+    </w:p>
+    <w:p>
+      <w:r>
+        <w:rPr>
+          <w:rFonts w:ascii="微软雅黑" w:hAnsi="微软雅黑" w:eastAsia="微软雅黑" w:cs="微软雅黑"/>
+        </w:rPr>
+        <w:t>分享站公开首页、条目库、Bangumi、排行榜、评分对比、标签筛选、评分设置和数据管理八个只读页面。访客可以切换页面、搜索、筛选、排序、翻页、查看档案和下载允许公开的评分明细，但不能改变用户数据。</w:t>
       </w:r>
     </w:p>
     <w:p>
@@ -8125,7 +8794,7 @@
         <w:rPr>
           <w:rFonts w:ascii="微软雅黑" w:hAnsi="微软雅黑" w:eastAsia="微软雅黑" w:cs="微软雅黑"/>
         </w:rPr>
-        <w:t>不会提供新增条目、编辑、删除、恢复数据库或修改评分设置的入口。</w:t>
+        <w:t>不会提供新增条目、编辑、删除、恢复数据库、连接Bangumi账号或修改评分设置的入口；只读数据管理页仅展示公开统计和评分规则。</w:t>
       </w:r>
     </w:p>
     <w:p>
@@ -8139,7 +8808,7 @@
         <w:rPr>
           <w:rFonts w:ascii="微软雅黑" w:hAnsi="微软雅黑" w:eastAsia="微软雅黑" w:cs="微软雅黑"/>
         </w:rPr>
-        <w:t>不会显示私人备注、本地资源路径、数据库文件位置、访问凭证内容或维护日志。</w:t>
+        <w:t>不会显示私人备注、本机资源路径、数据库文件位置、Bangumi或分享访问凭证、维护工具和维护日志。</w:t>
       </w:r>
     </w:p>
     <w:p>
@@ -8151,9 +8820,16 @@
       </w:pPr>
       <w:r>
         <w:rPr>
-          <w:rFonts w:ascii="微软雅黑" w:hAnsi="微软雅黑" w:eastAsia="微软雅黑" w:cs="微软雅黑"/>
-        </w:rPr>
-        <w:t>主人不需要修改IP、网卡、代理、DNS、VPN、路由器或防火墙。</w:t>
+          <w:rFonts w:hint="eastAsia" w:ascii="微软雅黑" w:hAnsi="微软雅黑" w:cs="微软雅黑"/>
+          <w:lang w:eastAsia="zh-CN"/>
+        </w:rPr>
+        <w:t>用户</w:t>
+      </w:r>
+      <w:r>
+        <w:rPr>
+          <w:rFonts w:ascii="微软雅黑" w:hAnsi="微软雅黑" w:eastAsia="微软雅黑" w:cs="微软雅黑"/>
+        </w:rPr>
+        <w:t>不需要修改IP、网卡、代理、DNS、VPN、路由器或防火墙。</w:t>
       </w:r>
     </w:p>
     <w:p>
@@ -8181,7 +8857,7 @@
         <w:rPr>
           <w:rFonts w:ascii="微软雅黑" w:hAnsi="微软雅黑" w:eastAsia="微软雅黑" w:cs="微软雅黑"/>
         </w:rPr>
-        <w:t>停止分享后，旧入口失效。重新分享时应发送最新入口。</w:t>
+        <w:t>停止分享后旧入口立即失效。线路重连或重新开始分享后，应刷新“数据管理”并发送当前显示的新入口。</w:t>
       </w:r>
     </w:p>
     <w:p>
@@ -8223,7 +8899,7 @@
         <w:rPr>
           <w:rFonts w:ascii="微软雅黑" w:hAnsi="微软雅黑" w:eastAsia="微软雅黑" w:cs="微软雅黑"/>
         </w:rPr>
-        <w:t>在首页查看本季新番和近期记录。</w:t>
+        <w:t>在首页查看只含日本非短篇TV的本季新番海报墙，并用下方新番时光机回看全部发行形式。</w:t>
       </w:r>
     </w:p>
     <w:p>
@@ -8274,7 +8950,7 @@
         <w:rPr>
           <w:rFonts w:ascii="微软雅黑" w:hAnsi="微软雅黑" w:eastAsia="微软雅黑" w:cs="微软雅黑"/>
         </w:rPr>
-        <w:t>定期打开评分对比，用同一评分小项目统一查看高低顺序。</w:t>
+        <w:t>定期打开评分对比，先用“偏高”“偏低”“接近”按钮观察口味差异，再用同一评分小项目统一查看高低顺序。</w:t>
       </w:r>
     </w:p>
     <w:p>
@@ -8308,7 +8984,7 @@
         <w:rPr>
           <w:rFonts w:ascii="微软雅黑" w:hAnsi="微软雅黑" w:eastAsia="微软雅黑" w:cs="微软雅黑"/>
         </w:rPr>
-        <w:t>需要分享时临时开始分享，发送最新入口，结束后停止分享。</w:t>
+        <w:t>需要分享时临时开始分享；确认本地站、公网隧道和访问页面均正常后发送当前入口，结束后停止分享。</w:t>
       </w:r>
     </w:p>
     <w:p>
@@ -8375,7 +9051,20 @@
         <w:rPr>
           <w:rFonts w:ascii="微软雅黑" w:hAnsi="微软雅黑" w:eastAsia="微软雅黑" w:cs="微软雅黑"/>
         </w:rPr>
-        <w:t>分享时主人电脑必须保持开机、联网并保持分享窗口运行。</w:t>
+        <w:t>分享时</w:t>
+      </w:r>
+      <w:r>
+        <w:rPr>
+          <w:rFonts w:hint="eastAsia" w:ascii="微软雅黑" w:hAnsi="微软雅黑" w:cs="微软雅黑"/>
+          <w:lang w:eastAsia="zh-CN"/>
+        </w:rPr>
+        <w:t>用户</w:t>
+      </w:r>
+      <w:r>
+        <w:rPr>
+          <w:rFonts w:ascii="微软雅黑" w:hAnsi="微软雅黑" w:eastAsia="微软雅黑" w:cs="微软雅黑"/>
+        </w:rPr>
+        <w:t>电脑必须保持开机、联网并保持分享窗口运行。</w:t>
       </w:r>
     </w:p>
     <w:p>
@@ -8412,8 +9101,6 @@
         </w:rPr>
         <w:t>。</w:t>
       </w:r>
-      <w:bookmarkStart w:id="0" w:name="_GoBack"/>
-      <w:bookmarkEnd w:id="0"/>
     </w:p>
     <w:sectPr>
       <w:headerReference r:id="rId6" w:type="first"/>
@@ -8499,22 +9186,6 @@
                       <a:ln w="6350">
                         <a:noFill/>
                       </a:ln>
-                      <a:extLst>
-                        <a:ext uri="{909E8E84-426E-40DD-AFC4-6F175D3DCCD1}">
-                          <a14:hiddenFill xmlns:a14="http://schemas.microsoft.com/office/drawing/2010/main">
-                            <a:solidFill>
-                              <a:schemeClr val="lt1"/>
-                            </a:solidFill>
-                          </a14:hiddenFill>
-                        </a:ext>
-                        <a:ext uri="{91240B29-F687-4F45-9708-019B960494DF}">
-                          <a14:hiddenLine xmlns:a14="http://schemas.microsoft.com/office/drawing/2010/main" w="6350">
-                            <a:solidFill>
-                              <a:prstClr val="black"/>
-                            </a:solidFill>
-                          </a14:hiddenLine>
-                        </a:ext>
-                      </a:extLst>
                     </wps:spPr>
                     <wps:style>
                       <a:lnRef idx="0">
@@ -8537,12 +9208,17 @@
                             <w:pStyle w:val="24"/>
                             <w:spacing w:before="0"/>
                             <w:jc w:val="right"/>
+                            <w:rPr>
+                              <w:rFonts w:hint="eastAsia" w:eastAsia="微软雅黑"/>
+                              <w:lang w:eastAsia="zh-CN"/>
+                            </w:rPr>
                           </w:pPr>
                           <w:r>
                             <w:rPr>
-                              <w:rFonts w:ascii="微软雅黑" w:hAnsi="微软雅黑" w:eastAsia="微软雅黑" w:cs="微软雅黑"/>
+                              <w:rFonts w:hint="eastAsia" w:ascii="微软雅黑" w:hAnsi="微软雅黑" w:cs="微软雅黑"/>
                               <w:color w:val="606975"/>
                               <w:sz w:val="18"/>
+                              <w:lang w:eastAsia="zh-CN"/>
                             </w:rPr>
                             <w:t>第</w:t>
                           </w:r>
@@ -8588,9 +9264,10 @@
                           </w:r>
                           <w:r>
                             <w:rPr>
-                              <w:rFonts w:ascii="微软雅黑" w:hAnsi="微软雅黑" w:eastAsia="微软雅黑" w:cs="微软雅黑"/>
+                              <w:rFonts w:hint="eastAsia" w:ascii="微软雅黑" w:hAnsi="微软雅黑" w:cs="微软雅黑"/>
                               <w:color w:val="606975"/>
                               <w:sz w:val="18"/>
+                              <w:lang w:eastAsia="zh-CN"/>
                             </w:rPr>
                             <w:t>页</w:t>
                           </w:r>
@@ -8608,7 +9285,7 @@
         </mc:Choice>
         <mc:Fallback>
           <w:pict>
-            <v:shape id="_x0000_s1026" o:spid="_x0000_s1026" o:spt="202" type="#_x0000_t202" style="position:absolute;left:0pt;margin-top:0pt;height:144pt;width:144pt;mso-position-horizontal:center;mso-position-horizontal-relative:margin;mso-wrap-style:none;z-index:251659264;mso-width-relative:page;mso-height-relative:page;" filled="f" stroked="f" coordsize="21600,21600" o:gfxdata="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">
+            <v:shape id="_x0000_s1026" o:spid="_x0000_s1026" o:spt="202" type="#_x0000_t202" style="position:absolute;left:0pt;margin-top:0pt;height:144pt;width:144pt;mso-position-horizontal:center;mso-position-horizontal-relative:margin;mso-wrap-style:none;z-index:251659264;mso-width-relative:page;mso-height-relative:page;" filled="f" stroked="f" coordsize="21600,21600" o:gfxdata="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">
               <v:fill on="f" focussize="0,0"/>
               <v:stroke on="f" weight="0.5pt"/>
               <v:imagedata o:title=""/>
@@ -8620,12 +9297,17 @@
                       <w:pStyle w:val="24"/>
                       <w:spacing w:before="0"/>
                       <w:jc w:val="right"/>
+                      <w:rPr>
+                        <w:rFonts w:hint="eastAsia" w:eastAsia="微软雅黑"/>
+                        <w:lang w:eastAsia="zh-CN"/>
+                      </w:rPr>
                     </w:pPr>
                     <w:r>
                       <w:rPr>
-                        <w:rFonts w:ascii="微软雅黑" w:hAnsi="微软雅黑" w:eastAsia="微软雅黑" w:cs="微软雅黑"/>
+                        <w:rFonts w:hint="eastAsia" w:ascii="微软雅黑" w:hAnsi="微软雅黑" w:cs="微软雅黑"/>
                         <w:color w:val="606975"/>
                         <w:sz w:val="18"/>
+                        <w:lang w:eastAsia="zh-CN"/>
                       </w:rPr>
                       <w:t>第</w:t>
                     </w:r>
@@ -8671,9 +9353,10 @@
                     </w:r>
                     <w:r>
                       <w:rPr>
-                        <w:rFonts w:ascii="微软雅黑" w:hAnsi="微软雅黑" w:eastAsia="微软雅黑" w:cs="微软雅黑"/>
+                        <w:rFonts w:hint="eastAsia" w:ascii="微软雅黑" w:hAnsi="微软雅黑" w:cs="微软雅黑"/>
                         <w:color w:val="606975"/>
                         <w:sz w:val="18"/>
+                        <w:lang w:eastAsia="zh-CN"/>
                       </w:rPr>
                       <w:t>页</w:t>
                     </w:r>
@@ -8742,7 +9425,7 @@
         <w:color w:val="606975"/>
         <w:sz w:val="18"/>
       </w:rPr>
-      <w:t>YANG·GUMI/配置、部署与使用说明</w:t>
+      <w:t>YANG·GUMI/配置、部署与网站功能说明</w:t>
     </w:r>
   </w:p>
 </w:hdr>
@@ -9092,7 +9775,7 @@
   <w:docDefaults>
     <w:rPrDefault>
       <w:rPr>
-        <w:rFonts w:asciiTheme="minorHAnsi" w:hAnsiTheme="minorHAnsi" w:eastAsiaTheme="minorEastAsia" w:cstheme="minorBidi"/>
+        <w:rFonts w:ascii="Times New Roman" w:hAnsi="Times New Roman" w:eastAsia="宋体" w:cs="Times New Roman"/>
       </w:rPr>
     </w:rPrDefault>
     <w:pPrDefault/>
@@ -9145,30 +9828,30 @@
     <w:lsdException w:uiPriority="99" w:name="table of authorities"/>
     <w:lsdException w:uiPriority="99" w:semiHidden="0" w:name="macro"/>
     <w:lsdException w:uiPriority="99" w:name="toa heading"/>
-    <w:lsdException w:uiPriority="99" w:semiHidden="0" w:name="List"/>
-    <w:lsdException w:uiPriority="99" w:semiHidden="0" w:name="List Bullet"/>
-    <w:lsdException w:uiPriority="99" w:semiHidden="0" w:name="List Number"/>
+    <w:lsdException w:qFormat="1" w:uiPriority="99" w:semiHidden="0" w:name="List"/>
+    <w:lsdException w:qFormat="1" w:uiPriority="99" w:semiHidden="0" w:name="List Bullet"/>
+    <w:lsdException w:qFormat="1" w:uiPriority="99" w:semiHidden="0" w:name="List Number"/>
     <w:lsdException w:uiPriority="99" w:semiHidden="0" w:name="List 2"/>
     <w:lsdException w:uiPriority="99" w:semiHidden="0" w:name="List 3"/>
     <w:lsdException w:uiPriority="99" w:name="List 4"/>
     <w:lsdException w:uiPriority="99" w:name="List 5"/>
-    <w:lsdException w:uiPriority="99" w:semiHidden="0" w:name="List Bullet 2"/>
+    <w:lsdException w:qFormat="1" w:uiPriority="99" w:semiHidden="0" w:name="List Bullet 2"/>
     <w:lsdException w:uiPriority="99" w:semiHidden="0" w:name="List Bullet 3"/>
     <w:lsdException w:uiPriority="99" w:name="List Bullet 4"/>
     <w:lsdException w:uiPriority="99" w:name="List Bullet 5"/>
-    <w:lsdException w:uiPriority="99" w:semiHidden="0" w:name="List Number 2"/>
+    <w:lsdException w:qFormat="1" w:uiPriority="99" w:semiHidden="0" w:name="List Number 2"/>
     <w:lsdException w:uiPriority="99" w:semiHidden="0" w:name="List Number 3"/>
     <w:lsdException w:uiPriority="99" w:name="List Number 4"/>
     <w:lsdException w:uiPriority="99" w:name="List Number 5"/>
     <w:lsdException w:qFormat="1" w:unhideWhenUsed="0" w:uiPriority="10" w:semiHidden="0" w:name="Title"/>
     <w:lsdException w:uiPriority="99" w:name="Closing"/>
     <w:lsdException w:uiPriority="99" w:name="Signature"/>
-    <w:lsdException w:uiPriority="1" w:name="Default Paragraph Font"/>
+    <w:lsdException w:qFormat="1" w:uiPriority="1" w:name="Default Paragraph Font"/>
     <w:lsdException w:uiPriority="99" w:semiHidden="0" w:name="Body Text"/>
     <w:lsdException w:uiPriority="99" w:name="Body Text Indent"/>
     <w:lsdException w:uiPriority="99" w:semiHidden="0" w:name="List Continue"/>
     <w:lsdException w:uiPriority="99" w:semiHidden="0" w:name="List Continue 2"/>
-    <w:lsdException w:uiPriority="99" w:semiHidden="0" w:name="List Continue 3"/>
+    <w:lsdException w:qFormat="1" w:uiPriority="99" w:semiHidden="0" w:name="List Continue 3"/>
     <w:lsdException w:uiPriority="99" w:name="List Continue 4"/>
     <w:lsdException w:uiPriority="99" w:name="List Continue 5"/>
     <w:lsdException w:uiPriority="99" w:name="Message Header"/>
@@ -9246,12 +9929,12 @@
     <w:lsdException w:uiPriority="99" w:name="Table Web 2"/>
     <w:lsdException w:uiPriority="99" w:name="Table Web 3"/>
     <w:lsdException w:uiPriority="99" w:name="Balloon Text"/>
-    <w:lsdException w:unhideWhenUsed="0" w:uiPriority="59" w:semiHidden="0" w:name="Table Grid"/>
+    <w:lsdException w:qFormat="1" w:unhideWhenUsed="0" w:uiPriority="59" w:semiHidden="0" w:name="Table Grid"/>
     <w:lsdException w:uiPriority="99" w:name="Table Theme"/>
     <w:lsdException w:qFormat="1" w:unhideWhenUsed="0" w:uiPriority="1" w:semiHidden="0" w:name="No Spacing"/>
-    <w:lsdException w:unhideWhenUsed="0" w:uiPriority="60" w:semiHidden="0" w:name="Light Shading"/>
+    <w:lsdException w:qFormat="1" w:unhideWhenUsed="0" w:uiPriority="60" w:semiHidden="0" w:name="Light Shading"/>
     <w:lsdException w:unhideWhenUsed="0" w:uiPriority="61" w:semiHidden="0" w:name="Light List"/>
-    <w:lsdException w:unhideWhenUsed="0" w:uiPriority="62" w:semiHidden="0" w:name="Light Grid"/>
+    <w:lsdException w:qFormat="1" w:unhideWhenUsed="0" w:uiPriority="62" w:semiHidden="0" w:name="Light Grid"/>
     <w:lsdException w:unhideWhenUsed="0" w:uiPriority="63" w:semiHidden="0" w:name="Medium Shading 1"/>
     <w:lsdException w:unhideWhenUsed="0" w:uiPriority="64" w:semiHidden="0" w:name="Medium Shading 2"/>
     <w:lsdException w:unhideWhenUsed="0" w:uiPriority="65" w:semiHidden="0" w:name="Medium List 1"/>
@@ -9263,7 +9946,7 @@
     <w:lsdException w:unhideWhenUsed="0" w:uiPriority="71" w:semiHidden="0" w:name="Colorful Shading"/>
     <w:lsdException w:unhideWhenUsed="0" w:uiPriority="72" w:semiHidden="0" w:name="Colorful List"/>
     <w:lsdException w:unhideWhenUsed="0" w:uiPriority="73" w:semiHidden="0" w:name="Colorful Grid"/>
-    <w:lsdException w:unhideWhenUsed="0" w:uiPriority="60" w:semiHidden="0" w:name="Light Shading Accent 1"/>
+    <w:lsdException w:qFormat="1" w:unhideWhenUsed="0" w:uiPriority="60" w:semiHidden="0" w:name="Light Shading Accent 1"/>
     <w:lsdException w:unhideWhenUsed="0" w:uiPriority="61" w:semiHidden="0" w:name="Light List Accent 1"/>
     <w:lsdException w:unhideWhenUsed="0" w:uiPriority="62" w:semiHidden="0" w:name="Light Grid Accent 1"/>
     <w:lsdException w:unhideWhenUsed="0" w:uiPriority="63" w:semiHidden="0" w:name="Medium Shading 1 Accent 1"/>
@@ -9280,9 +9963,9 @@
     <w:lsdException w:unhideWhenUsed="0" w:uiPriority="71" w:semiHidden="0" w:name="Colorful Shading Accent 1"/>
     <w:lsdException w:unhideWhenUsed="0" w:uiPriority="72" w:semiHidden="0" w:name="Colorful List Accent 1"/>
     <w:lsdException w:unhideWhenUsed="0" w:uiPriority="73" w:semiHidden="0" w:name="Colorful Grid Accent 1"/>
-    <w:lsdException w:unhideWhenUsed="0" w:uiPriority="60" w:semiHidden="0" w:name="Light Shading Accent 2"/>
+    <w:lsdException w:qFormat="1" w:unhideWhenUsed="0" w:uiPriority="60" w:semiHidden="0" w:name="Light Shading Accent 2"/>
     <w:lsdException w:unhideWhenUsed="0" w:uiPriority="61" w:semiHidden="0" w:name="Light List Accent 2"/>
-    <w:lsdException w:unhideWhenUsed="0" w:uiPriority="62" w:semiHidden="0" w:name="Light Grid Accent 2"/>
+    <w:lsdException w:qFormat="1" w:unhideWhenUsed="0" w:uiPriority="62" w:semiHidden="0" w:name="Light Grid Accent 2"/>
     <w:lsdException w:unhideWhenUsed="0" w:uiPriority="63" w:semiHidden="0" w:name="Medium Shading 1 Accent 2"/>
     <w:lsdException w:unhideWhenUsed="0" w:uiPriority="64" w:semiHidden="0" w:name="Medium Shading 2 Accent 2"/>
     <w:lsdException w:unhideWhenUsed="0" w:uiPriority="65" w:semiHidden="0" w:name="Medium List 1 Accent 2"/>
@@ -9295,7 +9978,7 @@
     <w:lsdException w:unhideWhenUsed="0" w:uiPriority="72" w:semiHidden="0" w:name="Colorful List Accent 2"/>
     <w:lsdException w:unhideWhenUsed="0" w:uiPriority="73" w:semiHidden="0" w:name="Colorful Grid Accent 2"/>
     <w:lsdException w:unhideWhenUsed="0" w:uiPriority="60" w:semiHidden="0" w:name="Light Shading Accent 3"/>
-    <w:lsdException w:unhideWhenUsed="0" w:uiPriority="61" w:semiHidden="0" w:name="Light List Accent 3"/>
+    <w:lsdException w:qFormat="1" w:unhideWhenUsed="0" w:uiPriority="61" w:semiHidden="0" w:name="Light List Accent 3"/>
     <w:lsdException w:qFormat="1" w:unhideWhenUsed="0" w:uiPriority="62" w:semiHidden="0" w:name="Light Grid Accent 3"/>
     <w:lsdException w:unhideWhenUsed="0" w:uiPriority="63" w:semiHidden="0" w:name="Medium Shading 1 Accent 3"/>
     <w:lsdException w:unhideWhenUsed="0" w:uiPriority="64" w:semiHidden="0" w:name="Medium Shading 2 Accent 3"/>
@@ -9309,7 +9992,7 @@
     <w:lsdException w:unhideWhenUsed="0" w:uiPriority="72" w:semiHidden="0" w:name="Colorful List Accent 3"/>
     <w:lsdException w:unhideWhenUsed="0" w:uiPriority="73" w:semiHidden="0" w:name="Colorful Grid Accent 3"/>
     <w:lsdException w:unhideWhenUsed="0" w:uiPriority="60" w:semiHidden="0" w:name="Light Shading Accent 4"/>
-    <w:lsdException w:unhideWhenUsed="0" w:uiPriority="61" w:semiHidden="0" w:name="Light List Accent 4"/>
+    <w:lsdException w:qFormat="1" w:unhideWhenUsed="0" w:uiPriority="61" w:semiHidden="0" w:name="Light List Accent 4"/>
     <w:lsdException w:unhideWhenUsed="0" w:uiPriority="62" w:semiHidden="0" w:name="Light Grid Accent 4"/>
     <w:lsdException w:unhideWhenUsed="0" w:uiPriority="63" w:semiHidden="0" w:name="Medium Shading 1 Accent 4"/>
     <w:lsdException w:unhideWhenUsed="0" w:uiPriority="64" w:semiHidden="0" w:name="Medium Shading 2 Accent 4"/>
@@ -9322,8 +10005,8 @@
     <w:lsdException w:unhideWhenUsed="0" w:uiPriority="71" w:semiHidden="0" w:name="Colorful Shading Accent 4"/>
     <w:lsdException w:unhideWhenUsed="0" w:uiPriority="72" w:semiHidden="0" w:name="Colorful List Accent 4"/>
     <w:lsdException w:unhideWhenUsed="0" w:uiPriority="73" w:semiHidden="0" w:name="Colorful Grid Accent 4"/>
-    <w:lsdException w:unhideWhenUsed="0" w:uiPriority="60" w:semiHidden="0" w:name="Light Shading Accent 5"/>
-    <w:lsdException w:unhideWhenUsed="0" w:uiPriority="61" w:semiHidden="0" w:name="Light List Accent 5"/>
+    <w:lsdException w:qFormat="1" w:unhideWhenUsed="0" w:uiPriority="60" w:semiHidden="0" w:name="Light Shading Accent 5"/>
+    <w:lsdException w:qFormat="1" w:unhideWhenUsed="0" w:uiPriority="61" w:semiHidden="0" w:name="Light List Accent 5"/>
     <w:lsdException w:unhideWhenUsed="0" w:uiPriority="62" w:semiHidden="0" w:name="Light Grid Accent 5"/>
     <w:lsdException w:unhideWhenUsed="0" w:uiPriority="63" w:semiHidden="0" w:name="Medium Shading 1 Accent 5"/>
     <w:lsdException w:unhideWhenUsed="0" w:uiPriority="64" w:semiHidden="0" w:name="Medium Shading 2 Accent 5"/>
@@ -9337,7 +10020,7 @@
     <w:lsdException w:unhideWhenUsed="0" w:uiPriority="72" w:semiHidden="0" w:name="Colorful List Accent 5"/>
     <w:lsdException w:unhideWhenUsed="0" w:uiPriority="73" w:semiHidden="0" w:name="Colorful Grid Accent 5"/>
     <w:lsdException w:unhideWhenUsed="0" w:uiPriority="60" w:semiHidden="0" w:name="Light Shading Accent 6"/>
-    <w:lsdException w:unhideWhenUsed="0" w:uiPriority="61" w:semiHidden="0" w:name="Light List Accent 6"/>
+    <w:lsdException w:qFormat="1" w:unhideWhenUsed="0" w:uiPriority="61" w:semiHidden="0" w:name="Light List Accent 6"/>
     <w:lsdException w:unhideWhenUsed="0" w:uiPriority="62" w:semiHidden="0" w:name="Light Grid Accent 6"/>
     <w:lsdException w:unhideWhenUsed="0" w:uiPriority="63" w:semiHidden="0" w:name="Medium Shading 1 Accent 6"/>
     <w:lsdException w:unhideWhenUsed="0" w:uiPriority="64" w:semiHidden="0" w:name="Medium Shading 2 Accent 6"/>
@@ -9359,7 +10042,7 @@
       <w:spacing w:before="0" w:after="120" w:line="300" w:lineRule="auto"/>
     </w:pPr>
     <w:rPr>
-      <w:rFonts w:ascii="微软雅黑" w:hAnsi="微软雅黑" w:eastAsia="微软雅黑" w:cstheme="minorBidi"/>
+      <w:rFonts w:ascii="Times New Roman" w:hAnsi="Times New Roman" w:eastAsia="微软雅黑" w:cstheme="minorBidi"/>
       <w:color w:val="111111"/>
       <w:sz w:val="22"/>
       <w:szCs w:val="22"/>
@@ -9403,7 +10086,7 @@
       <w:outlineLvl w:val="1"/>
     </w:pPr>
     <w:rPr>
-      <w:rFonts w:asciiTheme="majorHAnsi" w:hAnsiTheme="majorHAnsi" w:eastAsiaTheme="majorEastAsia" w:cstheme="majorBidi"/>
+      <w:rFonts w:ascii="Times New Roman" w:hAnsi="Times New Roman" w:eastAsia="微软雅黑" w:cstheme="majorBidi"/>
       <w:b/>
       <w:bCs/>
       <w:color w:val="2E74B5"/>
@@ -9426,7 +10109,7 @@
       <w:outlineLvl w:val="2"/>
     </w:pPr>
     <w:rPr>
-      <w:rFonts w:asciiTheme="majorHAnsi" w:hAnsiTheme="majorHAnsi" w:eastAsiaTheme="majorEastAsia" w:cstheme="majorBidi"/>
+      <w:rFonts w:ascii="Times New Roman" w:hAnsi="Times New Roman" w:eastAsia="微软雅黑" w:cstheme="majorBidi"/>
       <w:b/>
       <w:bCs/>
       <w:color w:val="1F4D78"/>
@@ -9597,6 +10280,7 @@
     <w:name w:val="Default Paragraph Font"/>
     <w:semiHidden/>
     <w:unhideWhenUsed/>
+    <w:qFormat/>
     <w:uiPriority w:val="1"/>
   </w:style>
   <w:style w:type="table" w:default="1" w:styleId="32">
@@ -9652,6 +10336,7 @@
     <w:name w:val="List Number 2"/>
     <w:basedOn w:val="1"/>
     <w:unhideWhenUsed/>
+    <w:qFormat/>
     <w:uiPriority w:val="99"/>
     <w:pPr>
       <w:numPr>
@@ -9665,6 +10350,7 @@
     <w:name w:val="List Number"/>
     <w:basedOn w:val="1"/>
     <w:unhideWhenUsed/>
+    <w:qFormat/>
     <w:uiPriority w:val="99"/>
     <w:pPr>
       <w:numPr>
@@ -9702,6 +10388,7 @@
     <w:name w:val="List Bullet"/>
     <w:basedOn w:val="1"/>
     <w:unhideWhenUsed/>
+    <w:qFormat/>
     <w:uiPriority w:val="99"/>
     <w:pPr>
       <w:numPr>
@@ -9786,6 +10473,7 @@
     <w:name w:val="List Bullet 2"/>
     <w:basedOn w:val="1"/>
     <w:unhideWhenUsed/>
+    <w:qFormat/>
     <w:uiPriority w:val="99"/>
     <w:pPr>
       <w:numPr>
@@ -9850,6 +10538,7 @@
     <w:name w:val="List"/>
     <w:basedOn w:val="1"/>
     <w:unhideWhenUsed/>
+    <w:qFormat/>
     <w:uiPriority w:val="99"/>
     <w:pPr>
       <w:ind w:left="360" w:hanging="360"/>
@@ -9881,6 +10570,7 @@
     <w:name w:val="List Continue 3"/>
     <w:basedOn w:val="1"/>
     <w:unhideWhenUsed/>
+    <w:qFormat/>
     <w:uiPriority w:val="99"/>
     <w:pPr>
       <w:spacing w:after="120"/>
@@ -9914,6 +10604,7 @@
   <w:style w:type="table" w:styleId="33">
     <w:name w:val="Table Grid"/>
     <w:basedOn w:val="32"/>
+    <w:qFormat/>
     <w:uiPriority w:val="59"/>
     <w:pPr>
       <w:spacing w:after="0" w:line="240" w:lineRule="auto"/>
@@ -9938,6 +10629,7 @@
   <w:style w:type="table" w:styleId="34">
     <w:name w:val="Light Shading"/>
     <w:basedOn w:val="32"/>
+    <w:qFormat/>
     <w:uiPriority w:val="60"/>
     <w:pPr>
       <w:spacing w:after="0" w:line="240" w:lineRule="auto"/>
@@ -10037,6 +10729,7 @@
   <w:style w:type="table" w:styleId="35">
     <w:name w:val="Light Shading Accent 1"/>
     <w:basedOn w:val="32"/>
+    <w:qFormat/>
     <w:uiPriority w:val="60"/>
     <w:pPr>
       <w:spacing w:after="0" w:line="240" w:lineRule="auto"/>
@@ -10136,6 +10829,7 @@
   <w:style w:type="table" w:styleId="36">
     <w:name w:val="Light Shading Accent 2"/>
     <w:basedOn w:val="32"/>
+    <w:qFormat/>
     <w:uiPriority w:val="60"/>
     <w:pPr>
       <w:spacing w:after="0" w:line="240" w:lineRule="auto"/>
@@ -10433,6 +11127,7 @@
   <w:style w:type="table" w:styleId="39">
     <w:name w:val="Light Shading Accent 5"/>
     <w:basedOn w:val="32"/>
+    <w:qFormat/>
     <w:uiPriority w:val="60"/>
     <w:pPr>
       <w:spacing w:after="0" w:line="240" w:lineRule="auto"/>
@@ -10910,6 +11605,7 @@
   <w:style w:type="table" w:styleId="44">
     <w:name w:val="Light List Accent 3"/>
     <w:basedOn w:val="32"/>
+    <w:qFormat/>
     <w:uiPriority w:val="61"/>
     <w:pPr>
       <w:spacing w:after="0" w:line="240" w:lineRule="auto"/>
@@ -11003,6 +11699,7 @@
   <w:style w:type="table" w:styleId="45">
     <w:name w:val="Light List Accent 4"/>
     <w:basedOn w:val="32"/>
+    <w:qFormat/>
     <w:uiPriority w:val="61"/>
     <w:pPr>
       <w:spacing w:after="0" w:line="240" w:lineRule="auto"/>
@@ -11096,6 +11793,7 @@
   <w:style w:type="table" w:styleId="46">
     <w:name w:val="Light List Accent 5"/>
     <w:basedOn w:val="32"/>
+    <w:qFormat/>
     <w:uiPriority w:val="61"/>
     <w:pPr>
       <w:spacing w:after="0" w:line="240" w:lineRule="auto"/>
@@ -11189,6 +11887,7 @@
   <w:style w:type="table" w:styleId="47">
     <w:name w:val="Light List Accent 6"/>
     <w:basedOn w:val="32"/>
+    <w:qFormat/>
     <w:uiPriority w:val="61"/>
     <w:pPr>
       <w:spacing w:after="0" w:line="240" w:lineRule="auto"/>
@@ -11282,6 +11981,7 @@
   <w:style w:type="table" w:styleId="48">
     <w:name w:val="Light Grid"/>
     <w:basedOn w:val="32"/>
+    <w:qFormat/>
     <w:uiPriority w:val="62"/>
     <w:pPr>
       <w:spacing w:after="0" w:line="240" w:lineRule="auto"/>
@@ -11534,6 +12234,7 @@
   <w:style w:type="table" w:styleId="50">
     <w:name w:val="Light Grid Accent 2"/>
     <w:basedOn w:val="32"/>
+    <w:qFormat/>
     <w:uiPriority w:val="62"/>
     <w:pPr>
       <w:spacing w:after="0" w:line="240" w:lineRule="auto"/>
@@ -21410,7 +22111,7 @@
     <w:qFormat/>
     <w:uiPriority w:val="9"/>
     <w:rPr>
-      <w:rFonts w:asciiTheme="majorHAnsi" w:hAnsiTheme="majorHAnsi" w:eastAsiaTheme="majorEastAsia" w:cstheme="majorBidi"/>
+      <w:rFonts w:ascii="Times New Roman" w:hAnsi="Times New Roman" w:eastAsia="微软雅黑" w:cstheme="majorBidi"/>
       <w:b/>
       <w:bCs/>
       <w:color w:val="4F81BD" w:themeColor="accent1"/>
@@ -21430,7 +22131,7 @@
     <w:qFormat/>
     <w:uiPriority w:val="9"/>
     <w:rPr>
-      <w:rFonts w:asciiTheme="majorHAnsi" w:hAnsiTheme="majorHAnsi" w:eastAsiaTheme="majorEastAsia" w:cstheme="majorBidi"/>
+      <w:rFonts w:ascii="Times New Roman" w:hAnsi="Times New Roman" w:eastAsia="微软雅黑" w:cstheme="majorBidi"/>
       <w:b/>
       <w:bCs/>
       <w:color w:val="4F81BD" w:themeColor="accent1"/>

--- a/docs/Yang-gumi配置说明.docx
+++ b/docs/Yang-gumi配置说明.docx
@@ -57,7 +57,7 @@
           <w:color w:val="606975"/>
           <w:sz w:val="21"/>
         </w:rPr>
-        <w:t>2026年8月10日修订版|Windows 10/11|当前版本1.2.10</w:t>
+        <w:t>2026年8月11日修订版|Windows 10/11|当前版本1.3.0</w:t>
       </w:r>
     </w:p>
     <w:p>
